--- a/KRCE_ESE_Revaluation_Dec_2025_A4_Landscape_15_FN_AN_FINAL.docx
+++ b/KRCE_ESE_Revaluation_Dec_2025_A4_Landscape_15_FN_AN_FINAL.docx
@@ -6,17 +6,16 @@
       <w:tblPr>
         <w:tblW w:type="auto" w:w="0"/>
         <w:jc w:val="center"/>
-        <w:tblLayout w:type="fixed"/>
         <w:tblLook w:firstColumn="1" w:firstRow="1" w:lastColumn="0" w:lastRow="0" w:noHBand="0" w:noVBand="1" w:val="04A0"/>
       </w:tblPr>
       <w:tblGrid>
-        <w:gridCol w:w="7852"/>
-        <w:gridCol w:w="7852"/>
+        <w:gridCol w:w="7965"/>
+        <w:gridCol w:w="7965"/>
       </w:tblGrid>
       <w:tr>
         <w:tc>
           <w:tcPr>
-            <w:tcW w:type="dxa" w:w="11339"/>
+            <w:tcW w:type="dxa" w:w="1247"/>
             <w:tcBorders>
               <w:top w:val="none" w:sz="0" w:space="0" w:color="000000"/>
               <w:bottom w:val="none" w:sz="0" w:space="0" w:color="000000"/>
@@ -26,13 +25,12 @@
           </w:tcPr>
           <w:p>
             <w:pPr>
-              <w:spacing w:before="0" w:after="20"/>
               <w:jc w:val="center"/>
             </w:pPr>
             <w:r>
               <w:drawing>
                 <wp:inline xmlns:a="http://schemas.openxmlformats.org/drawingml/2006/main" xmlns:pic="http://schemas.openxmlformats.org/drawingml/2006/picture">
-                  <wp:extent cx="503999" cy="306890"/>
+                  <wp:extent cx="576000" cy="350733"/>
                   <wp:docPr id="1" name="Picture 1"/>
                   <wp:cNvGraphicFramePr>
                     <a:graphicFrameLocks noChangeAspect="1"/>
@@ -53,7 +51,7 @@
                         <pic:spPr>
                           <a:xfrm>
                             <a:off x="0" y="0"/>
-                            <a:ext cx="503999" cy="306890"/>
+                            <a:ext cx="576000" cy="350733"/>
                           </a:xfrm>
                           <a:prstGeom prst="rect"/>
                         </pic:spPr>
@@ -63,33 +61,49 @@
                 </wp:inline>
               </w:drawing>
             </w:r>
-            <w:r>
-              <w:rPr>
-                <w:rFonts w:ascii="Times New Roman" w:hAnsi="Times New Roman"/>
-                <w:b/>
-                <w:sz w:val="24"/>
-              </w:rPr>
-              <w:br/>
-              <w:t>Office of the Controller of Examinations</w:t>
-            </w:r>
           </w:p>
+        </w:tc>
+        <w:tc>
+          <w:tcPr>
+            <w:tcW w:type="dxa" w:w="14570"/>
+            <w:tcBorders>
+              <w:top w:val="none" w:sz="0" w:space="0" w:color="000000"/>
+              <w:bottom w:val="none" w:sz="0" w:space="0" w:color="000000"/>
+              <w:start w:val="none" w:sz="0" w:space="0" w:color="000000"/>
+              <w:end w:val="none" w:sz="0" w:space="0" w:color="000000"/>
+            </w:tcBorders>
+          </w:tcPr>
           <w:p>
             <w:pPr>
-              <w:spacing w:before="0" w:after="0"/>
+              <w:spacing w:after="0"/>
               <w:jc w:val="center"/>
             </w:pPr>
             <w:r>
               <w:rPr>
                 <w:rFonts w:ascii="Times New Roman" w:hAnsi="Times New Roman"/>
                 <w:b/>
-                <w:sz w:val="26"/>
+                <w:sz w:val="32"/>
+              </w:rPr>
+              <w:t>Office of the Controller of Examinations</w:t>
+            </w:r>
+          </w:p>
+          <w:p>
+            <w:pPr>
+              <w:spacing w:before="20" w:after="0"/>
+              <w:jc w:val="center"/>
+            </w:pPr>
+            <w:r>
+              <w:rPr>
+                <w:rFonts w:ascii="Times New Roman" w:hAnsi="Times New Roman"/>
+                <w:b/>
+                <w:sz w:val="28"/>
               </w:rPr>
               <w:t>K.RAMAKRISHNAN COLLEGE OF ENGINEERING</w:t>
             </w:r>
           </w:p>
           <w:p>
             <w:pPr>
-              <w:spacing w:before="0" w:after="20"/>
+              <w:spacing w:before="0" w:after="0"/>
               <w:jc w:val="center"/>
             </w:pPr>
             <w:r>
@@ -102,7 +116,7 @@
           </w:p>
           <w:p>
             <w:pPr>
-              <w:spacing w:before="20" w:after="40"/>
+              <w:spacing w:before="40" w:after="40"/>
               <w:jc w:val="center"/>
             </w:pPr>
             <w:r>
@@ -115,32 +129,11 @@
               <w:t>ESE - Re-Valuation - DEC 2025 Examinations</w:t>
             </w:r>
           </w:p>
-        </w:tc>
-        <w:tc>
-          <w:tcPr>
-            <w:tcW w:type="dxa" w:w="4365"/>
-            <w:vAlign w:val="bottom"/>
-            <w:tcBorders>
-              <w:top w:val="none" w:sz="0" w:space="0" w:color="000000"/>
-              <w:bottom w:val="none" w:sz="0" w:space="0" w:color="000000"/>
-              <w:start w:val="none" w:sz="0" w:space="0" w:color="000000"/>
-              <w:end w:val="none" w:sz="0" w:space="0" w:color="000000"/>
-            </w:tcBorders>
-          </w:tcPr>
           <w:p>
             <w:pPr>
-              <w:spacing w:before="0" w:after="40"/>
+              <w:spacing w:before="20" w:after="40"/>
               <w:jc w:val="right"/>
             </w:pPr>
-            <w:r>
-              <w:rPr>
-                <w:rFonts w:ascii="Times New Roman" w:hAnsi="Times New Roman"/>
-                <w:b/>
-                <w:sz w:val="18"/>
-              </w:rPr>
-              <w:t>Date of Valuation(dd-mm-yyyy) : __________</w:t>
-              <w:br/>
-            </w:r>
             <w:r>
               <w:rPr>
                 <w:rFonts w:ascii="Times New Roman" w:hAnsi="Times New Roman"/>
@@ -160,14 +153,14 @@
         <w:tblLook w:firstColumn="1" w:firstRow="1" w:lastColumn="0" w:lastRow="0" w:noHBand="0" w:noVBand="1" w:val="04A0"/>
       </w:tblPr>
       <w:tblGrid>
-        <w:gridCol w:w="1963"/>
-        <w:gridCol w:w="1963"/>
-        <w:gridCol w:w="1963"/>
-        <w:gridCol w:w="1963"/>
-        <w:gridCol w:w="1963"/>
-        <w:gridCol w:w="1963"/>
-        <w:gridCol w:w="1963"/>
-        <w:gridCol w:w="1963"/>
+        <w:gridCol w:w="1991"/>
+        <w:gridCol w:w="1991"/>
+        <w:gridCol w:w="1991"/>
+        <w:gridCol w:w="1991"/>
+        <w:gridCol w:w="1991"/>
+        <w:gridCol w:w="1991"/>
+        <w:gridCol w:w="1991"/>
+        <w:gridCol w:w="1991"/>
       </w:tblGrid>
       <w:tr>
         <w:trPr>
@@ -175,7 +168,7 @@
         </w:trPr>
         <w:tc>
           <w:tcPr>
-            <w:tcW w:type="dxa" w:w="1474"/>
+            <w:tcW w:type="dxa" w:w="1991"/>
             <w:tcBorders>
               <w:top w:val="single" w:sz="4" w:space="0" w:color="000000"/>
               <w:bottom w:val="single" w:sz="4" w:space="0" w:color="000000"/>
@@ -186,7 +179,7 @@
           </w:tcPr>
           <w:p>
             <w:pPr>
-              <w:spacing w:before="0" w:after="0" w:line="200" w:lineRule="exact"/>
+              <w:spacing w:before="0" w:after="0" w:line="220" w:lineRule="exact"/>
               <w:jc w:val="center"/>
             </w:pPr>
             <w:r/>
@@ -195,7 +188,7 @@
                 <w:rFonts w:ascii="Times New Roman" w:hAnsi="Times New Roman"/>
                 <w:b/>
                 <w:i w:val="0"/>
-                <w:sz w:val="16"/>
+                <w:sz w:val="18"/>
               </w:rPr>
               <w:t>Post Held</w:t>
             </w:r>
@@ -203,7 +196,7 @@
         </w:tc>
         <w:tc>
           <w:tcPr>
-            <w:tcW w:type="dxa" w:w="1417"/>
+            <w:tcW w:type="dxa" w:w="1991"/>
             <w:tcBorders>
               <w:top w:val="single" w:sz="4" w:space="0" w:color="000000"/>
               <w:bottom w:val="single" w:sz="4" w:space="0" w:color="000000"/>
@@ -214,7 +207,7 @@
           </w:tcPr>
           <w:p>
             <w:pPr>
-              <w:spacing w:before="0" w:after="0" w:line="200" w:lineRule="exact"/>
+              <w:spacing w:before="0" w:after="0" w:line="220" w:lineRule="exact"/>
               <w:jc w:val="center"/>
             </w:pPr>
             <w:r/>
@@ -223,7 +216,7 @@
                 <w:rFonts w:ascii="Times New Roman" w:hAnsi="Times New Roman"/>
                 <w:b/>
                 <w:i w:val="0"/>
-                <w:sz w:val="16"/>
+                <w:sz w:val="18"/>
               </w:rPr>
               <w:t>EXAMINER</w:t>
             </w:r>
@@ -231,7 +224,8 @@
         </w:tc>
         <w:tc>
           <w:tcPr>
-            <w:tcW w:type="dxa" w:w="1020"/>
+            <w:tcW w:type="dxa" w:w="7964"/>
+            <w:gridSpan w:val="4"/>
             <w:tcBorders>
               <w:top w:val="single" w:sz="4" w:space="0" w:color="000000"/>
               <w:bottom w:val="single" w:sz="4" w:space="0" w:color="000000"/>
@@ -242,8 +236,8 @@
           </w:tcPr>
           <w:p>
             <w:pPr>
-              <w:spacing w:before="0" w:after="0" w:line="200" w:lineRule="exact"/>
-              <w:jc w:val="center"/>
+              <w:spacing w:before="0" w:after="0" w:line="220" w:lineRule="exact"/>
+              <w:jc w:val="left"/>
             </w:pPr>
             <w:r/>
             <w:r>
@@ -251,15 +245,16 @@
                 <w:rFonts w:ascii="Times New Roman" w:hAnsi="Times New Roman"/>
                 <w:b/>
                 <w:i w:val="0"/>
-                <w:sz w:val="16"/>
+                <w:sz w:val="18"/>
               </w:rPr>
-              <w:t>Name</w:t>
+              <w:t>Date of Valuation(dd.mm.yyyy) :</w:t>
             </w:r>
           </w:p>
         </w:tc>
         <w:tc>
           <w:tcPr>
-            <w:tcW w:type="dxa" w:w="2835"/>
+            <w:tcW w:type="dxa" w:w="3982"/>
+            <w:gridSpan w:val="2"/>
             <w:tcBorders>
               <w:top w:val="single" w:sz="4" w:space="0" w:color="000000"/>
               <w:bottom w:val="single" w:sz="4" w:space="0" w:color="000000"/>
@@ -270,15 +265,84 @@
           </w:tcPr>
           <w:p>
             <w:pPr>
-              <w:spacing w:before="0" w:after="0" w:line="200" w:lineRule="exact"/>
+              <w:spacing w:before="0" w:after="0" w:line="220" w:lineRule="exact"/>
               <w:jc w:val="center"/>
             </w:pPr>
             <w:r/>
+            <w:r>
+              <w:rPr>
+                <w:rFonts w:ascii="Times New Roman" w:hAnsi="Times New Roman"/>
+                <w:b w:val="0"/>
+                <w:i w:val="0"/>
+                <w:sz w:val="18"/>
+              </w:rPr>
+            </w:r>
+          </w:p>
+        </w:tc>
+      </w:tr>
+      <w:tr>
+        <w:trPr>
+          <w:trHeight w:val="311" w:hRule="atLeast"/>
+        </w:trPr>
+        <w:tc>
+          <w:tcPr>
+            <w:tcW w:type="dxa" w:w="1991"/>
+            <w:tcBorders>
+              <w:top w:val="single" w:sz="4" w:space="0" w:color="000000"/>
+              <w:bottom w:val="single" w:sz="4" w:space="0" w:color="000000"/>
+              <w:start w:val="single" w:sz="4" w:space="0" w:color="000000"/>
+              <w:end w:val="single" w:sz="4" w:space="0" w:color="000000"/>
+            </w:tcBorders>
+            <w:vAlign w:val="center"/>
+          </w:tcPr>
+          <w:p>
+            <w:pPr>
+              <w:spacing w:before="0" w:after="0" w:line="220" w:lineRule="exact"/>
+              <w:jc w:val="center"/>
+            </w:pPr>
+            <w:r/>
+            <w:r>
+              <w:rPr>
+                <w:rFonts w:ascii="Times New Roman" w:hAnsi="Times New Roman"/>
+                <w:b/>
+                <w:i w:val="0"/>
+                <w:sz w:val="18"/>
+              </w:rPr>
+              <w:t>Name</w:t>
+            </w:r>
           </w:p>
         </w:tc>
         <w:tc>
           <w:tcPr>
-            <w:tcW w:type="dxa" w:w="1587"/>
+            <w:tcW w:type="dxa" w:w="3982"/>
+            <w:gridSpan w:val="2"/>
+            <w:tcBorders>
+              <w:top w:val="single" w:sz="4" w:space="0" w:color="000000"/>
+              <w:bottom w:val="single" w:sz="4" w:space="0" w:color="000000"/>
+              <w:start w:val="single" w:sz="4" w:space="0" w:color="000000"/>
+              <w:end w:val="single" w:sz="4" w:space="0" w:color="000000"/>
+            </w:tcBorders>
+            <w:vAlign w:val="center"/>
+          </w:tcPr>
+          <w:p>
+            <w:pPr>
+              <w:spacing w:before="0" w:after="0" w:line="220" w:lineRule="exact"/>
+              <w:jc w:val="center"/>
+            </w:pPr>
+            <w:r/>
+            <w:r>
+              <w:rPr>
+                <w:rFonts w:ascii="Times New Roman" w:hAnsi="Times New Roman"/>
+                <w:b w:val="0"/>
+                <w:i w:val="0"/>
+                <w:sz w:val="18"/>
+              </w:rPr>
+            </w:r>
+          </w:p>
+        </w:tc>
+        <w:tc>
+          <w:tcPr>
+            <w:tcW w:type="dxa" w:w="1991"/>
             <w:tcBorders>
               <w:top w:val="single" w:sz="4" w:space="0" w:color="000000"/>
               <w:bottom w:val="single" w:sz="4" w:space="0" w:color="000000"/>
@@ -306,7 +370,8 @@
         </w:tc>
         <w:tc>
           <w:tcPr>
-            <w:tcW w:type="dxa" w:w="1814"/>
+            <w:tcW w:type="dxa" w:w="3982"/>
+            <w:gridSpan w:val="2"/>
             <w:tcBorders>
               <w:top w:val="single" w:sz="4" w:space="0" w:color="000000"/>
               <w:bottom w:val="single" w:sz="4" w:space="0" w:color="000000"/>
@@ -317,15 +382,23 @@
           </w:tcPr>
           <w:p>
             <w:pPr>
-              <w:spacing w:before="0" w:after="0" w:line="200" w:lineRule="exact"/>
+              <w:spacing w:before="0" w:after="0" w:line="220" w:lineRule="exact"/>
               <w:jc w:val="center"/>
             </w:pPr>
             <w:r/>
+            <w:r>
+              <w:rPr>
+                <w:rFonts w:ascii="Times New Roman" w:hAnsi="Times New Roman"/>
+                <w:b w:val="0"/>
+                <w:i w:val="0"/>
+                <w:sz w:val="18"/>
+              </w:rPr>
+            </w:r>
           </w:p>
         </w:tc>
         <w:tc>
           <w:tcPr>
-            <w:tcW w:type="dxa" w:w="1304"/>
+            <w:tcW w:type="dxa" w:w="1991"/>
             <w:tcBorders>
               <w:top w:val="single" w:sz="4" w:space="0" w:color="000000"/>
               <w:bottom w:val="single" w:sz="4" w:space="0" w:color="000000"/>
@@ -353,7 +426,7 @@
         </w:tc>
         <w:tc>
           <w:tcPr>
-            <w:tcW w:type="dxa" w:w="1417"/>
+            <w:tcW w:type="dxa" w:w="1991"/>
             <w:tcBorders>
               <w:top w:val="single" w:sz="4" w:space="0" w:color="000000"/>
               <w:bottom w:val="single" w:sz="4" w:space="0" w:color="000000"/>
@@ -364,7 +437,7 @@
           </w:tcPr>
           <w:p>
             <w:pPr>
-              <w:spacing w:before="0" w:after="0" w:line="200" w:lineRule="exact"/>
+              <w:spacing w:before="0" w:after="0" w:line="220" w:lineRule="exact"/>
               <w:jc w:val="center"/>
             </w:pPr>
             <w:r/>
@@ -373,7 +446,7 @@
                 <w:rFonts w:ascii="Times New Roman" w:hAnsi="Times New Roman"/>
                 <w:b/>
                 <w:i w:val="0"/>
-                <w:sz w:val="16"/>
+                <w:sz w:val="18"/>
               </w:rPr>
               <w:t>PROFESSOR</w:t>
             </w:r>
@@ -386,7 +459,7 @@
         </w:trPr>
         <w:tc>
           <w:tcPr>
-            <w:tcW w:type="dxa" w:w="1474"/>
+            <w:tcW w:type="dxa" w:w="1991"/>
             <w:tcBorders>
               <w:top w:val="single" w:sz="4" w:space="0" w:color="000000"/>
               <w:bottom w:val="single" w:sz="4" w:space="0" w:color="000000"/>
@@ -414,7 +487,7 @@
         </w:tc>
         <w:tc>
           <w:tcPr>
-            <w:tcW w:type="dxa" w:w="1814"/>
+            <w:tcW w:type="dxa" w:w="9955"/>
             <w:gridSpan w:val="5"/>
             <w:tcBorders>
               <w:top w:val="single" w:sz="4" w:space="0" w:color="000000"/>
@@ -426,15 +499,23 @@
           </w:tcPr>
           <w:p>
             <w:pPr>
-              <w:spacing w:before="0" w:after="0" w:line="200" w:lineRule="exact"/>
+              <w:spacing w:before="0" w:after="0" w:line="220" w:lineRule="exact"/>
               <w:jc w:val="center"/>
             </w:pPr>
             <w:r/>
+            <w:r>
+              <w:rPr>
+                <w:rFonts w:ascii="Times New Roman" w:hAnsi="Times New Roman"/>
+                <w:b w:val="0"/>
+                <w:i w:val="0"/>
+                <w:sz w:val="18"/>
+              </w:rPr>
+            </w:r>
           </w:p>
         </w:tc>
         <w:tc>
           <w:tcPr>
-            <w:tcW w:type="dxa" w:w="1304"/>
+            <w:tcW w:type="dxa" w:w="1991"/>
             <w:tcBorders>
               <w:top w:val="single" w:sz="4" w:space="0" w:color="000000"/>
               <w:bottom w:val="single" w:sz="4" w:space="0" w:color="000000"/>
@@ -445,7 +526,7 @@
           </w:tcPr>
           <w:p>
             <w:pPr>
-              <w:spacing w:before="0" w:after="0" w:line="200" w:lineRule="exact"/>
+              <w:spacing w:before="0" w:after="0" w:line="220" w:lineRule="exact"/>
               <w:jc w:val="center"/>
             </w:pPr>
             <w:r/>
@@ -454,7 +535,7 @@
                 <w:rFonts w:ascii="Times New Roman" w:hAnsi="Times New Roman"/>
                 <w:b/>
                 <w:i w:val="0"/>
-                <w:sz w:val="16"/>
+                <w:sz w:val="18"/>
               </w:rPr>
               <w:t>Board</w:t>
             </w:r>
@@ -462,7 +543,7 @@
         </w:tc>
         <w:tc>
           <w:tcPr>
-            <w:tcW w:type="dxa" w:w="1417"/>
+            <w:tcW w:type="dxa" w:w="1991"/>
             <w:tcBorders>
               <w:top w:val="single" w:sz="4" w:space="0" w:color="000000"/>
               <w:bottom w:val="single" w:sz="4" w:space="0" w:color="000000"/>
@@ -473,51 +554,53 @@
           </w:tcPr>
           <w:p>
             <w:pPr>
-              <w:spacing w:before="0" w:after="0" w:line="200" w:lineRule="exact"/>
+              <w:spacing w:before="0" w:after="0" w:line="220" w:lineRule="exact"/>
               <w:jc w:val="center"/>
             </w:pPr>
             <w:r/>
+            <w:r>
+              <w:rPr>
+                <w:rFonts w:ascii="Times New Roman" w:hAnsi="Times New Roman"/>
+                <w:b w:val="0"/>
+                <w:i w:val="0"/>
+                <w:sz w:val="18"/>
+              </w:rPr>
+            </w:r>
           </w:p>
         </w:tc>
       </w:tr>
     </w:tbl>
-    <w:p>
-      <w:pPr>
-        <w:spacing w:before="60" w:after="0"/>
-      </w:pPr>
-    </w:p>
     <w:tbl>
       <w:tblPr>
         <w:tblW w:type="auto" w:w="0"/>
         <w:jc w:val="center"/>
-        <w:tblLayout w:type="fixed"/>
         <w:tblLook w:firstColumn="1" w:firstRow="1" w:lastColumn="0" w:lastRow="0" w:noHBand="0" w:noVBand="1" w:val="04A0"/>
       </w:tblPr>
       <w:tblGrid>
-        <w:gridCol w:w="7852"/>
-        <w:gridCol w:w="7852"/>
+        <w:gridCol w:w="7965"/>
+        <w:gridCol w:w="7965"/>
       </w:tblGrid>
       <w:tr>
         <w:tc>
           <w:tcPr>
-            <w:tcW w:type="dxa" w:w="8391"/>
+            <w:tcW w:type="dxa" w:w="8220"/>
             <w:tcBorders>
-              <w:top w:val="none" w:sz="0" w:space="0" w:color="000000"/>
-              <w:bottom w:val="none" w:sz="0" w:space="0" w:color="000000"/>
-              <w:start w:val="none" w:sz="0" w:space="0" w:color="000000"/>
-              <w:end w:val="none" w:sz="0" w:space="0" w:color="000000"/>
+              <w:top w:val="single" w:sz="4" w:space="0" w:color="000000"/>
+              <w:bottom w:val="single" w:sz="4" w:space="0" w:color="000000"/>
+              <w:start w:val="single" w:sz="4" w:space="0" w:color="000000"/>
+              <w:end w:val="single" w:sz="4" w:space="0" w:color="000000"/>
             </w:tcBorders>
           </w:tcPr>
           <w:p>
             <w:pPr>
-              <w:spacing w:before="0" w:after="60"/>
+              <w:spacing w:before="60" w:after="60"/>
               <w:jc w:val="center"/>
             </w:pPr>
             <w:r>
               <w:rPr>
                 <w:rFonts w:ascii="Times New Roman" w:hAnsi="Times New Roman"/>
                 <w:b/>
-                <w:sz w:val="19"/>
+                <w:sz w:val="20"/>
                 <w:u w:val="single"/>
               </w:rPr>
               <w:t>Detail of Subjects Valued (Issue Reg. Pg.No: 1)</w:t>
@@ -530,3450 +613,2977 @@
               <w:tblLook w:firstColumn="1" w:firstRow="1" w:lastColumn="0" w:lastRow="0" w:noHBand="0" w:noVBand="1" w:val="04A0"/>
             </w:tblPr>
             <w:tblGrid>
-              <w:gridCol w:w="1745"/>
-              <w:gridCol w:w="1745"/>
-              <w:gridCol w:w="1745"/>
-              <w:gridCol w:w="1745"/>
-              <w:gridCol w:w="1745"/>
-              <w:gridCol w:w="1745"/>
-              <w:gridCol w:w="1745"/>
-              <w:gridCol w:w="1745"/>
-              <w:gridCol w:w="1745"/>
+              <w:gridCol w:w="7965"/>
+              <w:gridCol w:w="7965"/>
             </w:tblGrid>
             <w:tr>
-              <w:trPr>
-                <w:trHeight w:val="255" w:hRule="atLeast"/>
-              </w:trPr>
               <w:tc>
                 <w:tcPr>
-                  <w:tcW w:type="dxa" w:w="964"/>
-                  <w:gridSpan w:val="4"/>
-                  <w:tcBorders>
-                    <w:top w:val="single" w:sz="4" w:space="0" w:color="000000"/>
-                    <w:bottom w:val="single" w:sz="4" w:space="0" w:color="000000"/>
-                    <w:start w:val="single" w:sz="4" w:space="0" w:color="000000"/>
-                    <w:end w:val="single" w:sz="4" w:space="0" w:color="000000"/>
-                  </w:tcBorders>
-                  <w:vAlign w:val="center"/>
-                  <w:shd w:fill="F2F2F2"/>
-                </w:tcPr>
-                <w:p>
-                  <w:pPr>
-                    <w:spacing w:before="0" w:after="0" w:line="200" w:lineRule="exact"/>
-                    <w:jc w:val="center"/>
-                  </w:pPr>
-                  <w:r/>
-                  <w:r>
-                    <w:rPr>
-                      <w:rFonts w:ascii="Times New Roman" w:hAnsi="Times New Roman"/>
-                      <w:b/>
-                      <w:i w:val="0"/>
-                      <w:sz w:val="18"/>
-                    </w:rPr>
-                    <w:t>FN</w:t>
-                  </w:r>
-                </w:p>
-              </w:tc>
-              <w:tc>
-                <w:tcPr>
-                  <w:tcW w:type="dxa" w:w="170"/>
-                  <w:tcBorders>
-                    <w:top w:val="single" w:sz="4" w:space="0" w:color="000000"/>
-                    <w:bottom w:val="single" w:sz="4" w:space="0" w:color="000000"/>
-                    <w:start w:val="single" w:sz="4" w:space="0" w:color="000000"/>
-                    <w:end w:val="single" w:sz="4" w:space="0" w:color="000000"/>
-                  </w:tcBorders>
-                  <w:vAlign w:val="center"/>
+                  <w:tcW w:type="dxa" w:w="3969"/>
                   <w:tcBorders>
                     <w:top w:val="none" w:sz="0" w:space="0" w:color="000000"/>
                     <w:bottom w:val="none" w:sz="0" w:space="0" w:color="000000"/>
-                    <w:start w:val="single" w:sz="4" w:space="0" w:color="000000"/>
-                    <w:end w:val="single" w:sz="4" w:space="0" w:color="000000"/>
+                    <w:start w:val="none" w:sz="0" w:space="0" w:color="000000"/>
+                    <w:end w:val="none" w:sz="0" w:space="0" w:color="000000"/>
                   </w:tcBorders>
                 </w:tcPr>
                 <w:p>
                   <w:pPr>
-                    <w:spacing w:before="0" w:after="0" w:line="200" w:lineRule="exact"/>
+                    <w:spacing w:before="0" w:after="0"/>
                     <w:jc w:val="center"/>
                   </w:pPr>
-                  <w:r/>
                 </w:p>
+                <w:tbl>
+                  <w:tblPr>
+                    <w:tblW w:type="auto" w:w="0"/>
+                    <w:jc w:val="center"/>
+                    <w:tblLook w:firstColumn="1" w:firstRow="1" w:lastColumn="0" w:lastRow="0" w:noHBand="0" w:noVBand="1" w:val="04A0"/>
+                  </w:tblPr>
+                  <w:tblGrid>
+                    <w:gridCol w:w="5310"/>
+                    <w:gridCol w:w="5310"/>
+                    <w:gridCol w:w="5310"/>
+                  </w:tblGrid>
+                  <w:tr>
+                    <w:trPr>
+                      <w:trHeight w:val="226" w:hRule="atLeast"/>
+                    </w:trPr>
+                    <w:tc>
+                      <w:tcPr>
+                        <w:tcW w:type="dxa" w:w="1020"/>
+                        <w:gridSpan w:val="3"/>
+                        <w:tcBorders>
+                          <w:top w:val="single" w:sz="4" w:space="0" w:color="000000"/>
+                          <w:bottom w:val="single" w:sz="4" w:space="0" w:color="000000"/>
+                          <w:start w:val="single" w:sz="4" w:space="0" w:color="000000"/>
+                          <w:end w:val="single" w:sz="4" w:space="0" w:color="000000"/>
+                        </w:tcBorders>
+                        <w:vAlign w:val="center"/>
+                      </w:tcPr>
+                      <w:p>
+                        <w:pPr>
+                          <w:spacing w:before="0" w:after="0" w:line="240" w:lineRule="exact"/>
+                          <w:jc w:val="center"/>
+                        </w:pPr>
+                        <w:r/>
+                        <w:r>
+                          <w:rPr>
+                            <w:rFonts w:ascii="Times New Roman" w:hAnsi="Times New Roman"/>
+                            <w:b/>
+                            <w:i w:val="0"/>
+                            <w:sz w:val="20"/>
+                          </w:rPr>
+                          <w:t>FN</w:t>
+                        </w:r>
+                      </w:p>
+                    </w:tc>
+                  </w:tr>
+                  <w:tr>
+                    <w:trPr>
+                      <w:trHeight w:val="283" w:hRule="atLeast"/>
+                    </w:trPr>
+                    <w:tc>
+                      <w:tcPr>
+                        <w:tcW w:type="dxa" w:w="567"/>
+                        <w:tcBorders>
+                          <w:top w:val="single" w:sz="4" w:space="0" w:color="000000"/>
+                          <w:bottom w:val="single" w:sz="4" w:space="0" w:color="000000"/>
+                          <w:start w:val="single" w:sz="4" w:space="0" w:color="000000"/>
+                          <w:end w:val="single" w:sz="4" w:space="0" w:color="000000"/>
+                        </w:tcBorders>
+                        <w:vAlign w:val="center"/>
+                      </w:tcPr>
+                      <w:p>
+                        <w:pPr>
+                          <w:spacing w:before="0" w:after="0" w:line="200" w:lineRule="exact"/>
+                          <w:jc w:val="center"/>
+                        </w:pPr>
+                        <w:r/>
+                        <w:r>
+                          <w:rPr>
+                            <w:rFonts w:ascii="Times New Roman" w:hAnsi="Times New Roman"/>
+                            <w:b/>
+                            <w:i w:val="0"/>
+                            <w:sz w:val="16"/>
+                          </w:rPr>
+                          <w:t>S.N.</w:t>
+                        </w:r>
+                      </w:p>
+                    </w:tc>
+                    <w:tc>
+                      <w:tcPr>
+                        <w:tcW w:type="dxa" w:w="2154"/>
+                        <w:tcBorders>
+                          <w:top w:val="single" w:sz="4" w:space="0" w:color="000000"/>
+                          <w:bottom w:val="single" w:sz="4" w:space="0" w:color="000000"/>
+                          <w:start w:val="single" w:sz="4" w:space="0" w:color="000000"/>
+                          <w:end w:val="single" w:sz="4" w:space="0" w:color="000000"/>
+                        </w:tcBorders>
+                        <w:vAlign w:val="center"/>
+                      </w:tcPr>
+                      <w:p>
+                        <w:pPr>
+                          <w:spacing w:before="0" w:after="0" w:line="200" w:lineRule="exact"/>
+                          <w:jc w:val="center"/>
+                        </w:pPr>
+                        <w:r/>
+                        <w:r>
+                          <w:rPr>
+                            <w:rFonts w:ascii="Times New Roman" w:hAnsi="Times New Roman"/>
+                            <w:b/>
+                            <w:i w:val="0"/>
+                            <w:sz w:val="16"/>
+                          </w:rPr>
+                          <w:t>Subject Code</w:t>
+                        </w:r>
+                      </w:p>
+                    </w:tc>
+                    <w:tc>
+                      <w:tcPr>
+                        <w:tcW w:type="dxa" w:w="1020"/>
+                        <w:tcBorders>
+                          <w:top w:val="single" w:sz="4" w:space="0" w:color="000000"/>
+                          <w:bottom w:val="single" w:sz="4" w:space="0" w:color="000000"/>
+                          <w:start w:val="single" w:sz="4" w:space="0" w:color="000000"/>
+                          <w:end w:val="single" w:sz="4" w:space="0" w:color="000000"/>
+                        </w:tcBorders>
+                        <w:vAlign w:val="center"/>
+                      </w:tcPr>
+                      <w:p>
+                        <w:pPr>
+                          <w:spacing w:before="0" w:after="0" w:line="200" w:lineRule="exact"/>
+                          <w:jc w:val="center"/>
+                        </w:pPr>
+                        <w:r/>
+                        <w:r>
+                          <w:rPr>
+                            <w:rFonts w:ascii="Times New Roman" w:hAnsi="Times New Roman"/>
+                            <w:b/>
+                            <w:i w:val="0"/>
+                            <w:sz w:val="16"/>
+                          </w:rPr>
+                          <w:t>No. of</w:t>
+                        </w:r>
+                      </w:p>
+                      <w:p>
+                        <w:pPr>
+                          <w:spacing w:before="0" w:after="0" w:line="200" w:lineRule="exact"/>
+                          <w:jc w:val="center"/>
+                        </w:pPr>
+                        <w:r>
+                          <w:rPr>
+                            <w:rFonts w:ascii="Times New Roman" w:hAnsi="Times New Roman"/>
+                            <w:b/>
+                            <w:i w:val="0"/>
+                            <w:sz w:val="16"/>
+                          </w:rPr>
+                          <w:t>Scripts</w:t>
+                        </w:r>
+                      </w:p>
+                    </w:tc>
+                  </w:tr>
+                  <w:tr>
+                    <w:trPr>
+                      <w:trHeight w:val="215" w:hRule="atLeast"/>
+                    </w:trPr>
+                    <w:tc>
+                      <w:tcPr>
+                        <w:tcW w:type="dxa" w:w="567"/>
+                        <w:tcBorders>
+                          <w:top w:val="single" w:sz="4" w:space="0" w:color="000000"/>
+                          <w:bottom w:val="single" w:sz="4" w:space="0" w:color="000000"/>
+                          <w:start w:val="single" w:sz="4" w:space="0" w:color="000000"/>
+                          <w:end w:val="single" w:sz="4" w:space="0" w:color="000000"/>
+                        </w:tcBorders>
+                        <w:vAlign w:val="center"/>
+                      </w:tcPr>
+                      <w:p>
+                        <w:pPr>
+                          <w:spacing w:before="0" w:after="0" w:line="200" w:lineRule="exact"/>
+                          <w:jc w:val="center"/>
+                        </w:pPr>
+                        <w:r/>
+                        <w:r>
+                          <w:rPr>
+                            <w:rFonts w:ascii="Times New Roman" w:hAnsi="Times New Roman"/>
+                            <w:b w:val="0"/>
+                            <w:i w:val="0"/>
+                            <w:sz w:val="16"/>
+                          </w:rPr>
+                          <w:t>1</w:t>
+                        </w:r>
+                      </w:p>
+                    </w:tc>
+                    <w:tc>
+                      <w:tcPr>
+                        <w:tcW w:type="dxa" w:w="2154"/>
+                        <w:tcBorders>
+                          <w:top w:val="single" w:sz="4" w:space="0" w:color="000000"/>
+                          <w:bottom w:val="single" w:sz="4" w:space="0" w:color="000000"/>
+                          <w:start w:val="single" w:sz="4" w:space="0" w:color="000000"/>
+                          <w:end w:val="single" w:sz="4" w:space="0" w:color="000000"/>
+                        </w:tcBorders>
+                        <w:vAlign w:val="center"/>
+                      </w:tcPr>
+                      <w:p>
+                        <w:pPr>
+                          <w:spacing w:before="0" w:after="0" w:line="200" w:lineRule="exact"/>
+                          <w:jc w:val="center"/>
+                        </w:pPr>
+                        <w:r/>
+                        <w:r>
+                          <w:rPr>
+                            <w:rFonts w:ascii="Times New Roman" w:hAnsi="Times New Roman"/>
+                            <w:b w:val="0"/>
+                            <w:i w:val="0"/>
+                            <w:sz w:val="16"/>
+                          </w:rPr>
+                        </w:r>
+                      </w:p>
+                    </w:tc>
+                    <w:tc>
+                      <w:tcPr>
+                        <w:tcW w:type="dxa" w:w="1020"/>
+                        <w:tcBorders>
+                          <w:top w:val="single" w:sz="4" w:space="0" w:color="000000"/>
+                          <w:bottom w:val="single" w:sz="4" w:space="0" w:color="000000"/>
+                          <w:start w:val="single" w:sz="4" w:space="0" w:color="000000"/>
+                          <w:end w:val="single" w:sz="4" w:space="0" w:color="000000"/>
+                        </w:tcBorders>
+                        <w:vAlign w:val="center"/>
+                      </w:tcPr>
+                      <w:p>
+                        <w:pPr>
+                          <w:spacing w:before="0" w:after="0" w:line="200" w:lineRule="exact"/>
+                          <w:jc w:val="center"/>
+                        </w:pPr>
+                        <w:r/>
+                        <w:r>
+                          <w:rPr>
+                            <w:rFonts w:ascii="Times New Roman" w:hAnsi="Times New Roman"/>
+                            <w:b w:val="0"/>
+                            <w:i w:val="0"/>
+                            <w:sz w:val="16"/>
+                          </w:rPr>
+                        </w:r>
+                      </w:p>
+                    </w:tc>
+                  </w:tr>
+                  <w:tr>
+                    <w:trPr>
+                      <w:trHeight w:val="215" w:hRule="atLeast"/>
+                    </w:trPr>
+                    <w:tc>
+                      <w:tcPr>
+                        <w:tcW w:type="dxa" w:w="567"/>
+                        <w:tcBorders>
+                          <w:top w:val="single" w:sz="4" w:space="0" w:color="000000"/>
+                          <w:bottom w:val="single" w:sz="4" w:space="0" w:color="000000"/>
+                          <w:start w:val="single" w:sz="4" w:space="0" w:color="000000"/>
+                          <w:end w:val="single" w:sz="4" w:space="0" w:color="000000"/>
+                        </w:tcBorders>
+                        <w:vAlign w:val="center"/>
+                      </w:tcPr>
+                      <w:p>
+                        <w:pPr>
+                          <w:spacing w:before="0" w:after="0" w:line="200" w:lineRule="exact"/>
+                          <w:jc w:val="center"/>
+                        </w:pPr>
+                        <w:r/>
+                        <w:r>
+                          <w:rPr>
+                            <w:rFonts w:ascii="Times New Roman" w:hAnsi="Times New Roman"/>
+                            <w:b w:val="0"/>
+                            <w:i w:val="0"/>
+                            <w:sz w:val="16"/>
+                          </w:rPr>
+                          <w:t>2</w:t>
+                        </w:r>
+                      </w:p>
+                    </w:tc>
+                    <w:tc>
+                      <w:tcPr>
+                        <w:tcW w:type="dxa" w:w="2154"/>
+                        <w:tcBorders>
+                          <w:top w:val="single" w:sz="4" w:space="0" w:color="000000"/>
+                          <w:bottom w:val="single" w:sz="4" w:space="0" w:color="000000"/>
+                          <w:start w:val="single" w:sz="4" w:space="0" w:color="000000"/>
+                          <w:end w:val="single" w:sz="4" w:space="0" w:color="000000"/>
+                        </w:tcBorders>
+                        <w:vAlign w:val="center"/>
+                      </w:tcPr>
+                      <w:p>
+                        <w:pPr>
+                          <w:spacing w:before="0" w:after="0" w:line="200" w:lineRule="exact"/>
+                          <w:jc w:val="center"/>
+                        </w:pPr>
+                        <w:r/>
+                        <w:r>
+                          <w:rPr>
+                            <w:rFonts w:ascii="Times New Roman" w:hAnsi="Times New Roman"/>
+                            <w:b w:val="0"/>
+                            <w:i w:val="0"/>
+                            <w:sz w:val="16"/>
+                          </w:rPr>
+                        </w:r>
+                      </w:p>
+                    </w:tc>
+                    <w:tc>
+                      <w:tcPr>
+                        <w:tcW w:type="dxa" w:w="1020"/>
+                        <w:tcBorders>
+                          <w:top w:val="single" w:sz="4" w:space="0" w:color="000000"/>
+                          <w:bottom w:val="single" w:sz="4" w:space="0" w:color="000000"/>
+                          <w:start w:val="single" w:sz="4" w:space="0" w:color="000000"/>
+                          <w:end w:val="single" w:sz="4" w:space="0" w:color="000000"/>
+                        </w:tcBorders>
+                        <w:vAlign w:val="center"/>
+                      </w:tcPr>
+                      <w:p>
+                        <w:pPr>
+                          <w:spacing w:before="0" w:after="0" w:line="200" w:lineRule="exact"/>
+                          <w:jc w:val="center"/>
+                        </w:pPr>
+                        <w:r/>
+                        <w:r>
+                          <w:rPr>
+                            <w:rFonts w:ascii="Times New Roman" w:hAnsi="Times New Roman"/>
+                            <w:b w:val="0"/>
+                            <w:i w:val="0"/>
+                            <w:sz w:val="16"/>
+                          </w:rPr>
+                        </w:r>
+                      </w:p>
+                    </w:tc>
+                  </w:tr>
+                  <w:tr>
+                    <w:trPr>
+                      <w:trHeight w:val="215" w:hRule="atLeast"/>
+                    </w:trPr>
+                    <w:tc>
+                      <w:tcPr>
+                        <w:tcW w:type="dxa" w:w="567"/>
+                        <w:tcBorders>
+                          <w:top w:val="single" w:sz="4" w:space="0" w:color="000000"/>
+                          <w:bottom w:val="single" w:sz="4" w:space="0" w:color="000000"/>
+                          <w:start w:val="single" w:sz="4" w:space="0" w:color="000000"/>
+                          <w:end w:val="single" w:sz="4" w:space="0" w:color="000000"/>
+                        </w:tcBorders>
+                        <w:vAlign w:val="center"/>
+                      </w:tcPr>
+                      <w:p>
+                        <w:pPr>
+                          <w:spacing w:before="0" w:after="0" w:line="200" w:lineRule="exact"/>
+                          <w:jc w:val="center"/>
+                        </w:pPr>
+                        <w:r/>
+                        <w:r>
+                          <w:rPr>
+                            <w:rFonts w:ascii="Times New Roman" w:hAnsi="Times New Roman"/>
+                            <w:b w:val="0"/>
+                            <w:i w:val="0"/>
+                            <w:sz w:val="16"/>
+                          </w:rPr>
+                          <w:t>3</w:t>
+                        </w:r>
+                      </w:p>
+                    </w:tc>
+                    <w:tc>
+                      <w:tcPr>
+                        <w:tcW w:type="dxa" w:w="2154"/>
+                        <w:tcBorders>
+                          <w:top w:val="single" w:sz="4" w:space="0" w:color="000000"/>
+                          <w:bottom w:val="single" w:sz="4" w:space="0" w:color="000000"/>
+                          <w:start w:val="single" w:sz="4" w:space="0" w:color="000000"/>
+                          <w:end w:val="single" w:sz="4" w:space="0" w:color="000000"/>
+                        </w:tcBorders>
+                        <w:vAlign w:val="center"/>
+                      </w:tcPr>
+                      <w:p>
+                        <w:pPr>
+                          <w:spacing w:before="0" w:after="0" w:line="200" w:lineRule="exact"/>
+                          <w:jc w:val="center"/>
+                        </w:pPr>
+                        <w:r/>
+                        <w:r>
+                          <w:rPr>
+                            <w:rFonts w:ascii="Times New Roman" w:hAnsi="Times New Roman"/>
+                            <w:b w:val="0"/>
+                            <w:i w:val="0"/>
+                            <w:sz w:val="16"/>
+                          </w:rPr>
+                        </w:r>
+                      </w:p>
+                    </w:tc>
+                    <w:tc>
+                      <w:tcPr>
+                        <w:tcW w:type="dxa" w:w="1020"/>
+                        <w:tcBorders>
+                          <w:top w:val="single" w:sz="4" w:space="0" w:color="000000"/>
+                          <w:bottom w:val="single" w:sz="4" w:space="0" w:color="000000"/>
+                          <w:start w:val="single" w:sz="4" w:space="0" w:color="000000"/>
+                          <w:end w:val="single" w:sz="4" w:space="0" w:color="000000"/>
+                        </w:tcBorders>
+                        <w:vAlign w:val="center"/>
+                      </w:tcPr>
+                      <w:p>
+                        <w:pPr>
+                          <w:spacing w:before="0" w:after="0" w:line="200" w:lineRule="exact"/>
+                          <w:jc w:val="center"/>
+                        </w:pPr>
+                        <w:r/>
+                        <w:r>
+                          <w:rPr>
+                            <w:rFonts w:ascii="Times New Roman" w:hAnsi="Times New Roman"/>
+                            <w:b w:val="0"/>
+                            <w:i w:val="0"/>
+                            <w:sz w:val="16"/>
+                          </w:rPr>
+                        </w:r>
+                      </w:p>
+                    </w:tc>
+                  </w:tr>
+                  <w:tr>
+                    <w:trPr>
+                      <w:trHeight w:val="215" w:hRule="atLeast"/>
+                    </w:trPr>
+                    <w:tc>
+                      <w:tcPr>
+                        <w:tcW w:type="dxa" w:w="567"/>
+                        <w:tcBorders>
+                          <w:top w:val="single" w:sz="4" w:space="0" w:color="000000"/>
+                          <w:bottom w:val="single" w:sz="4" w:space="0" w:color="000000"/>
+                          <w:start w:val="single" w:sz="4" w:space="0" w:color="000000"/>
+                          <w:end w:val="single" w:sz="4" w:space="0" w:color="000000"/>
+                        </w:tcBorders>
+                        <w:vAlign w:val="center"/>
+                      </w:tcPr>
+                      <w:p>
+                        <w:pPr>
+                          <w:spacing w:before="0" w:after="0" w:line="200" w:lineRule="exact"/>
+                          <w:jc w:val="center"/>
+                        </w:pPr>
+                        <w:r/>
+                        <w:r>
+                          <w:rPr>
+                            <w:rFonts w:ascii="Times New Roman" w:hAnsi="Times New Roman"/>
+                            <w:b w:val="0"/>
+                            <w:i w:val="0"/>
+                            <w:sz w:val="16"/>
+                          </w:rPr>
+                          <w:t>4</w:t>
+                        </w:r>
+                      </w:p>
+                    </w:tc>
+                    <w:tc>
+                      <w:tcPr>
+                        <w:tcW w:type="dxa" w:w="2154"/>
+                        <w:tcBorders>
+                          <w:top w:val="single" w:sz="4" w:space="0" w:color="000000"/>
+                          <w:bottom w:val="single" w:sz="4" w:space="0" w:color="000000"/>
+                          <w:start w:val="single" w:sz="4" w:space="0" w:color="000000"/>
+                          <w:end w:val="single" w:sz="4" w:space="0" w:color="000000"/>
+                        </w:tcBorders>
+                        <w:vAlign w:val="center"/>
+                      </w:tcPr>
+                      <w:p>
+                        <w:pPr>
+                          <w:spacing w:before="0" w:after="0" w:line="200" w:lineRule="exact"/>
+                          <w:jc w:val="center"/>
+                        </w:pPr>
+                        <w:r/>
+                        <w:r>
+                          <w:rPr>
+                            <w:rFonts w:ascii="Times New Roman" w:hAnsi="Times New Roman"/>
+                            <w:b w:val="0"/>
+                            <w:i w:val="0"/>
+                            <w:sz w:val="16"/>
+                          </w:rPr>
+                        </w:r>
+                      </w:p>
+                    </w:tc>
+                    <w:tc>
+                      <w:tcPr>
+                        <w:tcW w:type="dxa" w:w="1020"/>
+                        <w:tcBorders>
+                          <w:top w:val="single" w:sz="4" w:space="0" w:color="000000"/>
+                          <w:bottom w:val="single" w:sz="4" w:space="0" w:color="000000"/>
+                          <w:start w:val="single" w:sz="4" w:space="0" w:color="000000"/>
+                          <w:end w:val="single" w:sz="4" w:space="0" w:color="000000"/>
+                        </w:tcBorders>
+                        <w:vAlign w:val="center"/>
+                      </w:tcPr>
+                      <w:p>
+                        <w:pPr>
+                          <w:spacing w:before="0" w:after="0" w:line="200" w:lineRule="exact"/>
+                          <w:jc w:val="center"/>
+                        </w:pPr>
+                        <w:r/>
+                        <w:r>
+                          <w:rPr>
+                            <w:rFonts w:ascii="Times New Roman" w:hAnsi="Times New Roman"/>
+                            <w:b w:val="0"/>
+                            <w:i w:val="0"/>
+                            <w:sz w:val="16"/>
+                          </w:rPr>
+                        </w:r>
+                      </w:p>
+                    </w:tc>
+                  </w:tr>
+                  <w:tr>
+                    <w:trPr>
+                      <w:trHeight w:val="215" w:hRule="atLeast"/>
+                    </w:trPr>
+                    <w:tc>
+                      <w:tcPr>
+                        <w:tcW w:type="dxa" w:w="567"/>
+                        <w:tcBorders>
+                          <w:top w:val="single" w:sz="4" w:space="0" w:color="000000"/>
+                          <w:bottom w:val="single" w:sz="4" w:space="0" w:color="000000"/>
+                          <w:start w:val="single" w:sz="4" w:space="0" w:color="000000"/>
+                          <w:end w:val="single" w:sz="4" w:space="0" w:color="000000"/>
+                        </w:tcBorders>
+                        <w:vAlign w:val="center"/>
+                      </w:tcPr>
+                      <w:p>
+                        <w:pPr>
+                          <w:spacing w:before="0" w:after="0" w:line="200" w:lineRule="exact"/>
+                          <w:jc w:val="center"/>
+                        </w:pPr>
+                        <w:r/>
+                        <w:r>
+                          <w:rPr>
+                            <w:rFonts w:ascii="Times New Roman" w:hAnsi="Times New Roman"/>
+                            <w:b w:val="0"/>
+                            <w:i w:val="0"/>
+                            <w:sz w:val="16"/>
+                          </w:rPr>
+                          <w:t>5</w:t>
+                        </w:r>
+                      </w:p>
+                    </w:tc>
+                    <w:tc>
+                      <w:tcPr>
+                        <w:tcW w:type="dxa" w:w="2154"/>
+                        <w:tcBorders>
+                          <w:top w:val="single" w:sz="4" w:space="0" w:color="000000"/>
+                          <w:bottom w:val="single" w:sz="4" w:space="0" w:color="000000"/>
+                          <w:start w:val="single" w:sz="4" w:space="0" w:color="000000"/>
+                          <w:end w:val="single" w:sz="4" w:space="0" w:color="000000"/>
+                        </w:tcBorders>
+                        <w:vAlign w:val="center"/>
+                      </w:tcPr>
+                      <w:p>
+                        <w:pPr>
+                          <w:spacing w:before="0" w:after="0" w:line="200" w:lineRule="exact"/>
+                          <w:jc w:val="center"/>
+                        </w:pPr>
+                        <w:r/>
+                        <w:r>
+                          <w:rPr>
+                            <w:rFonts w:ascii="Times New Roman" w:hAnsi="Times New Roman"/>
+                            <w:b w:val="0"/>
+                            <w:i w:val="0"/>
+                            <w:sz w:val="16"/>
+                          </w:rPr>
+                        </w:r>
+                      </w:p>
+                    </w:tc>
+                    <w:tc>
+                      <w:tcPr>
+                        <w:tcW w:type="dxa" w:w="1020"/>
+                        <w:tcBorders>
+                          <w:top w:val="single" w:sz="4" w:space="0" w:color="000000"/>
+                          <w:bottom w:val="single" w:sz="4" w:space="0" w:color="000000"/>
+                          <w:start w:val="single" w:sz="4" w:space="0" w:color="000000"/>
+                          <w:end w:val="single" w:sz="4" w:space="0" w:color="000000"/>
+                        </w:tcBorders>
+                        <w:vAlign w:val="center"/>
+                      </w:tcPr>
+                      <w:p>
+                        <w:pPr>
+                          <w:spacing w:before="0" w:after="0" w:line="200" w:lineRule="exact"/>
+                          <w:jc w:val="center"/>
+                        </w:pPr>
+                        <w:r/>
+                        <w:r>
+                          <w:rPr>
+                            <w:rFonts w:ascii="Times New Roman" w:hAnsi="Times New Roman"/>
+                            <w:b w:val="0"/>
+                            <w:i w:val="0"/>
+                            <w:sz w:val="16"/>
+                          </w:rPr>
+                        </w:r>
+                      </w:p>
+                    </w:tc>
+                  </w:tr>
+                  <w:tr>
+                    <w:trPr>
+                      <w:trHeight w:val="215" w:hRule="atLeast"/>
+                    </w:trPr>
+                    <w:tc>
+                      <w:tcPr>
+                        <w:tcW w:type="dxa" w:w="567"/>
+                        <w:tcBorders>
+                          <w:top w:val="single" w:sz="4" w:space="0" w:color="000000"/>
+                          <w:bottom w:val="single" w:sz="4" w:space="0" w:color="000000"/>
+                          <w:start w:val="single" w:sz="4" w:space="0" w:color="000000"/>
+                          <w:end w:val="single" w:sz="4" w:space="0" w:color="000000"/>
+                        </w:tcBorders>
+                        <w:vAlign w:val="center"/>
+                      </w:tcPr>
+                      <w:p>
+                        <w:pPr>
+                          <w:spacing w:before="0" w:after="0" w:line="200" w:lineRule="exact"/>
+                          <w:jc w:val="center"/>
+                        </w:pPr>
+                        <w:r/>
+                        <w:r>
+                          <w:rPr>
+                            <w:rFonts w:ascii="Times New Roman" w:hAnsi="Times New Roman"/>
+                            <w:b w:val="0"/>
+                            <w:i w:val="0"/>
+                            <w:sz w:val="16"/>
+                          </w:rPr>
+                          <w:t>6</w:t>
+                        </w:r>
+                      </w:p>
+                    </w:tc>
+                    <w:tc>
+                      <w:tcPr>
+                        <w:tcW w:type="dxa" w:w="2154"/>
+                        <w:tcBorders>
+                          <w:top w:val="single" w:sz="4" w:space="0" w:color="000000"/>
+                          <w:bottom w:val="single" w:sz="4" w:space="0" w:color="000000"/>
+                          <w:start w:val="single" w:sz="4" w:space="0" w:color="000000"/>
+                          <w:end w:val="single" w:sz="4" w:space="0" w:color="000000"/>
+                        </w:tcBorders>
+                        <w:vAlign w:val="center"/>
+                      </w:tcPr>
+                      <w:p>
+                        <w:pPr>
+                          <w:spacing w:before="0" w:after="0" w:line="200" w:lineRule="exact"/>
+                          <w:jc w:val="center"/>
+                        </w:pPr>
+                        <w:r/>
+                        <w:r>
+                          <w:rPr>
+                            <w:rFonts w:ascii="Times New Roman" w:hAnsi="Times New Roman"/>
+                            <w:b w:val="0"/>
+                            <w:i w:val="0"/>
+                            <w:sz w:val="16"/>
+                          </w:rPr>
+                        </w:r>
+                      </w:p>
+                    </w:tc>
+                    <w:tc>
+                      <w:tcPr>
+                        <w:tcW w:type="dxa" w:w="1020"/>
+                        <w:tcBorders>
+                          <w:top w:val="single" w:sz="4" w:space="0" w:color="000000"/>
+                          <w:bottom w:val="single" w:sz="4" w:space="0" w:color="000000"/>
+                          <w:start w:val="single" w:sz="4" w:space="0" w:color="000000"/>
+                          <w:end w:val="single" w:sz="4" w:space="0" w:color="000000"/>
+                        </w:tcBorders>
+                        <w:vAlign w:val="center"/>
+                      </w:tcPr>
+                      <w:p>
+                        <w:pPr>
+                          <w:spacing w:before="0" w:after="0" w:line="200" w:lineRule="exact"/>
+                          <w:jc w:val="center"/>
+                        </w:pPr>
+                        <w:r/>
+                        <w:r>
+                          <w:rPr>
+                            <w:rFonts w:ascii="Times New Roman" w:hAnsi="Times New Roman"/>
+                            <w:b w:val="0"/>
+                            <w:i w:val="0"/>
+                            <w:sz w:val="16"/>
+                          </w:rPr>
+                        </w:r>
+                      </w:p>
+                    </w:tc>
+                  </w:tr>
+                  <w:tr>
+                    <w:trPr>
+                      <w:trHeight w:val="215" w:hRule="atLeast"/>
+                    </w:trPr>
+                    <w:tc>
+                      <w:tcPr>
+                        <w:tcW w:type="dxa" w:w="567"/>
+                        <w:tcBorders>
+                          <w:top w:val="single" w:sz="4" w:space="0" w:color="000000"/>
+                          <w:bottom w:val="single" w:sz="4" w:space="0" w:color="000000"/>
+                          <w:start w:val="single" w:sz="4" w:space="0" w:color="000000"/>
+                          <w:end w:val="single" w:sz="4" w:space="0" w:color="000000"/>
+                        </w:tcBorders>
+                        <w:vAlign w:val="center"/>
+                      </w:tcPr>
+                      <w:p>
+                        <w:pPr>
+                          <w:spacing w:before="0" w:after="0" w:line="200" w:lineRule="exact"/>
+                          <w:jc w:val="center"/>
+                        </w:pPr>
+                        <w:r/>
+                        <w:r>
+                          <w:rPr>
+                            <w:rFonts w:ascii="Times New Roman" w:hAnsi="Times New Roman"/>
+                            <w:b w:val="0"/>
+                            <w:i w:val="0"/>
+                            <w:sz w:val="16"/>
+                          </w:rPr>
+                          <w:t>7</w:t>
+                        </w:r>
+                      </w:p>
+                    </w:tc>
+                    <w:tc>
+                      <w:tcPr>
+                        <w:tcW w:type="dxa" w:w="2154"/>
+                        <w:tcBorders>
+                          <w:top w:val="single" w:sz="4" w:space="0" w:color="000000"/>
+                          <w:bottom w:val="single" w:sz="4" w:space="0" w:color="000000"/>
+                          <w:start w:val="single" w:sz="4" w:space="0" w:color="000000"/>
+                          <w:end w:val="single" w:sz="4" w:space="0" w:color="000000"/>
+                        </w:tcBorders>
+                        <w:vAlign w:val="center"/>
+                      </w:tcPr>
+                      <w:p>
+                        <w:pPr>
+                          <w:spacing w:before="0" w:after="0" w:line="200" w:lineRule="exact"/>
+                          <w:jc w:val="center"/>
+                        </w:pPr>
+                        <w:r/>
+                        <w:r>
+                          <w:rPr>
+                            <w:rFonts w:ascii="Times New Roman" w:hAnsi="Times New Roman"/>
+                            <w:b w:val="0"/>
+                            <w:i w:val="0"/>
+                            <w:sz w:val="16"/>
+                          </w:rPr>
+                        </w:r>
+                      </w:p>
+                    </w:tc>
+                    <w:tc>
+                      <w:tcPr>
+                        <w:tcW w:type="dxa" w:w="1020"/>
+                        <w:tcBorders>
+                          <w:top w:val="single" w:sz="4" w:space="0" w:color="000000"/>
+                          <w:bottom w:val="single" w:sz="4" w:space="0" w:color="000000"/>
+                          <w:start w:val="single" w:sz="4" w:space="0" w:color="000000"/>
+                          <w:end w:val="single" w:sz="4" w:space="0" w:color="000000"/>
+                        </w:tcBorders>
+                        <w:vAlign w:val="center"/>
+                      </w:tcPr>
+                      <w:p>
+                        <w:pPr>
+                          <w:spacing w:before="0" w:after="0" w:line="200" w:lineRule="exact"/>
+                          <w:jc w:val="center"/>
+                        </w:pPr>
+                        <w:r/>
+                        <w:r>
+                          <w:rPr>
+                            <w:rFonts w:ascii="Times New Roman" w:hAnsi="Times New Roman"/>
+                            <w:b w:val="0"/>
+                            <w:i w:val="0"/>
+                            <w:sz w:val="16"/>
+                          </w:rPr>
+                        </w:r>
+                      </w:p>
+                    </w:tc>
+                  </w:tr>
+                  <w:tr>
+                    <w:trPr>
+                      <w:trHeight w:val="215" w:hRule="atLeast"/>
+                    </w:trPr>
+                    <w:tc>
+                      <w:tcPr>
+                        <w:tcW w:type="dxa" w:w="567"/>
+                        <w:tcBorders>
+                          <w:top w:val="single" w:sz="4" w:space="0" w:color="000000"/>
+                          <w:bottom w:val="single" w:sz="4" w:space="0" w:color="000000"/>
+                          <w:start w:val="single" w:sz="4" w:space="0" w:color="000000"/>
+                          <w:end w:val="single" w:sz="4" w:space="0" w:color="000000"/>
+                        </w:tcBorders>
+                        <w:vAlign w:val="center"/>
+                      </w:tcPr>
+                      <w:p>
+                        <w:pPr>
+                          <w:spacing w:before="0" w:after="0" w:line="200" w:lineRule="exact"/>
+                          <w:jc w:val="center"/>
+                        </w:pPr>
+                        <w:r/>
+                        <w:r>
+                          <w:rPr>
+                            <w:rFonts w:ascii="Times New Roman" w:hAnsi="Times New Roman"/>
+                            <w:b w:val="0"/>
+                            <w:i w:val="0"/>
+                            <w:sz w:val="16"/>
+                          </w:rPr>
+                          <w:t>8</w:t>
+                        </w:r>
+                      </w:p>
+                    </w:tc>
+                    <w:tc>
+                      <w:tcPr>
+                        <w:tcW w:type="dxa" w:w="2154"/>
+                        <w:tcBorders>
+                          <w:top w:val="single" w:sz="4" w:space="0" w:color="000000"/>
+                          <w:bottom w:val="single" w:sz="4" w:space="0" w:color="000000"/>
+                          <w:start w:val="single" w:sz="4" w:space="0" w:color="000000"/>
+                          <w:end w:val="single" w:sz="4" w:space="0" w:color="000000"/>
+                        </w:tcBorders>
+                        <w:vAlign w:val="center"/>
+                      </w:tcPr>
+                      <w:p>
+                        <w:pPr>
+                          <w:spacing w:before="0" w:after="0" w:line="200" w:lineRule="exact"/>
+                          <w:jc w:val="center"/>
+                        </w:pPr>
+                        <w:r/>
+                        <w:r>
+                          <w:rPr>
+                            <w:rFonts w:ascii="Times New Roman" w:hAnsi="Times New Roman"/>
+                            <w:b w:val="0"/>
+                            <w:i w:val="0"/>
+                            <w:sz w:val="16"/>
+                          </w:rPr>
+                        </w:r>
+                      </w:p>
+                    </w:tc>
+                    <w:tc>
+                      <w:tcPr>
+                        <w:tcW w:type="dxa" w:w="1020"/>
+                        <w:tcBorders>
+                          <w:top w:val="single" w:sz="4" w:space="0" w:color="000000"/>
+                          <w:bottom w:val="single" w:sz="4" w:space="0" w:color="000000"/>
+                          <w:start w:val="single" w:sz="4" w:space="0" w:color="000000"/>
+                          <w:end w:val="single" w:sz="4" w:space="0" w:color="000000"/>
+                        </w:tcBorders>
+                        <w:vAlign w:val="center"/>
+                      </w:tcPr>
+                      <w:p>
+                        <w:pPr>
+                          <w:spacing w:before="0" w:after="0" w:line="200" w:lineRule="exact"/>
+                          <w:jc w:val="center"/>
+                        </w:pPr>
+                        <w:r/>
+                        <w:r>
+                          <w:rPr>
+                            <w:rFonts w:ascii="Times New Roman" w:hAnsi="Times New Roman"/>
+                            <w:b w:val="0"/>
+                            <w:i w:val="0"/>
+                            <w:sz w:val="16"/>
+                          </w:rPr>
+                        </w:r>
+                      </w:p>
+                    </w:tc>
+                  </w:tr>
+                  <w:tr>
+                    <w:trPr>
+                      <w:trHeight w:val="215" w:hRule="atLeast"/>
+                    </w:trPr>
+                    <w:tc>
+                      <w:tcPr>
+                        <w:tcW w:type="dxa" w:w="567"/>
+                        <w:tcBorders>
+                          <w:top w:val="single" w:sz="4" w:space="0" w:color="000000"/>
+                          <w:bottom w:val="single" w:sz="4" w:space="0" w:color="000000"/>
+                          <w:start w:val="single" w:sz="4" w:space="0" w:color="000000"/>
+                          <w:end w:val="single" w:sz="4" w:space="0" w:color="000000"/>
+                        </w:tcBorders>
+                        <w:vAlign w:val="center"/>
+                      </w:tcPr>
+                      <w:p>
+                        <w:pPr>
+                          <w:spacing w:before="0" w:after="0" w:line="200" w:lineRule="exact"/>
+                          <w:jc w:val="center"/>
+                        </w:pPr>
+                        <w:r/>
+                        <w:r>
+                          <w:rPr>
+                            <w:rFonts w:ascii="Times New Roman" w:hAnsi="Times New Roman"/>
+                            <w:b w:val="0"/>
+                            <w:i w:val="0"/>
+                            <w:sz w:val="16"/>
+                          </w:rPr>
+                          <w:t>9</w:t>
+                        </w:r>
+                      </w:p>
+                    </w:tc>
+                    <w:tc>
+                      <w:tcPr>
+                        <w:tcW w:type="dxa" w:w="2154"/>
+                        <w:tcBorders>
+                          <w:top w:val="single" w:sz="4" w:space="0" w:color="000000"/>
+                          <w:bottom w:val="single" w:sz="4" w:space="0" w:color="000000"/>
+                          <w:start w:val="single" w:sz="4" w:space="0" w:color="000000"/>
+                          <w:end w:val="single" w:sz="4" w:space="0" w:color="000000"/>
+                        </w:tcBorders>
+                        <w:vAlign w:val="center"/>
+                      </w:tcPr>
+                      <w:p>
+                        <w:pPr>
+                          <w:spacing w:before="0" w:after="0" w:line="200" w:lineRule="exact"/>
+                          <w:jc w:val="center"/>
+                        </w:pPr>
+                        <w:r/>
+                        <w:r>
+                          <w:rPr>
+                            <w:rFonts w:ascii="Times New Roman" w:hAnsi="Times New Roman"/>
+                            <w:b w:val="0"/>
+                            <w:i w:val="0"/>
+                            <w:sz w:val="16"/>
+                          </w:rPr>
+                        </w:r>
+                      </w:p>
+                    </w:tc>
+                    <w:tc>
+                      <w:tcPr>
+                        <w:tcW w:type="dxa" w:w="1020"/>
+                        <w:tcBorders>
+                          <w:top w:val="single" w:sz="4" w:space="0" w:color="000000"/>
+                          <w:bottom w:val="single" w:sz="4" w:space="0" w:color="000000"/>
+                          <w:start w:val="single" w:sz="4" w:space="0" w:color="000000"/>
+                          <w:end w:val="single" w:sz="4" w:space="0" w:color="000000"/>
+                        </w:tcBorders>
+                        <w:vAlign w:val="center"/>
+                      </w:tcPr>
+                      <w:p>
+                        <w:pPr>
+                          <w:spacing w:before="0" w:after="0" w:line="200" w:lineRule="exact"/>
+                          <w:jc w:val="center"/>
+                        </w:pPr>
+                        <w:r/>
+                        <w:r>
+                          <w:rPr>
+                            <w:rFonts w:ascii="Times New Roman" w:hAnsi="Times New Roman"/>
+                            <w:b w:val="0"/>
+                            <w:i w:val="0"/>
+                            <w:sz w:val="16"/>
+                          </w:rPr>
+                        </w:r>
+                      </w:p>
+                    </w:tc>
+                  </w:tr>
+                  <w:tr>
+                    <w:trPr>
+                      <w:trHeight w:val="215" w:hRule="atLeast"/>
+                    </w:trPr>
+                    <w:tc>
+                      <w:tcPr>
+                        <w:tcW w:type="dxa" w:w="567"/>
+                        <w:tcBorders>
+                          <w:top w:val="single" w:sz="4" w:space="0" w:color="000000"/>
+                          <w:bottom w:val="single" w:sz="4" w:space="0" w:color="000000"/>
+                          <w:start w:val="single" w:sz="4" w:space="0" w:color="000000"/>
+                          <w:end w:val="single" w:sz="4" w:space="0" w:color="000000"/>
+                        </w:tcBorders>
+                        <w:vAlign w:val="center"/>
+                      </w:tcPr>
+                      <w:p>
+                        <w:pPr>
+                          <w:spacing w:before="0" w:after="0" w:line="200" w:lineRule="exact"/>
+                          <w:jc w:val="center"/>
+                        </w:pPr>
+                        <w:r/>
+                        <w:r>
+                          <w:rPr>
+                            <w:rFonts w:ascii="Times New Roman" w:hAnsi="Times New Roman"/>
+                            <w:b w:val="0"/>
+                            <w:i w:val="0"/>
+                            <w:sz w:val="16"/>
+                          </w:rPr>
+                          <w:t>10</w:t>
+                        </w:r>
+                      </w:p>
+                    </w:tc>
+                    <w:tc>
+                      <w:tcPr>
+                        <w:tcW w:type="dxa" w:w="2154"/>
+                        <w:tcBorders>
+                          <w:top w:val="single" w:sz="4" w:space="0" w:color="000000"/>
+                          <w:bottom w:val="single" w:sz="4" w:space="0" w:color="000000"/>
+                          <w:start w:val="single" w:sz="4" w:space="0" w:color="000000"/>
+                          <w:end w:val="single" w:sz="4" w:space="0" w:color="000000"/>
+                        </w:tcBorders>
+                        <w:vAlign w:val="center"/>
+                      </w:tcPr>
+                      <w:p>
+                        <w:pPr>
+                          <w:spacing w:before="0" w:after="0" w:line="200" w:lineRule="exact"/>
+                          <w:jc w:val="center"/>
+                        </w:pPr>
+                        <w:r/>
+                        <w:r>
+                          <w:rPr>
+                            <w:rFonts w:ascii="Times New Roman" w:hAnsi="Times New Roman"/>
+                            <w:b w:val="0"/>
+                            <w:i w:val="0"/>
+                            <w:sz w:val="16"/>
+                          </w:rPr>
+                        </w:r>
+                      </w:p>
+                    </w:tc>
+                    <w:tc>
+                      <w:tcPr>
+                        <w:tcW w:type="dxa" w:w="1020"/>
+                        <w:tcBorders>
+                          <w:top w:val="single" w:sz="4" w:space="0" w:color="000000"/>
+                          <w:bottom w:val="single" w:sz="4" w:space="0" w:color="000000"/>
+                          <w:start w:val="single" w:sz="4" w:space="0" w:color="000000"/>
+                          <w:end w:val="single" w:sz="4" w:space="0" w:color="000000"/>
+                        </w:tcBorders>
+                        <w:vAlign w:val="center"/>
+                      </w:tcPr>
+                      <w:p>
+                        <w:pPr>
+                          <w:spacing w:before="0" w:after="0" w:line="200" w:lineRule="exact"/>
+                          <w:jc w:val="center"/>
+                        </w:pPr>
+                        <w:r/>
+                        <w:r>
+                          <w:rPr>
+                            <w:rFonts w:ascii="Times New Roman" w:hAnsi="Times New Roman"/>
+                            <w:b w:val="0"/>
+                            <w:i w:val="0"/>
+                            <w:sz w:val="16"/>
+                          </w:rPr>
+                        </w:r>
+                      </w:p>
+                    </w:tc>
+                  </w:tr>
+                  <w:tr>
+                    <w:trPr>
+                      <w:trHeight w:val="215" w:hRule="atLeast"/>
+                    </w:trPr>
+                    <w:tc>
+                      <w:tcPr>
+                        <w:tcW w:type="dxa" w:w="567"/>
+                        <w:tcBorders>
+                          <w:top w:val="single" w:sz="4" w:space="0" w:color="000000"/>
+                          <w:bottom w:val="single" w:sz="4" w:space="0" w:color="000000"/>
+                          <w:start w:val="single" w:sz="4" w:space="0" w:color="000000"/>
+                          <w:end w:val="single" w:sz="4" w:space="0" w:color="000000"/>
+                        </w:tcBorders>
+                        <w:vAlign w:val="center"/>
+                      </w:tcPr>
+                      <w:p>
+                        <w:pPr>
+                          <w:spacing w:before="0" w:after="0" w:line="200" w:lineRule="exact"/>
+                          <w:jc w:val="center"/>
+                        </w:pPr>
+                        <w:r/>
+                        <w:r>
+                          <w:rPr>
+                            <w:rFonts w:ascii="Times New Roman" w:hAnsi="Times New Roman"/>
+                            <w:b w:val="0"/>
+                            <w:i w:val="0"/>
+                            <w:sz w:val="16"/>
+                          </w:rPr>
+                          <w:t>11</w:t>
+                        </w:r>
+                      </w:p>
+                    </w:tc>
+                    <w:tc>
+                      <w:tcPr>
+                        <w:tcW w:type="dxa" w:w="2154"/>
+                        <w:tcBorders>
+                          <w:top w:val="single" w:sz="4" w:space="0" w:color="000000"/>
+                          <w:bottom w:val="single" w:sz="4" w:space="0" w:color="000000"/>
+                          <w:start w:val="single" w:sz="4" w:space="0" w:color="000000"/>
+                          <w:end w:val="single" w:sz="4" w:space="0" w:color="000000"/>
+                        </w:tcBorders>
+                        <w:vAlign w:val="center"/>
+                      </w:tcPr>
+                      <w:p>
+                        <w:pPr>
+                          <w:spacing w:before="0" w:after="0" w:line="200" w:lineRule="exact"/>
+                          <w:jc w:val="center"/>
+                        </w:pPr>
+                        <w:r/>
+                        <w:r>
+                          <w:rPr>
+                            <w:rFonts w:ascii="Times New Roman" w:hAnsi="Times New Roman"/>
+                            <w:b w:val="0"/>
+                            <w:i w:val="0"/>
+                            <w:sz w:val="16"/>
+                          </w:rPr>
+                        </w:r>
+                      </w:p>
+                    </w:tc>
+                    <w:tc>
+                      <w:tcPr>
+                        <w:tcW w:type="dxa" w:w="1020"/>
+                        <w:tcBorders>
+                          <w:top w:val="single" w:sz="4" w:space="0" w:color="000000"/>
+                          <w:bottom w:val="single" w:sz="4" w:space="0" w:color="000000"/>
+                          <w:start w:val="single" w:sz="4" w:space="0" w:color="000000"/>
+                          <w:end w:val="single" w:sz="4" w:space="0" w:color="000000"/>
+                        </w:tcBorders>
+                        <w:vAlign w:val="center"/>
+                      </w:tcPr>
+                      <w:p>
+                        <w:pPr>
+                          <w:spacing w:before="0" w:after="0" w:line="200" w:lineRule="exact"/>
+                          <w:jc w:val="center"/>
+                        </w:pPr>
+                        <w:r/>
+                        <w:r>
+                          <w:rPr>
+                            <w:rFonts w:ascii="Times New Roman" w:hAnsi="Times New Roman"/>
+                            <w:b w:val="0"/>
+                            <w:i w:val="0"/>
+                            <w:sz w:val="16"/>
+                          </w:rPr>
+                        </w:r>
+                      </w:p>
+                    </w:tc>
+                  </w:tr>
+                  <w:tr>
+                    <w:trPr>
+                      <w:trHeight w:val="215" w:hRule="atLeast"/>
+                    </w:trPr>
+                    <w:tc>
+                      <w:tcPr>
+                        <w:tcW w:type="dxa" w:w="567"/>
+                        <w:tcBorders>
+                          <w:top w:val="single" w:sz="4" w:space="0" w:color="000000"/>
+                          <w:bottom w:val="single" w:sz="4" w:space="0" w:color="000000"/>
+                          <w:start w:val="single" w:sz="4" w:space="0" w:color="000000"/>
+                          <w:end w:val="single" w:sz="4" w:space="0" w:color="000000"/>
+                        </w:tcBorders>
+                        <w:vAlign w:val="center"/>
+                      </w:tcPr>
+                      <w:p>
+                        <w:pPr>
+                          <w:spacing w:before="0" w:after="0" w:line="200" w:lineRule="exact"/>
+                          <w:jc w:val="center"/>
+                        </w:pPr>
+                        <w:r/>
+                        <w:r>
+                          <w:rPr>
+                            <w:rFonts w:ascii="Times New Roman" w:hAnsi="Times New Roman"/>
+                            <w:b w:val="0"/>
+                            <w:i w:val="0"/>
+                            <w:sz w:val="16"/>
+                          </w:rPr>
+                          <w:t>12</w:t>
+                        </w:r>
+                      </w:p>
+                    </w:tc>
+                    <w:tc>
+                      <w:tcPr>
+                        <w:tcW w:type="dxa" w:w="2154"/>
+                        <w:tcBorders>
+                          <w:top w:val="single" w:sz="4" w:space="0" w:color="000000"/>
+                          <w:bottom w:val="single" w:sz="4" w:space="0" w:color="000000"/>
+                          <w:start w:val="single" w:sz="4" w:space="0" w:color="000000"/>
+                          <w:end w:val="single" w:sz="4" w:space="0" w:color="000000"/>
+                        </w:tcBorders>
+                        <w:vAlign w:val="center"/>
+                      </w:tcPr>
+                      <w:p>
+                        <w:pPr>
+                          <w:spacing w:before="0" w:after="0" w:line="200" w:lineRule="exact"/>
+                          <w:jc w:val="center"/>
+                        </w:pPr>
+                        <w:r/>
+                        <w:r>
+                          <w:rPr>
+                            <w:rFonts w:ascii="Times New Roman" w:hAnsi="Times New Roman"/>
+                            <w:b w:val="0"/>
+                            <w:i w:val="0"/>
+                            <w:sz w:val="16"/>
+                          </w:rPr>
+                        </w:r>
+                      </w:p>
+                    </w:tc>
+                    <w:tc>
+                      <w:tcPr>
+                        <w:tcW w:type="dxa" w:w="1020"/>
+                        <w:tcBorders>
+                          <w:top w:val="single" w:sz="4" w:space="0" w:color="000000"/>
+                          <w:bottom w:val="single" w:sz="4" w:space="0" w:color="000000"/>
+                          <w:start w:val="single" w:sz="4" w:space="0" w:color="000000"/>
+                          <w:end w:val="single" w:sz="4" w:space="0" w:color="000000"/>
+                        </w:tcBorders>
+                        <w:vAlign w:val="center"/>
+                      </w:tcPr>
+                      <w:p>
+                        <w:pPr>
+                          <w:spacing w:before="0" w:after="0" w:line="200" w:lineRule="exact"/>
+                          <w:jc w:val="center"/>
+                        </w:pPr>
+                        <w:r/>
+                        <w:r>
+                          <w:rPr>
+                            <w:rFonts w:ascii="Times New Roman" w:hAnsi="Times New Roman"/>
+                            <w:b w:val="0"/>
+                            <w:i w:val="0"/>
+                            <w:sz w:val="16"/>
+                          </w:rPr>
+                        </w:r>
+                      </w:p>
+                    </w:tc>
+                  </w:tr>
+                  <w:tr>
+                    <w:trPr>
+                      <w:trHeight w:val="215" w:hRule="atLeast"/>
+                    </w:trPr>
+                    <w:tc>
+                      <w:tcPr>
+                        <w:tcW w:type="dxa" w:w="567"/>
+                        <w:tcBorders>
+                          <w:top w:val="single" w:sz="4" w:space="0" w:color="000000"/>
+                          <w:bottom w:val="single" w:sz="4" w:space="0" w:color="000000"/>
+                          <w:start w:val="single" w:sz="4" w:space="0" w:color="000000"/>
+                          <w:end w:val="single" w:sz="4" w:space="0" w:color="000000"/>
+                        </w:tcBorders>
+                        <w:vAlign w:val="center"/>
+                      </w:tcPr>
+                      <w:p>
+                        <w:pPr>
+                          <w:spacing w:before="0" w:after="0" w:line="200" w:lineRule="exact"/>
+                          <w:jc w:val="center"/>
+                        </w:pPr>
+                        <w:r/>
+                        <w:r>
+                          <w:rPr>
+                            <w:rFonts w:ascii="Times New Roman" w:hAnsi="Times New Roman"/>
+                            <w:b w:val="0"/>
+                            <w:i w:val="0"/>
+                            <w:sz w:val="16"/>
+                          </w:rPr>
+                          <w:t>13</w:t>
+                        </w:r>
+                      </w:p>
+                    </w:tc>
+                    <w:tc>
+                      <w:tcPr>
+                        <w:tcW w:type="dxa" w:w="2154"/>
+                        <w:tcBorders>
+                          <w:top w:val="single" w:sz="4" w:space="0" w:color="000000"/>
+                          <w:bottom w:val="single" w:sz="4" w:space="0" w:color="000000"/>
+                          <w:start w:val="single" w:sz="4" w:space="0" w:color="000000"/>
+                          <w:end w:val="single" w:sz="4" w:space="0" w:color="000000"/>
+                        </w:tcBorders>
+                        <w:vAlign w:val="center"/>
+                      </w:tcPr>
+                      <w:p>
+                        <w:pPr>
+                          <w:spacing w:before="0" w:after="0" w:line="200" w:lineRule="exact"/>
+                          <w:jc w:val="center"/>
+                        </w:pPr>
+                        <w:r/>
+                        <w:r>
+                          <w:rPr>
+                            <w:rFonts w:ascii="Times New Roman" w:hAnsi="Times New Roman"/>
+                            <w:b w:val="0"/>
+                            <w:i w:val="0"/>
+                            <w:sz w:val="16"/>
+                          </w:rPr>
+                        </w:r>
+                      </w:p>
+                    </w:tc>
+                    <w:tc>
+                      <w:tcPr>
+                        <w:tcW w:type="dxa" w:w="1020"/>
+                        <w:tcBorders>
+                          <w:top w:val="single" w:sz="4" w:space="0" w:color="000000"/>
+                          <w:bottom w:val="single" w:sz="4" w:space="0" w:color="000000"/>
+                          <w:start w:val="single" w:sz="4" w:space="0" w:color="000000"/>
+                          <w:end w:val="single" w:sz="4" w:space="0" w:color="000000"/>
+                        </w:tcBorders>
+                        <w:vAlign w:val="center"/>
+                      </w:tcPr>
+                      <w:p>
+                        <w:pPr>
+                          <w:spacing w:before="0" w:after="0" w:line="200" w:lineRule="exact"/>
+                          <w:jc w:val="center"/>
+                        </w:pPr>
+                        <w:r/>
+                        <w:r>
+                          <w:rPr>
+                            <w:rFonts w:ascii="Times New Roman" w:hAnsi="Times New Roman"/>
+                            <w:b w:val="0"/>
+                            <w:i w:val="0"/>
+                            <w:sz w:val="16"/>
+                          </w:rPr>
+                        </w:r>
+                      </w:p>
+                    </w:tc>
+                  </w:tr>
+                  <w:tr>
+                    <w:trPr>
+                      <w:trHeight w:val="215" w:hRule="atLeast"/>
+                    </w:trPr>
+                    <w:tc>
+                      <w:tcPr>
+                        <w:tcW w:type="dxa" w:w="567"/>
+                        <w:tcBorders>
+                          <w:top w:val="single" w:sz="4" w:space="0" w:color="000000"/>
+                          <w:bottom w:val="single" w:sz="4" w:space="0" w:color="000000"/>
+                          <w:start w:val="single" w:sz="4" w:space="0" w:color="000000"/>
+                          <w:end w:val="single" w:sz="4" w:space="0" w:color="000000"/>
+                        </w:tcBorders>
+                        <w:vAlign w:val="center"/>
+                      </w:tcPr>
+                      <w:p>
+                        <w:pPr>
+                          <w:spacing w:before="0" w:after="0" w:line="200" w:lineRule="exact"/>
+                          <w:jc w:val="center"/>
+                        </w:pPr>
+                        <w:r/>
+                        <w:r>
+                          <w:rPr>
+                            <w:rFonts w:ascii="Times New Roman" w:hAnsi="Times New Roman"/>
+                            <w:b w:val="0"/>
+                            <w:i w:val="0"/>
+                            <w:sz w:val="16"/>
+                          </w:rPr>
+                          <w:t>14</w:t>
+                        </w:r>
+                      </w:p>
+                    </w:tc>
+                    <w:tc>
+                      <w:tcPr>
+                        <w:tcW w:type="dxa" w:w="2154"/>
+                        <w:tcBorders>
+                          <w:top w:val="single" w:sz="4" w:space="0" w:color="000000"/>
+                          <w:bottom w:val="single" w:sz="4" w:space="0" w:color="000000"/>
+                          <w:start w:val="single" w:sz="4" w:space="0" w:color="000000"/>
+                          <w:end w:val="single" w:sz="4" w:space="0" w:color="000000"/>
+                        </w:tcBorders>
+                        <w:vAlign w:val="center"/>
+                      </w:tcPr>
+                      <w:p>
+                        <w:pPr>
+                          <w:spacing w:before="0" w:after="0" w:line="200" w:lineRule="exact"/>
+                          <w:jc w:val="center"/>
+                        </w:pPr>
+                        <w:r/>
+                        <w:r>
+                          <w:rPr>
+                            <w:rFonts w:ascii="Times New Roman" w:hAnsi="Times New Roman"/>
+                            <w:b w:val="0"/>
+                            <w:i w:val="0"/>
+                            <w:sz w:val="16"/>
+                          </w:rPr>
+                        </w:r>
+                      </w:p>
+                    </w:tc>
+                    <w:tc>
+                      <w:tcPr>
+                        <w:tcW w:type="dxa" w:w="1020"/>
+                        <w:tcBorders>
+                          <w:top w:val="single" w:sz="4" w:space="0" w:color="000000"/>
+                          <w:bottom w:val="single" w:sz="4" w:space="0" w:color="000000"/>
+                          <w:start w:val="single" w:sz="4" w:space="0" w:color="000000"/>
+                          <w:end w:val="single" w:sz="4" w:space="0" w:color="000000"/>
+                        </w:tcBorders>
+                        <w:vAlign w:val="center"/>
+                      </w:tcPr>
+                      <w:p>
+                        <w:pPr>
+                          <w:spacing w:before="0" w:after="0" w:line="200" w:lineRule="exact"/>
+                          <w:jc w:val="center"/>
+                        </w:pPr>
+                        <w:r/>
+                        <w:r>
+                          <w:rPr>
+                            <w:rFonts w:ascii="Times New Roman" w:hAnsi="Times New Roman"/>
+                            <w:b w:val="0"/>
+                            <w:i w:val="0"/>
+                            <w:sz w:val="16"/>
+                          </w:rPr>
+                        </w:r>
+                      </w:p>
+                    </w:tc>
+                  </w:tr>
+                  <w:tr>
+                    <w:trPr>
+                      <w:trHeight w:val="215" w:hRule="atLeast"/>
+                    </w:trPr>
+                    <w:tc>
+                      <w:tcPr>
+                        <w:tcW w:type="dxa" w:w="567"/>
+                        <w:tcBorders>
+                          <w:top w:val="single" w:sz="4" w:space="0" w:color="000000"/>
+                          <w:bottom w:val="single" w:sz="4" w:space="0" w:color="000000"/>
+                          <w:start w:val="single" w:sz="4" w:space="0" w:color="000000"/>
+                          <w:end w:val="single" w:sz="4" w:space="0" w:color="000000"/>
+                        </w:tcBorders>
+                        <w:vAlign w:val="center"/>
+                      </w:tcPr>
+                      <w:p>
+                        <w:pPr>
+                          <w:spacing w:before="0" w:after="0" w:line="200" w:lineRule="exact"/>
+                          <w:jc w:val="center"/>
+                        </w:pPr>
+                        <w:r/>
+                        <w:r>
+                          <w:rPr>
+                            <w:rFonts w:ascii="Times New Roman" w:hAnsi="Times New Roman"/>
+                            <w:b w:val="0"/>
+                            <w:i w:val="0"/>
+                            <w:sz w:val="16"/>
+                          </w:rPr>
+                          <w:t>15</w:t>
+                        </w:r>
+                      </w:p>
+                    </w:tc>
+                    <w:tc>
+                      <w:tcPr>
+                        <w:tcW w:type="dxa" w:w="2154"/>
+                        <w:tcBorders>
+                          <w:top w:val="single" w:sz="4" w:space="0" w:color="000000"/>
+                          <w:bottom w:val="single" w:sz="4" w:space="0" w:color="000000"/>
+                          <w:start w:val="single" w:sz="4" w:space="0" w:color="000000"/>
+                          <w:end w:val="single" w:sz="4" w:space="0" w:color="000000"/>
+                        </w:tcBorders>
+                        <w:vAlign w:val="center"/>
+                      </w:tcPr>
+                      <w:p>
+                        <w:pPr>
+                          <w:spacing w:before="0" w:after="0" w:line="200" w:lineRule="exact"/>
+                          <w:jc w:val="center"/>
+                        </w:pPr>
+                        <w:r/>
+                        <w:r>
+                          <w:rPr>
+                            <w:rFonts w:ascii="Times New Roman" w:hAnsi="Times New Roman"/>
+                            <w:b w:val="0"/>
+                            <w:i w:val="0"/>
+                            <w:sz w:val="16"/>
+                          </w:rPr>
+                        </w:r>
+                      </w:p>
+                    </w:tc>
+                    <w:tc>
+                      <w:tcPr>
+                        <w:tcW w:type="dxa" w:w="1020"/>
+                        <w:tcBorders>
+                          <w:top w:val="single" w:sz="4" w:space="0" w:color="000000"/>
+                          <w:bottom w:val="single" w:sz="4" w:space="0" w:color="000000"/>
+                          <w:start w:val="single" w:sz="4" w:space="0" w:color="000000"/>
+                          <w:end w:val="single" w:sz="4" w:space="0" w:color="000000"/>
+                        </w:tcBorders>
+                        <w:vAlign w:val="center"/>
+                      </w:tcPr>
+                      <w:p>
+                        <w:pPr>
+                          <w:spacing w:before="0" w:after="0" w:line="200" w:lineRule="exact"/>
+                          <w:jc w:val="center"/>
+                        </w:pPr>
+                        <w:r/>
+                        <w:r>
+                          <w:rPr>
+                            <w:rFonts w:ascii="Times New Roman" w:hAnsi="Times New Roman"/>
+                            <w:b w:val="0"/>
+                            <w:i w:val="0"/>
+                            <w:sz w:val="16"/>
+                          </w:rPr>
+                        </w:r>
+                      </w:p>
+                    </w:tc>
+                  </w:tr>
+                </w:tbl>
               </w:tc>
               <w:tc>
                 <w:tcPr>
-                  <w:tcW w:type="dxa" w:w="964"/>
-                  <w:gridSpan w:val="4"/>
-                  <w:tcBorders>
-                    <w:top w:val="single" w:sz="4" w:space="0" w:color="000000"/>
-                    <w:bottom w:val="single" w:sz="4" w:space="0" w:color="000000"/>
-                    <w:start w:val="single" w:sz="4" w:space="0" w:color="000000"/>
-                    <w:end w:val="single" w:sz="4" w:space="0" w:color="000000"/>
-                  </w:tcBorders>
-                  <w:vAlign w:val="center"/>
-                  <w:shd w:fill="F2F2F2"/>
-                </w:tcPr>
-                <w:p>
-                  <w:pPr>
-                    <w:spacing w:before="0" w:after="0" w:line="200" w:lineRule="exact"/>
-                    <w:jc w:val="center"/>
-                  </w:pPr>
-                  <w:r/>
-                  <w:r>
-                    <w:rPr>
-                      <w:rFonts w:ascii="Times New Roman" w:hAnsi="Times New Roman"/>
-                      <w:b/>
-                      <w:i w:val="0"/>
-                      <w:sz w:val="18"/>
-                    </w:rPr>
-                    <w:t>AN</w:t>
-                  </w:r>
-                </w:p>
-              </w:tc>
-            </w:tr>
-            <w:tr>
-              <w:trPr>
-                <w:trHeight w:val="283" w:hRule="atLeast"/>
-              </w:trPr>
-              <w:tc>
-                <w:tcPr>
-                  <w:tcW w:type="dxa" w:w="510"/>
-                  <w:tcBorders>
-                    <w:top w:val="single" w:sz="4" w:space="0" w:color="000000"/>
-                    <w:bottom w:val="single" w:sz="4" w:space="0" w:color="000000"/>
-                    <w:start w:val="single" w:sz="4" w:space="0" w:color="000000"/>
-                    <w:end w:val="single" w:sz="4" w:space="0" w:color="000000"/>
-                  </w:tcBorders>
-                  <w:vAlign w:val="center"/>
-                  <w:shd w:fill="FAFAFA"/>
-                </w:tcPr>
-                <w:p>
-                  <w:pPr>
-                    <w:spacing w:before="0" w:after="0" w:line="200" w:lineRule="exact"/>
-                    <w:jc w:val="center"/>
-                  </w:pPr>
-                  <w:r/>
-                  <w:r>
-                    <w:rPr>
-                      <w:rFonts w:ascii="Times New Roman" w:hAnsi="Times New Roman"/>
-                      <w:b/>
-                      <w:i w:val="0"/>
-                      <w:sz w:val="15"/>
-                    </w:rPr>
-                    <w:t>S.N.</w:t>
-                  </w:r>
-                </w:p>
-              </w:tc>
-              <w:tc>
-                <w:tcPr>
-                  <w:tcW w:type="dxa" w:w="1587"/>
-                  <w:tcBorders>
-                    <w:top w:val="single" w:sz="4" w:space="0" w:color="000000"/>
-                    <w:bottom w:val="single" w:sz="4" w:space="0" w:color="000000"/>
-                    <w:start w:val="single" w:sz="4" w:space="0" w:color="000000"/>
-                    <w:end w:val="single" w:sz="4" w:space="0" w:color="000000"/>
-                  </w:tcBorders>
-                  <w:vAlign w:val="center"/>
-                  <w:shd w:fill="FAFAFA"/>
-                </w:tcPr>
-                <w:p>
-                  <w:pPr>
-                    <w:spacing w:before="0" w:after="0" w:line="200" w:lineRule="exact"/>
-                    <w:jc w:val="center"/>
-                  </w:pPr>
-                  <w:r/>
-                  <w:r>
-                    <w:rPr>
-                      <w:rFonts w:ascii="Times New Roman" w:hAnsi="Times New Roman"/>
-                      <w:b/>
-                      <w:i w:val="0"/>
-                      <w:sz w:val="15"/>
-                    </w:rPr>
-                    <w:t>Subject Code</w:t>
-                  </w:r>
-                </w:p>
-              </w:tc>
-              <w:tc>
-                <w:tcPr>
-                  <w:tcW w:type="dxa" w:w="850"/>
-                  <w:tcBorders>
-                    <w:top w:val="single" w:sz="4" w:space="0" w:color="000000"/>
-                    <w:bottom w:val="single" w:sz="4" w:space="0" w:color="000000"/>
-                    <w:start w:val="single" w:sz="4" w:space="0" w:color="000000"/>
-                    <w:end w:val="single" w:sz="4" w:space="0" w:color="000000"/>
-                  </w:tcBorders>
-                  <w:vAlign w:val="center"/>
-                  <w:shd w:fill="FAFAFA"/>
-                </w:tcPr>
-                <w:p>
-                  <w:pPr>
-                    <w:spacing w:before="0" w:after="0" w:line="200" w:lineRule="exact"/>
-                    <w:jc w:val="center"/>
-                  </w:pPr>
-                  <w:r/>
-                  <w:r>
-                    <w:rPr>
-                      <w:rFonts w:ascii="Times New Roman" w:hAnsi="Times New Roman"/>
-                      <w:b/>
-                      <w:i w:val="0"/>
-                      <w:sz w:val="15"/>
-                    </w:rPr>
-                    <w:t>No. of</w:t>
-                  </w:r>
-                </w:p>
-                <w:p>
-                  <w:pPr>
-                    <w:spacing w:before="0" w:after="0" w:line="200" w:lineRule="exact"/>
-                    <w:jc w:val="center"/>
-                  </w:pPr>
-                  <w:r>
-                    <w:rPr>
-                      <w:rFonts w:ascii="Times New Roman" w:hAnsi="Times New Roman"/>
-                      <w:b/>
-                      <w:i w:val="0"/>
-                      <w:sz w:val="15"/>
-                    </w:rPr>
-                    <w:t>Scripts</w:t>
-                  </w:r>
-                </w:p>
-              </w:tc>
-              <w:tc>
-                <w:tcPr>
-                  <w:tcW w:type="dxa" w:w="964"/>
-                  <w:tcBorders>
-                    <w:top w:val="single" w:sz="4" w:space="0" w:color="000000"/>
-                    <w:bottom w:val="single" w:sz="4" w:space="0" w:color="000000"/>
-                    <w:start w:val="single" w:sz="4" w:space="0" w:color="000000"/>
-                    <w:end w:val="single" w:sz="4" w:space="0" w:color="000000"/>
-                  </w:tcBorders>
-                  <w:vAlign w:val="center"/>
-                  <w:shd w:fill="FAFAFA"/>
-                </w:tcPr>
-                <w:p>
-                  <w:pPr>
-                    <w:spacing w:before="0" w:after="0" w:line="200" w:lineRule="exact"/>
-                    <w:jc w:val="center"/>
-                  </w:pPr>
-                  <w:r/>
-                  <w:r>
-                    <w:rPr>
-                      <w:rFonts w:ascii="Times New Roman" w:hAnsi="Times New Roman"/>
-                      <w:b/>
-                      <w:i w:val="0"/>
-                      <w:sz w:val="15"/>
-                    </w:rPr>
-                    <w:t>Amount</w:t>
-                  </w:r>
-                </w:p>
-                <w:p>
-                  <w:pPr>
-                    <w:spacing w:before="0" w:after="0" w:line="200" w:lineRule="exact"/>
-                    <w:jc w:val="center"/>
-                  </w:pPr>
-                  <w:r>
-                    <w:rPr>
-                      <w:rFonts w:ascii="Times New Roman" w:hAnsi="Times New Roman"/>
-                      <w:b/>
-                      <w:i w:val="0"/>
-                      <w:sz w:val="15"/>
-                    </w:rPr>
-                    <w:t>(Rs.)</w:t>
-                  </w:r>
-                </w:p>
-              </w:tc>
-              <w:tc>
-                <w:tcPr>
-                  <w:tcW w:type="dxa" w:w="170"/>
-                  <w:tcBorders>
-                    <w:top w:val="single" w:sz="4" w:space="0" w:color="000000"/>
-                    <w:bottom w:val="single" w:sz="4" w:space="0" w:color="000000"/>
-                    <w:start w:val="single" w:sz="4" w:space="0" w:color="000000"/>
-                    <w:end w:val="single" w:sz="4" w:space="0" w:color="000000"/>
-                  </w:tcBorders>
-                  <w:vAlign w:val="center"/>
+                  <w:tcW w:type="dxa" w:w="3969"/>
                   <w:tcBorders>
                     <w:top w:val="none" w:sz="0" w:space="0" w:color="000000"/>
                     <w:bottom w:val="none" w:sz="0" w:space="0" w:color="000000"/>
-                    <w:start w:val="single" w:sz="4" w:space="0" w:color="000000"/>
-                    <w:end w:val="single" w:sz="4" w:space="0" w:color="000000"/>
+                    <w:start w:val="none" w:sz="0" w:space="0" w:color="000000"/>
+                    <w:end w:val="none" w:sz="0" w:space="0" w:color="000000"/>
                   </w:tcBorders>
                 </w:tcPr>
                 <w:p>
                   <w:pPr>
-                    <w:spacing w:before="0" w:after="0" w:line="200" w:lineRule="exact"/>
+                    <w:spacing w:before="0" w:after="0"/>
                     <w:jc w:val="center"/>
                   </w:pPr>
-                  <w:r/>
                 </w:p>
-              </w:tc>
-              <w:tc>
-                <w:tcPr>
-                  <w:tcW w:type="dxa" w:w="510"/>
-                  <w:tcBorders>
-                    <w:top w:val="single" w:sz="4" w:space="0" w:color="000000"/>
-                    <w:bottom w:val="single" w:sz="4" w:space="0" w:color="000000"/>
-                    <w:start w:val="single" w:sz="4" w:space="0" w:color="000000"/>
-                    <w:end w:val="single" w:sz="4" w:space="0" w:color="000000"/>
-                  </w:tcBorders>
-                  <w:vAlign w:val="center"/>
-                  <w:shd w:fill="FAFAFA"/>
-                </w:tcPr>
-                <w:p>
-                  <w:pPr>
-                    <w:spacing w:before="0" w:after="0" w:line="200" w:lineRule="exact"/>
+                <w:tbl>
+                  <w:tblPr>
+                    <w:tblW w:type="auto" w:w="0"/>
                     <w:jc w:val="center"/>
-                  </w:pPr>
-                  <w:r/>
-                  <w:r>
-                    <w:rPr>
-                      <w:rFonts w:ascii="Times New Roman" w:hAnsi="Times New Roman"/>
-                      <w:b/>
-                      <w:i w:val="0"/>
-                      <w:sz w:val="15"/>
-                    </w:rPr>
-                    <w:t>S.N.</w:t>
-                  </w:r>
-                </w:p>
-              </w:tc>
-              <w:tc>
-                <w:tcPr>
-                  <w:tcW w:type="dxa" w:w="1587"/>
-                  <w:tcBorders>
-                    <w:top w:val="single" w:sz="4" w:space="0" w:color="000000"/>
-                    <w:bottom w:val="single" w:sz="4" w:space="0" w:color="000000"/>
-                    <w:start w:val="single" w:sz="4" w:space="0" w:color="000000"/>
-                    <w:end w:val="single" w:sz="4" w:space="0" w:color="000000"/>
-                  </w:tcBorders>
-                  <w:vAlign w:val="center"/>
-                  <w:shd w:fill="FAFAFA"/>
-                </w:tcPr>
-                <w:p>
-                  <w:pPr>
-                    <w:spacing w:before="0" w:after="0" w:line="200" w:lineRule="exact"/>
-                    <w:jc w:val="center"/>
-                  </w:pPr>
-                  <w:r/>
-                  <w:r>
-                    <w:rPr>
-                      <w:rFonts w:ascii="Times New Roman" w:hAnsi="Times New Roman"/>
-                      <w:b/>
-                      <w:i w:val="0"/>
-                      <w:sz w:val="15"/>
-                    </w:rPr>
-                    <w:t>Subject Code</w:t>
-                  </w:r>
-                </w:p>
-              </w:tc>
-              <w:tc>
-                <w:tcPr>
-                  <w:tcW w:type="dxa" w:w="850"/>
-                  <w:tcBorders>
-                    <w:top w:val="single" w:sz="4" w:space="0" w:color="000000"/>
-                    <w:bottom w:val="single" w:sz="4" w:space="0" w:color="000000"/>
-                    <w:start w:val="single" w:sz="4" w:space="0" w:color="000000"/>
-                    <w:end w:val="single" w:sz="4" w:space="0" w:color="000000"/>
-                  </w:tcBorders>
-                  <w:vAlign w:val="center"/>
-                  <w:shd w:fill="FAFAFA"/>
-                </w:tcPr>
-                <w:p>
-                  <w:pPr>
-                    <w:spacing w:before="0" w:after="0" w:line="200" w:lineRule="exact"/>
-                    <w:jc w:val="center"/>
-                  </w:pPr>
-                  <w:r/>
-                  <w:r>
-                    <w:rPr>
-                      <w:rFonts w:ascii="Times New Roman" w:hAnsi="Times New Roman"/>
-                      <w:b/>
-                      <w:i w:val="0"/>
-                      <w:sz w:val="15"/>
-                    </w:rPr>
-                    <w:t>No. of</w:t>
-                  </w:r>
-                </w:p>
-                <w:p>
-                  <w:pPr>
-                    <w:spacing w:before="0" w:after="0" w:line="200" w:lineRule="exact"/>
-                    <w:jc w:val="center"/>
-                  </w:pPr>
-                  <w:r>
-                    <w:rPr>
-                      <w:rFonts w:ascii="Times New Roman" w:hAnsi="Times New Roman"/>
-                      <w:b/>
-                      <w:i w:val="0"/>
-                      <w:sz w:val="15"/>
-                    </w:rPr>
-                    <w:t>Scripts</w:t>
-                  </w:r>
-                </w:p>
-              </w:tc>
-              <w:tc>
-                <w:tcPr>
-                  <w:tcW w:type="dxa" w:w="964"/>
-                  <w:tcBorders>
-                    <w:top w:val="single" w:sz="4" w:space="0" w:color="000000"/>
-                    <w:bottom w:val="single" w:sz="4" w:space="0" w:color="000000"/>
-                    <w:start w:val="single" w:sz="4" w:space="0" w:color="000000"/>
-                    <w:end w:val="single" w:sz="4" w:space="0" w:color="000000"/>
-                  </w:tcBorders>
-                  <w:vAlign w:val="center"/>
-                  <w:shd w:fill="FAFAFA"/>
-                </w:tcPr>
-                <w:p>
-                  <w:pPr>
-                    <w:spacing w:before="0" w:after="0" w:line="200" w:lineRule="exact"/>
-                    <w:jc w:val="center"/>
-                  </w:pPr>
-                  <w:r/>
-                  <w:r>
-                    <w:rPr>
-                      <w:rFonts w:ascii="Times New Roman" w:hAnsi="Times New Roman"/>
-                      <w:b/>
-                      <w:i w:val="0"/>
-                      <w:sz w:val="15"/>
-                    </w:rPr>
-                    <w:t>Amount</w:t>
-                  </w:r>
-                </w:p>
-                <w:p>
-                  <w:pPr>
-                    <w:spacing w:before="0" w:after="0" w:line="200" w:lineRule="exact"/>
-                    <w:jc w:val="center"/>
-                  </w:pPr>
-                  <w:r>
-                    <w:rPr>
-                      <w:rFonts w:ascii="Times New Roman" w:hAnsi="Times New Roman"/>
-                      <w:b/>
-                      <w:i w:val="0"/>
-                      <w:sz w:val="15"/>
-                    </w:rPr>
-                    <w:t>(Rs.)</w:t>
-                  </w:r>
-                </w:p>
-              </w:tc>
-            </w:tr>
-            <w:tr>
-              <w:trPr>
-                <w:trHeight w:val="238" w:hRule="atLeast"/>
-              </w:trPr>
-              <w:tc>
-                <w:tcPr>
-                  <w:tcW w:type="dxa" w:w="510"/>
-                  <w:tcBorders>
-                    <w:top w:val="single" w:sz="4" w:space="0" w:color="000000"/>
-                    <w:bottom w:val="single" w:sz="4" w:space="0" w:color="000000"/>
-                    <w:start w:val="single" w:sz="4" w:space="0" w:color="000000"/>
-                    <w:end w:val="single" w:sz="4" w:space="0" w:color="000000"/>
-                  </w:tcBorders>
-                  <w:vAlign w:val="center"/>
-                </w:tcPr>
-                <w:p>
-                  <w:pPr>
-                    <w:spacing w:before="0" w:after="0" w:line="200" w:lineRule="exact"/>
-                    <w:jc w:val="center"/>
-                  </w:pPr>
-                  <w:r/>
-                  <w:r>
-                    <w:rPr>
-                      <w:rFonts w:ascii="Times New Roman" w:hAnsi="Times New Roman"/>
-                      <w:b w:val="0"/>
-                      <w:i w:val="0"/>
-                      <w:sz w:val="15"/>
-                    </w:rPr>
-                    <w:t>1</w:t>
-                  </w:r>
-                </w:p>
-              </w:tc>
-              <w:tc>
-                <w:tcPr>
-                  <w:tcW w:type="dxa" w:w="1587"/>
-                  <w:tcBorders>
-                    <w:top w:val="single" w:sz="4" w:space="0" w:color="000000"/>
-                    <w:bottom w:val="single" w:sz="4" w:space="0" w:color="000000"/>
-                    <w:start w:val="single" w:sz="4" w:space="0" w:color="000000"/>
-                    <w:end w:val="single" w:sz="4" w:space="0" w:color="000000"/>
-                  </w:tcBorders>
-                  <w:vAlign w:val="center"/>
-                </w:tcPr>
-                <w:p>
-                  <w:pPr>
-                    <w:spacing w:before="0" w:after="0" w:line="200" w:lineRule="exact"/>
-                    <w:jc w:val="center"/>
-                  </w:pPr>
-                  <w:r/>
-                </w:p>
-              </w:tc>
-              <w:tc>
-                <w:tcPr>
-                  <w:tcW w:type="dxa" w:w="850"/>
-                  <w:tcBorders>
-                    <w:top w:val="single" w:sz="4" w:space="0" w:color="000000"/>
-                    <w:bottom w:val="single" w:sz="4" w:space="0" w:color="000000"/>
-                    <w:start w:val="single" w:sz="4" w:space="0" w:color="000000"/>
-                    <w:end w:val="single" w:sz="4" w:space="0" w:color="000000"/>
-                  </w:tcBorders>
-                  <w:vAlign w:val="center"/>
-                </w:tcPr>
-                <w:p>
-                  <w:pPr>
-                    <w:spacing w:before="0" w:after="0" w:line="200" w:lineRule="exact"/>
-                    <w:jc w:val="center"/>
-                  </w:pPr>
-                  <w:r/>
-                </w:p>
-              </w:tc>
-              <w:tc>
-                <w:tcPr>
-                  <w:tcW w:type="dxa" w:w="964"/>
-                  <w:tcBorders>
-                    <w:top w:val="single" w:sz="4" w:space="0" w:color="000000"/>
-                    <w:bottom w:val="single" w:sz="4" w:space="0" w:color="000000"/>
-                    <w:start w:val="single" w:sz="4" w:space="0" w:color="000000"/>
-                    <w:end w:val="single" w:sz="4" w:space="0" w:color="000000"/>
-                  </w:tcBorders>
-                  <w:vAlign w:val="center"/>
-                </w:tcPr>
-                <w:p>
-                  <w:pPr>
-                    <w:spacing w:before="0" w:after="0" w:line="200" w:lineRule="exact"/>
-                    <w:jc w:val="center"/>
-                  </w:pPr>
-                  <w:r/>
-                </w:p>
-              </w:tc>
-              <w:tc>
-                <w:tcPr>
-                  <w:tcW w:type="dxa" w:w="170"/>
-                  <w:tcBorders>
-                    <w:top w:val="single" w:sz="4" w:space="0" w:color="000000"/>
-                    <w:bottom w:val="single" w:sz="4" w:space="0" w:color="000000"/>
-                    <w:start w:val="single" w:sz="4" w:space="0" w:color="000000"/>
-                    <w:end w:val="single" w:sz="4" w:space="0" w:color="000000"/>
-                  </w:tcBorders>
-                  <w:vAlign w:val="center"/>
-                  <w:tcBorders>
-                    <w:top w:val="none" w:sz="0" w:space="0" w:color="000000"/>
-                    <w:bottom w:val="none" w:sz="0" w:space="0" w:color="000000"/>
-                    <w:start w:val="single" w:sz="4" w:space="0" w:color="000000"/>
-                    <w:end w:val="single" w:sz="4" w:space="0" w:color="000000"/>
-                  </w:tcBorders>
-                </w:tcPr>
-                <w:p>
-                  <w:pPr>
-                    <w:spacing w:before="0" w:after="0" w:line="200" w:lineRule="exact"/>
-                    <w:jc w:val="center"/>
-                  </w:pPr>
-                  <w:r/>
-                </w:p>
-              </w:tc>
-              <w:tc>
-                <w:tcPr>
-                  <w:tcW w:type="dxa" w:w="510"/>
-                  <w:tcBorders>
-                    <w:top w:val="single" w:sz="4" w:space="0" w:color="000000"/>
-                    <w:bottom w:val="single" w:sz="4" w:space="0" w:color="000000"/>
-                    <w:start w:val="single" w:sz="4" w:space="0" w:color="000000"/>
-                    <w:end w:val="single" w:sz="4" w:space="0" w:color="000000"/>
-                  </w:tcBorders>
-                  <w:vAlign w:val="center"/>
-                </w:tcPr>
-                <w:p>
-                  <w:pPr>
-                    <w:spacing w:before="0" w:after="0" w:line="200" w:lineRule="exact"/>
-                    <w:jc w:val="center"/>
-                  </w:pPr>
-                  <w:r/>
-                  <w:r>
-                    <w:rPr>
-                      <w:rFonts w:ascii="Times New Roman" w:hAnsi="Times New Roman"/>
-                      <w:b w:val="0"/>
-                      <w:i w:val="0"/>
-                      <w:sz w:val="15"/>
-                    </w:rPr>
-                    <w:t>1</w:t>
-                  </w:r>
-                </w:p>
-              </w:tc>
-              <w:tc>
-                <w:tcPr>
-                  <w:tcW w:type="dxa" w:w="1587"/>
-                  <w:tcBorders>
-                    <w:top w:val="single" w:sz="4" w:space="0" w:color="000000"/>
-                    <w:bottom w:val="single" w:sz="4" w:space="0" w:color="000000"/>
-                    <w:start w:val="single" w:sz="4" w:space="0" w:color="000000"/>
-                    <w:end w:val="single" w:sz="4" w:space="0" w:color="000000"/>
-                  </w:tcBorders>
-                  <w:vAlign w:val="center"/>
-                </w:tcPr>
-                <w:p>
-                  <w:pPr>
-                    <w:spacing w:before="0" w:after="0" w:line="200" w:lineRule="exact"/>
-                    <w:jc w:val="center"/>
-                  </w:pPr>
-                  <w:r/>
-                </w:p>
-              </w:tc>
-              <w:tc>
-                <w:tcPr>
-                  <w:tcW w:type="dxa" w:w="850"/>
-                  <w:tcBorders>
-                    <w:top w:val="single" w:sz="4" w:space="0" w:color="000000"/>
-                    <w:bottom w:val="single" w:sz="4" w:space="0" w:color="000000"/>
-                    <w:start w:val="single" w:sz="4" w:space="0" w:color="000000"/>
-                    <w:end w:val="single" w:sz="4" w:space="0" w:color="000000"/>
-                  </w:tcBorders>
-                  <w:vAlign w:val="center"/>
-                </w:tcPr>
-                <w:p>
-                  <w:pPr>
-                    <w:spacing w:before="0" w:after="0" w:line="200" w:lineRule="exact"/>
-                    <w:jc w:val="center"/>
-                  </w:pPr>
-                  <w:r/>
-                </w:p>
-              </w:tc>
-              <w:tc>
-                <w:tcPr>
-                  <w:tcW w:type="dxa" w:w="964"/>
-                  <w:tcBorders>
-                    <w:top w:val="single" w:sz="4" w:space="0" w:color="000000"/>
-                    <w:bottom w:val="single" w:sz="4" w:space="0" w:color="000000"/>
-                    <w:start w:val="single" w:sz="4" w:space="0" w:color="000000"/>
-                    <w:end w:val="single" w:sz="4" w:space="0" w:color="000000"/>
-                  </w:tcBorders>
-                  <w:vAlign w:val="center"/>
-                </w:tcPr>
-                <w:p>
-                  <w:pPr>
-                    <w:spacing w:before="0" w:after="0" w:line="200" w:lineRule="exact"/>
-                    <w:jc w:val="center"/>
-                  </w:pPr>
-                  <w:r/>
-                </w:p>
-              </w:tc>
-            </w:tr>
-            <w:tr>
-              <w:trPr>
-                <w:trHeight w:val="238" w:hRule="atLeast"/>
-              </w:trPr>
-              <w:tc>
-                <w:tcPr>
-                  <w:tcW w:type="dxa" w:w="510"/>
-                  <w:tcBorders>
-                    <w:top w:val="single" w:sz="4" w:space="0" w:color="000000"/>
-                    <w:bottom w:val="single" w:sz="4" w:space="0" w:color="000000"/>
-                    <w:start w:val="single" w:sz="4" w:space="0" w:color="000000"/>
-                    <w:end w:val="single" w:sz="4" w:space="0" w:color="000000"/>
-                  </w:tcBorders>
-                  <w:vAlign w:val="center"/>
-                </w:tcPr>
-                <w:p>
-                  <w:pPr>
-                    <w:spacing w:before="0" w:after="0" w:line="200" w:lineRule="exact"/>
-                    <w:jc w:val="center"/>
-                  </w:pPr>
-                  <w:r/>
-                  <w:r>
-                    <w:rPr>
-                      <w:rFonts w:ascii="Times New Roman" w:hAnsi="Times New Roman"/>
-                      <w:b w:val="0"/>
-                      <w:i w:val="0"/>
-                      <w:sz w:val="15"/>
-                    </w:rPr>
-                    <w:t>2</w:t>
-                  </w:r>
-                </w:p>
-              </w:tc>
-              <w:tc>
-                <w:tcPr>
-                  <w:tcW w:type="dxa" w:w="1587"/>
-                  <w:tcBorders>
-                    <w:top w:val="single" w:sz="4" w:space="0" w:color="000000"/>
-                    <w:bottom w:val="single" w:sz="4" w:space="0" w:color="000000"/>
-                    <w:start w:val="single" w:sz="4" w:space="0" w:color="000000"/>
-                    <w:end w:val="single" w:sz="4" w:space="0" w:color="000000"/>
-                  </w:tcBorders>
-                  <w:vAlign w:val="center"/>
-                </w:tcPr>
-                <w:p>
-                  <w:pPr>
-                    <w:spacing w:before="0" w:after="0" w:line="200" w:lineRule="exact"/>
-                    <w:jc w:val="center"/>
-                  </w:pPr>
-                  <w:r/>
-                </w:p>
-              </w:tc>
-              <w:tc>
-                <w:tcPr>
-                  <w:tcW w:type="dxa" w:w="850"/>
-                  <w:tcBorders>
-                    <w:top w:val="single" w:sz="4" w:space="0" w:color="000000"/>
-                    <w:bottom w:val="single" w:sz="4" w:space="0" w:color="000000"/>
-                    <w:start w:val="single" w:sz="4" w:space="0" w:color="000000"/>
-                    <w:end w:val="single" w:sz="4" w:space="0" w:color="000000"/>
-                  </w:tcBorders>
-                  <w:vAlign w:val="center"/>
-                </w:tcPr>
-                <w:p>
-                  <w:pPr>
-                    <w:spacing w:before="0" w:after="0" w:line="200" w:lineRule="exact"/>
-                    <w:jc w:val="center"/>
-                  </w:pPr>
-                  <w:r/>
-                </w:p>
-              </w:tc>
-              <w:tc>
-                <w:tcPr>
-                  <w:tcW w:type="dxa" w:w="964"/>
-                  <w:tcBorders>
-                    <w:top w:val="single" w:sz="4" w:space="0" w:color="000000"/>
-                    <w:bottom w:val="single" w:sz="4" w:space="0" w:color="000000"/>
-                    <w:start w:val="single" w:sz="4" w:space="0" w:color="000000"/>
-                    <w:end w:val="single" w:sz="4" w:space="0" w:color="000000"/>
-                  </w:tcBorders>
-                  <w:vAlign w:val="center"/>
-                </w:tcPr>
-                <w:p>
-                  <w:pPr>
-                    <w:spacing w:before="0" w:after="0" w:line="200" w:lineRule="exact"/>
-                    <w:jc w:val="center"/>
-                  </w:pPr>
-                  <w:r/>
-                </w:p>
-              </w:tc>
-              <w:tc>
-                <w:tcPr>
-                  <w:tcW w:type="dxa" w:w="170"/>
-                  <w:tcBorders>
-                    <w:top w:val="single" w:sz="4" w:space="0" w:color="000000"/>
-                    <w:bottom w:val="single" w:sz="4" w:space="0" w:color="000000"/>
-                    <w:start w:val="single" w:sz="4" w:space="0" w:color="000000"/>
-                    <w:end w:val="single" w:sz="4" w:space="0" w:color="000000"/>
-                  </w:tcBorders>
-                  <w:vAlign w:val="center"/>
-                  <w:tcBorders>
-                    <w:top w:val="none" w:sz="0" w:space="0" w:color="000000"/>
-                    <w:bottom w:val="none" w:sz="0" w:space="0" w:color="000000"/>
-                    <w:start w:val="single" w:sz="4" w:space="0" w:color="000000"/>
-                    <w:end w:val="single" w:sz="4" w:space="0" w:color="000000"/>
-                  </w:tcBorders>
-                </w:tcPr>
-                <w:p>
-                  <w:pPr>
-                    <w:spacing w:before="0" w:after="0" w:line="200" w:lineRule="exact"/>
-                    <w:jc w:val="center"/>
-                  </w:pPr>
-                  <w:r/>
-                </w:p>
-              </w:tc>
-              <w:tc>
-                <w:tcPr>
-                  <w:tcW w:type="dxa" w:w="510"/>
-                  <w:tcBorders>
-                    <w:top w:val="single" w:sz="4" w:space="0" w:color="000000"/>
-                    <w:bottom w:val="single" w:sz="4" w:space="0" w:color="000000"/>
-                    <w:start w:val="single" w:sz="4" w:space="0" w:color="000000"/>
-                    <w:end w:val="single" w:sz="4" w:space="0" w:color="000000"/>
-                  </w:tcBorders>
-                  <w:vAlign w:val="center"/>
-                </w:tcPr>
-                <w:p>
-                  <w:pPr>
-                    <w:spacing w:before="0" w:after="0" w:line="200" w:lineRule="exact"/>
-                    <w:jc w:val="center"/>
-                  </w:pPr>
-                  <w:r/>
-                  <w:r>
-                    <w:rPr>
-                      <w:rFonts w:ascii="Times New Roman" w:hAnsi="Times New Roman"/>
-                      <w:b w:val="0"/>
-                      <w:i w:val="0"/>
-                      <w:sz w:val="15"/>
-                    </w:rPr>
-                    <w:t>2</w:t>
-                  </w:r>
-                </w:p>
-              </w:tc>
-              <w:tc>
-                <w:tcPr>
-                  <w:tcW w:type="dxa" w:w="1587"/>
-                  <w:tcBorders>
-                    <w:top w:val="single" w:sz="4" w:space="0" w:color="000000"/>
-                    <w:bottom w:val="single" w:sz="4" w:space="0" w:color="000000"/>
-                    <w:start w:val="single" w:sz="4" w:space="0" w:color="000000"/>
-                    <w:end w:val="single" w:sz="4" w:space="0" w:color="000000"/>
-                  </w:tcBorders>
-                  <w:vAlign w:val="center"/>
-                </w:tcPr>
-                <w:p>
-                  <w:pPr>
-                    <w:spacing w:before="0" w:after="0" w:line="200" w:lineRule="exact"/>
-                    <w:jc w:val="center"/>
-                  </w:pPr>
-                  <w:r/>
-                </w:p>
-              </w:tc>
-              <w:tc>
-                <w:tcPr>
-                  <w:tcW w:type="dxa" w:w="850"/>
-                  <w:tcBorders>
-                    <w:top w:val="single" w:sz="4" w:space="0" w:color="000000"/>
-                    <w:bottom w:val="single" w:sz="4" w:space="0" w:color="000000"/>
-                    <w:start w:val="single" w:sz="4" w:space="0" w:color="000000"/>
-                    <w:end w:val="single" w:sz="4" w:space="0" w:color="000000"/>
-                  </w:tcBorders>
-                  <w:vAlign w:val="center"/>
-                </w:tcPr>
-                <w:p>
-                  <w:pPr>
-                    <w:spacing w:before="0" w:after="0" w:line="200" w:lineRule="exact"/>
-                    <w:jc w:val="center"/>
-                  </w:pPr>
-                  <w:r/>
-                </w:p>
-              </w:tc>
-              <w:tc>
-                <w:tcPr>
-                  <w:tcW w:type="dxa" w:w="964"/>
-                  <w:tcBorders>
-                    <w:top w:val="single" w:sz="4" w:space="0" w:color="000000"/>
-                    <w:bottom w:val="single" w:sz="4" w:space="0" w:color="000000"/>
-                    <w:start w:val="single" w:sz="4" w:space="0" w:color="000000"/>
-                    <w:end w:val="single" w:sz="4" w:space="0" w:color="000000"/>
-                  </w:tcBorders>
-                  <w:vAlign w:val="center"/>
-                </w:tcPr>
-                <w:p>
-                  <w:pPr>
-                    <w:spacing w:before="0" w:after="0" w:line="200" w:lineRule="exact"/>
-                    <w:jc w:val="center"/>
-                  </w:pPr>
-                  <w:r/>
-                </w:p>
-              </w:tc>
-            </w:tr>
-            <w:tr>
-              <w:trPr>
-                <w:trHeight w:val="238" w:hRule="atLeast"/>
-              </w:trPr>
-              <w:tc>
-                <w:tcPr>
-                  <w:tcW w:type="dxa" w:w="510"/>
-                  <w:tcBorders>
-                    <w:top w:val="single" w:sz="4" w:space="0" w:color="000000"/>
-                    <w:bottom w:val="single" w:sz="4" w:space="0" w:color="000000"/>
-                    <w:start w:val="single" w:sz="4" w:space="0" w:color="000000"/>
-                    <w:end w:val="single" w:sz="4" w:space="0" w:color="000000"/>
-                  </w:tcBorders>
-                  <w:vAlign w:val="center"/>
-                </w:tcPr>
-                <w:p>
-                  <w:pPr>
-                    <w:spacing w:before="0" w:after="0" w:line="200" w:lineRule="exact"/>
-                    <w:jc w:val="center"/>
-                  </w:pPr>
-                  <w:r/>
-                  <w:r>
-                    <w:rPr>
-                      <w:rFonts w:ascii="Times New Roman" w:hAnsi="Times New Roman"/>
-                      <w:b w:val="0"/>
-                      <w:i w:val="0"/>
-                      <w:sz w:val="15"/>
-                    </w:rPr>
-                    <w:t>3</w:t>
-                  </w:r>
-                </w:p>
-              </w:tc>
-              <w:tc>
-                <w:tcPr>
-                  <w:tcW w:type="dxa" w:w="1587"/>
-                  <w:tcBorders>
-                    <w:top w:val="single" w:sz="4" w:space="0" w:color="000000"/>
-                    <w:bottom w:val="single" w:sz="4" w:space="0" w:color="000000"/>
-                    <w:start w:val="single" w:sz="4" w:space="0" w:color="000000"/>
-                    <w:end w:val="single" w:sz="4" w:space="0" w:color="000000"/>
-                  </w:tcBorders>
-                  <w:vAlign w:val="center"/>
-                </w:tcPr>
-                <w:p>
-                  <w:pPr>
-                    <w:spacing w:before="0" w:after="0" w:line="200" w:lineRule="exact"/>
-                    <w:jc w:val="center"/>
-                  </w:pPr>
-                  <w:r/>
-                </w:p>
-              </w:tc>
-              <w:tc>
-                <w:tcPr>
-                  <w:tcW w:type="dxa" w:w="850"/>
-                  <w:tcBorders>
-                    <w:top w:val="single" w:sz="4" w:space="0" w:color="000000"/>
-                    <w:bottom w:val="single" w:sz="4" w:space="0" w:color="000000"/>
-                    <w:start w:val="single" w:sz="4" w:space="0" w:color="000000"/>
-                    <w:end w:val="single" w:sz="4" w:space="0" w:color="000000"/>
-                  </w:tcBorders>
-                  <w:vAlign w:val="center"/>
-                </w:tcPr>
-                <w:p>
-                  <w:pPr>
-                    <w:spacing w:before="0" w:after="0" w:line="200" w:lineRule="exact"/>
-                    <w:jc w:val="center"/>
-                  </w:pPr>
-                  <w:r/>
-                </w:p>
-              </w:tc>
-              <w:tc>
-                <w:tcPr>
-                  <w:tcW w:type="dxa" w:w="964"/>
-                  <w:tcBorders>
-                    <w:top w:val="single" w:sz="4" w:space="0" w:color="000000"/>
-                    <w:bottom w:val="single" w:sz="4" w:space="0" w:color="000000"/>
-                    <w:start w:val="single" w:sz="4" w:space="0" w:color="000000"/>
-                    <w:end w:val="single" w:sz="4" w:space="0" w:color="000000"/>
-                  </w:tcBorders>
-                  <w:vAlign w:val="center"/>
-                </w:tcPr>
-                <w:p>
-                  <w:pPr>
-                    <w:spacing w:before="0" w:after="0" w:line="200" w:lineRule="exact"/>
-                    <w:jc w:val="center"/>
-                  </w:pPr>
-                  <w:r/>
-                </w:p>
-              </w:tc>
-              <w:tc>
-                <w:tcPr>
-                  <w:tcW w:type="dxa" w:w="170"/>
-                  <w:tcBorders>
-                    <w:top w:val="single" w:sz="4" w:space="0" w:color="000000"/>
-                    <w:bottom w:val="single" w:sz="4" w:space="0" w:color="000000"/>
-                    <w:start w:val="single" w:sz="4" w:space="0" w:color="000000"/>
-                    <w:end w:val="single" w:sz="4" w:space="0" w:color="000000"/>
-                  </w:tcBorders>
-                  <w:vAlign w:val="center"/>
-                  <w:tcBorders>
-                    <w:top w:val="none" w:sz="0" w:space="0" w:color="000000"/>
-                    <w:bottom w:val="none" w:sz="0" w:space="0" w:color="000000"/>
-                    <w:start w:val="single" w:sz="4" w:space="0" w:color="000000"/>
-                    <w:end w:val="single" w:sz="4" w:space="0" w:color="000000"/>
-                  </w:tcBorders>
-                </w:tcPr>
-                <w:p>
-                  <w:pPr>
-                    <w:spacing w:before="0" w:after="0" w:line="200" w:lineRule="exact"/>
-                    <w:jc w:val="center"/>
-                  </w:pPr>
-                  <w:r/>
-                </w:p>
-              </w:tc>
-              <w:tc>
-                <w:tcPr>
-                  <w:tcW w:type="dxa" w:w="510"/>
-                  <w:tcBorders>
-                    <w:top w:val="single" w:sz="4" w:space="0" w:color="000000"/>
-                    <w:bottom w:val="single" w:sz="4" w:space="0" w:color="000000"/>
-                    <w:start w:val="single" w:sz="4" w:space="0" w:color="000000"/>
-                    <w:end w:val="single" w:sz="4" w:space="0" w:color="000000"/>
-                  </w:tcBorders>
-                  <w:vAlign w:val="center"/>
-                </w:tcPr>
-                <w:p>
-                  <w:pPr>
-                    <w:spacing w:before="0" w:after="0" w:line="200" w:lineRule="exact"/>
-                    <w:jc w:val="center"/>
-                  </w:pPr>
-                  <w:r/>
-                  <w:r>
-                    <w:rPr>
-                      <w:rFonts w:ascii="Times New Roman" w:hAnsi="Times New Roman"/>
-                      <w:b w:val="0"/>
-                      <w:i w:val="0"/>
-                      <w:sz w:val="15"/>
-                    </w:rPr>
-                    <w:t>3</w:t>
-                  </w:r>
-                </w:p>
-              </w:tc>
-              <w:tc>
-                <w:tcPr>
-                  <w:tcW w:type="dxa" w:w="1587"/>
-                  <w:tcBorders>
-                    <w:top w:val="single" w:sz="4" w:space="0" w:color="000000"/>
-                    <w:bottom w:val="single" w:sz="4" w:space="0" w:color="000000"/>
-                    <w:start w:val="single" w:sz="4" w:space="0" w:color="000000"/>
-                    <w:end w:val="single" w:sz="4" w:space="0" w:color="000000"/>
-                  </w:tcBorders>
-                  <w:vAlign w:val="center"/>
-                </w:tcPr>
-                <w:p>
-                  <w:pPr>
-                    <w:spacing w:before="0" w:after="0" w:line="200" w:lineRule="exact"/>
-                    <w:jc w:val="center"/>
-                  </w:pPr>
-                  <w:r/>
-                </w:p>
-              </w:tc>
-              <w:tc>
-                <w:tcPr>
-                  <w:tcW w:type="dxa" w:w="850"/>
-                  <w:tcBorders>
-                    <w:top w:val="single" w:sz="4" w:space="0" w:color="000000"/>
-                    <w:bottom w:val="single" w:sz="4" w:space="0" w:color="000000"/>
-                    <w:start w:val="single" w:sz="4" w:space="0" w:color="000000"/>
-                    <w:end w:val="single" w:sz="4" w:space="0" w:color="000000"/>
-                  </w:tcBorders>
-                  <w:vAlign w:val="center"/>
-                </w:tcPr>
-                <w:p>
-                  <w:pPr>
-                    <w:spacing w:before="0" w:after="0" w:line="200" w:lineRule="exact"/>
-                    <w:jc w:val="center"/>
-                  </w:pPr>
-                  <w:r/>
-                </w:p>
-              </w:tc>
-              <w:tc>
-                <w:tcPr>
-                  <w:tcW w:type="dxa" w:w="964"/>
-                  <w:tcBorders>
-                    <w:top w:val="single" w:sz="4" w:space="0" w:color="000000"/>
-                    <w:bottom w:val="single" w:sz="4" w:space="0" w:color="000000"/>
-                    <w:start w:val="single" w:sz="4" w:space="0" w:color="000000"/>
-                    <w:end w:val="single" w:sz="4" w:space="0" w:color="000000"/>
-                  </w:tcBorders>
-                  <w:vAlign w:val="center"/>
-                </w:tcPr>
-                <w:p>
-                  <w:pPr>
-                    <w:spacing w:before="0" w:after="0" w:line="200" w:lineRule="exact"/>
-                    <w:jc w:val="center"/>
-                  </w:pPr>
-                  <w:r/>
-                </w:p>
-              </w:tc>
-            </w:tr>
-            <w:tr>
-              <w:trPr>
-                <w:trHeight w:val="238" w:hRule="atLeast"/>
-              </w:trPr>
-              <w:tc>
-                <w:tcPr>
-                  <w:tcW w:type="dxa" w:w="510"/>
-                  <w:tcBorders>
-                    <w:top w:val="single" w:sz="4" w:space="0" w:color="000000"/>
-                    <w:bottom w:val="single" w:sz="4" w:space="0" w:color="000000"/>
-                    <w:start w:val="single" w:sz="4" w:space="0" w:color="000000"/>
-                    <w:end w:val="single" w:sz="4" w:space="0" w:color="000000"/>
-                  </w:tcBorders>
-                  <w:vAlign w:val="center"/>
-                </w:tcPr>
-                <w:p>
-                  <w:pPr>
-                    <w:spacing w:before="0" w:after="0" w:line="200" w:lineRule="exact"/>
-                    <w:jc w:val="center"/>
-                  </w:pPr>
-                  <w:r/>
-                  <w:r>
-                    <w:rPr>
-                      <w:rFonts w:ascii="Times New Roman" w:hAnsi="Times New Roman"/>
-                      <w:b w:val="0"/>
-                      <w:i w:val="0"/>
-                      <w:sz w:val="15"/>
-                    </w:rPr>
-                    <w:t>4</w:t>
-                  </w:r>
-                </w:p>
-              </w:tc>
-              <w:tc>
-                <w:tcPr>
-                  <w:tcW w:type="dxa" w:w="1587"/>
-                  <w:tcBorders>
-                    <w:top w:val="single" w:sz="4" w:space="0" w:color="000000"/>
-                    <w:bottom w:val="single" w:sz="4" w:space="0" w:color="000000"/>
-                    <w:start w:val="single" w:sz="4" w:space="0" w:color="000000"/>
-                    <w:end w:val="single" w:sz="4" w:space="0" w:color="000000"/>
-                  </w:tcBorders>
-                  <w:vAlign w:val="center"/>
-                </w:tcPr>
-                <w:p>
-                  <w:pPr>
-                    <w:spacing w:before="0" w:after="0" w:line="200" w:lineRule="exact"/>
-                    <w:jc w:val="center"/>
-                  </w:pPr>
-                  <w:r/>
-                </w:p>
-              </w:tc>
-              <w:tc>
-                <w:tcPr>
-                  <w:tcW w:type="dxa" w:w="850"/>
-                  <w:tcBorders>
-                    <w:top w:val="single" w:sz="4" w:space="0" w:color="000000"/>
-                    <w:bottom w:val="single" w:sz="4" w:space="0" w:color="000000"/>
-                    <w:start w:val="single" w:sz="4" w:space="0" w:color="000000"/>
-                    <w:end w:val="single" w:sz="4" w:space="0" w:color="000000"/>
-                  </w:tcBorders>
-                  <w:vAlign w:val="center"/>
-                </w:tcPr>
-                <w:p>
-                  <w:pPr>
-                    <w:spacing w:before="0" w:after="0" w:line="200" w:lineRule="exact"/>
-                    <w:jc w:val="center"/>
-                  </w:pPr>
-                  <w:r/>
-                </w:p>
-              </w:tc>
-              <w:tc>
-                <w:tcPr>
-                  <w:tcW w:type="dxa" w:w="964"/>
-                  <w:tcBorders>
-                    <w:top w:val="single" w:sz="4" w:space="0" w:color="000000"/>
-                    <w:bottom w:val="single" w:sz="4" w:space="0" w:color="000000"/>
-                    <w:start w:val="single" w:sz="4" w:space="0" w:color="000000"/>
-                    <w:end w:val="single" w:sz="4" w:space="0" w:color="000000"/>
-                  </w:tcBorders>
-                  <w:vAlign w:val="center"/>
-                </w:tcPr>
-                <w:p>
-                  <w:pPr>
-                    <w:spacing w:before="0" w:after="0" w:line="200" w:lineRule="exact"/>
-                    <w:jc w:val="center"/>
-                  </w:pPr>
-                  <w:r/>
-                </w:p>
-              </w:tc>
-              <w:tc>
-                <w:tcPr>
-                  <w:tcW w:type="dxa" w:w="170"/>
-                  <w:tcBorders>
-                    <w:top w:val="single" w:sz="4" w:space="0" w:color="000000"/>
-                    <w:bottom w:val="single" w:sz="4" w:space="0" w:color="000000"/>
-                    <w:start w:val="single" w:sz="4" w:space="0" w:color="000000"/>
-                    <w:end w:val="single" w:sz="4" w:space="0" w:color="000000"/>
-                  </w:tcBorders>
-                  <w:vAlign w:val="center"/>
-                  <w:tcBorders>
-                    <w:top w:val="none" w:sz="0" w:space="0" w:color="000000"/>
-                    <w:bottom w:val="none" w:sz="0" w:space="0" w:color="000000"/>
-                    <w:start w:val="single" w:sz="4" w:space="0" w:color="000000"/>
-                    <w:end w:val="single" w:sz="4" w:space="0" w:color="000000"/>
-                  </w:tcBorders>
-                </w:tcPr>
-                <w:p>
-                  <w:pPr>
-                    <w:spacing w:before="0" w:after="0" w:line="200" w:lineRule="exact"/>
-                    <w:jc w:val="center"/>
-                  </w:pPr>
-                  <w:r/>
-                </w:p>
-              </w:tc>
-              <w:tc>
-                <w:tcPr>
-                  <w:tcW w:type="dxa" w:w="510"/>
-                  <w:tcBorders>
-                    <w:top w:val="single" w:sz="4" w:space="0" w:color="000000"/>
-                    <w:bottom w:val="single" w:sz="4" w:space="0" w:color="000000"/>
-                    <w:start w:val="single" w:sz="4" w:space="0" w:color="000000"/>
-                    <w:end w:val="single" w:sz="4" w:space="0" w:color="000000"/>
-                  </w:tcBorders>
-                  <w:vAlign w:val="center"/>
-                </w:tcPr>
-                <w:p>
-                  <w:pPr>
-                    <w:spacing w:before="0" w:after="0" w:line="200" w:lineRule="exact"/>
-                    <w:jc w:val="center"/>
-                  </w:pPr>
-                  <w:r/>
-                  <w:r>
-                    <w:rPr>
-                      <w:rFonts w:ascii="Times New Roman" w:hAnsi="Times New Roman"/>
-                      <w:b w:val="0"/>
-                      <w:i w:val="0"/>
-                      <w:sz w:val="15"/>
-                    </w:rPr>
-                    <w:t>4</w:t>
-                  </w:r>
-                </w:p>
-              </w:tc>
-              <w:tc>
-                <w:tcPr>
-                  <w:tcW w:type="dxa" w:w="1587"/>
-                  <w:tcBorders>
-                    <w:top w:val="single" w:sz="4" w:space="0" w:color="000000"/>
-                    <w:bottom w:val="single" w:sz="4" w:space="0" w:color="000000"/>
-                    <w:start w:val="single" w:sz="4" w:space="0" w:color="000000"/>
-                    <w:end w:val="single" w:sz="4" w:space="0" w:color="000000"/>
-                  </w:tcBorders>
-                  <w:vAlign w:val="center"/>
-                </w:tcPr>
-                <w:p>
-                  <w:pPr>
-                    <w:spacing w:before="0" w:after="0" w:line="200" w:lineRule="exact"/>
-                    <w:jc w:val="center"/>
-                  </w:pPr>
-                  <w:r/>
-                </w:p>
-              </w:tc>
-              <w:tc>
-                <w:tcPr>
-                  <w:tcW w:type="dxa" w:w="850"/>
-                  <w:tcBorders>
-                    <w:top w:val="single" w:sz="4" w:space="0" w:color="000000"/>
-                    <w:bottom w:val="single" w:sz="4" w:space="0" w:color="000000"/>
-                    <w:start w:val="single" w:sz="4" w:space="0" w:color="000000"/>
-                    <w:end w:val="single" w:sz="4" w:space="0" w:color="000000"/>
-                  </w:tcBorders>
-                  <w:vAlign w:val="center"/>
-                </w:tcPr>
-                <w:p>
-                  <w:pPr>
-                    <w:spacing w:before="0" w:after="0" w:line="200" w:lineRule="exact"/>
-                    <w:jc w:val="center"/>
-                  </w:pPr>
-                  <w:r/>
-                </w:p>
-              </w:tc>
-              <w:tc>
-                <w:tcPr>
-                  <w:tcW w:type="dxa" w:w="964"/>
-                  <w:tcBorders>
-                    <w:top w:val="single" w:sz="4" w:space="0" w:color="000000"/>
-                    <w:bottom w:val="single" w:sz="4" w:space="0" w:color="000000"/>
-                    <w:start w:val="single" w:sz="4" w:space="0" w:color="000000"/>
-                    <w:end w:val="single" w:sz="4" w:space="0" w:color="000000"/>
-                  </w:tcBorders>
-                  <w:vAlign w:val="center"/>
-                </w:tcPr>
-                <w:p>
-                  <w:pPr>
-                    <w:spacing w:before="0" w:after="0" w:line="200" w:lineRule="exact"/>
-                    <w:jc w:val="center"/>
-                  </w:pPr>
-                  <w:r/>
-                </w:p>
-              </w:tc>
-            </w:tr>
-            <w:tr>
-              <w:trPr>
-                <w:trHeight w:val="238" w:hRule="atLeast"/>
-              </w:trPr>
-              <w:tc>
-                <w:tcPr>
-                  <w:tcW w:type="dxa" w:w="510"/>
-                  <w:tcBorders>
-                    <w:top w:val="single" w:sz="4" w:space="0" w:color="000000"/>
-                    <w:bottom w:val="single" w:sz="4" w:space="0" w:color="000000"/>
-                    <w:start w:val="single" w:sz="4" w:space="0" w:color="000000"/>
-                    <w:end w:val="single" w:sz="4" w:space="0" w:color="000000"/>
-                  </w:tcBorders>
-                  <w:vAlign w:val="center"/>
-                </w:tcPr>
-                <w:p>
-                  <w:pPr>
-                    <w:spacing w:before="0" w:after="0" w:line="200" w:lineRule="exact"/>
-                    <w:jc w:val="center"/>
-                  </w:pPr>
-                  <w:r/>
-                  <w:r>
-                    <w:rPr>
-                      <w:rFonts w:ascii="Times New Roman" w:hAnsi="Times New Roman"/>
-                      <w:b w:val="0"/>
-                      <w:i w:val="0"/>
-                      <w:sz w:val="15"/>
-                    </w:rPr>
-                    <w:t>5</w:t>
-                  </w:r>
-                </w:p>
-              </w:tc>
-              <w:tc>
-                <w:tcPr>
-                  <w:tcW w:type="dxa" w:w="1587"/>
-                  <w:tcBorders>
-                    <w:top w:val="single" w:sz="4" w:space="0" w:color="000000"/>
-                    <w:bottom w:val="single" w:sz="4" w:space="0" w:color="000000"/>
-                    <w:start w:val="single" w:sz="4" w:space="0" w:color="000000"/>
-                    <w:end w:val="single" w:sz="4" w:space="0" w:color="000000"/>
-                  </w:tcBorders>
-                  <w:vAlign w:val="center"/>
-                </w:tcPr>
-                <w:p>
-                  <w:pPr>
-                    <w:spacing w:before="0" w:after="0" w:line="200" w:lineRule="exact"/>
-                    <w:jc w:val="center"/>
-                  </w:pPr>
-                  <w:r/>
-                </w:p>
-              </w:tc>
-              <w:tc>
-                <w:tcPr>
-                  <w:tcW w:type="dxa" w:w="850"/>
-                  <w:tcBorders>
-                    <w:top w:val="single" w:sz="4" w:space="0" w:color="000000"/>
-                    <w:bottom w:val="single" w:sz="4" w:space="0" w:color="000000"/>
-                    <w:start w:val="single" w:sz="4" w:space="0" w:color="000000"/>
-                    <w:end w:val="single" w:sz="4" w:space="0" w:color="000000"/>
-                  </w:tcBorders>
-                  <w:vAlign w:val="center"/>
-                </w:tcPr>
-                <w:p>
-                  <w:pPr>
-                    <w:spacing w:before="0" w:after="0" w:line="200" w:lineRule="exact"/>
-                    <w:jc w:val="center"/>
-                  </w:pPr>
-                  <w:r/>
-                </w:p>
-              </w:tc>
-              <w:tc>
-                <w:tcPr>
-                  <w:tcW w:type="dxa" w:w="964"/>
-                  <w:tcBorders>
-                    <w:top w:val="single" w:sz="4" w:space="0" w:color="000000"/>
-                    <w:bottom w:val="single" w:sz="4" w:space="0" w:color="000000"/>
-                    <w:start w:val="single" w:sz="4" w:space="0" w:color="000000"/>
-                    <w:end w:val="single" w:sz="4" w:space="0" w:color="000000"/>
-                  </w:tcBorders>
-                  <w:vAlign w:val="center"/>
-                </w:tcPr>
-                <w:p>
-                  <w:pPr>
-                    <w:spacing w:before="0" w:after="0" w:line="200" w:lineRule="exact"/>
-                    <w:jc w:val="center"/>
-                  </w:pPr>
-                  <w:r/>
-                </w:p>
-              </w:tc>
-              <w:tc>
-                <w:tcPr>
-                  <w:tcW w:type="dxa" w:w="170"/>
-                  <w:tcBorders>
-                    <w:top w:val="single" w:sz="4" w:space="0" w:color="000000"/>
-                    <w:bottom w:val="single" w:sz="4" w:space="0" w:color="000000"/>
-                    <w:start w:val="single" w:sz="4" w:space="0" w:color="000000"/>
-                    <w:end w:val="single" w:sz="4" w:space="0" w:color="000000"/>
-                  </w:tcBorders>
-                  <w:vAlign w:val="center"/>
-                  <w:tcBorders>
-                    <w:top w:val="none" w:sz="0" w:space="0" w:color="000000"/>
-                    <w:bottom w:val="none" w:sz="0" w:space="0" w:color="000000"/>
-                    <w:start w:val="single" w:sz="4" w:space="0" w:color="000000"/>
-                    <w:end w:val="single" w:sz="4" w:space="0" w:color="000000"/>
-                  </w:tcBorders>
-                </w:tcPr>
-                <w:p>
-                  <w:pPr>
-                    <w:spacing w:before="0" w:after="0" w:line="200" w:lineRule="exact"/>
-                    <w:jc w:val="center"/>
-                  </w:pPr>
-                  <w:r/>
-                </w:p>
-              </w:tc>
-              <w:tc>
-                <w:tcPr>
-                  <w:tcW w:type="dxa" w:w="510"/>
-                  <w:tcBorders>
-                    <w:top w:val="single" w:sz="4" w:space="0" w:color="000000"/>
-                    <w:bottom w:val="single" w:sz="4" w:space="0" w:color="000000"/>
-                    <w:start w:val="single" w:sz="4" w:space="0" w:color="000000"/>
-                    <w:end w:val="single" w:sz="4" w:space="0" w:color="000000"/>
-                  </w:tcBorders>
-                  <w:vAlign w:val="center"/>
-                </w:tcPr>
-                <w:p>
-                  <w:pPr>
-                    <w:spacing w:before="0" w:after="0" w:line="200" w:lineRule="exact"/>
-                    <w:jc w:val="center"/>
-                  </w:pPr>
-                  <w:r/>
-                  <w:r>
-                    <w:rPr>
-                      <w:rFonts w:ascii="Times New Roman" w:hAnsi="Times New Roman"/>
-                      <w:b w:val="0"/>
-                      <w:i w:val="0"/>
-                      <w:sz w:val="15"/>
-                    </w:rPr>
-                    <w:t>5</w:t>
-                  </w:r>
-                </w:p>
-              </w:tc>
-              <w:tc>
-                <w:tcPr>
-                  <w:tcW w:type="dxa" w:w="1587"/>
-                  <w:tcBorders>
-                    <w:top w:val="single" w:sz="4" w:space="0" w:color="000000"/>
-                    <w:bottom w:val="single" w:sz="4" w:space="0" w:color="000000"/>
-                    <w:start w:val="single" w:sz="4" w:space="0" w:color="000000"/>
-                    <w:end w:val="single" w:sz="4" w:space="0" w:color="000000"/>
-                  </w:tcBorders>
-                  <w:vAlign w:val="center"/>
-                </w:tcPr>
-                <w:p>
-                  <w:pPr>
-                    <w:spacing w:before="0" w:after="0" w:line="200" w:lineRule="exact"/>
-                    <w:jc w:val="center"/>
-                  </w:pPr>
-                  <w:r/>
-                </w:p>
-              </w:tc>
-              <w:tc>
-                <w:tcPr>
-                  <w:tcW w:type="dxa" w:w="850"/>
-                  <w:tcBorders>
-                    <w:top w:val="single" w:sz="4" w:space="0" w:color="000000"/>
-                    <w:bottom w:val="single" w:sz="4" w:space="0" w:color="000000"/>
-                    <w:start w:val="single" w:sz="4" w:space="0" w:color="000000"/>
-                    <w:end w:val="single" w:sz="4" w:space="0" w:color="000000"/>
-                  </w:tcBorders>
-                  <w:vAlign w:val="center"/>
-                </w:tcPr>
-                <w:p>
-                  <w:pPr>
-                    <w:spacing w:before="0" w:after="0" w:line="200" w:lineRule="exact"/>
-                    <w:jc w:val="center"/>
-                  </w:pPr>
-                  <w:r/>
-                </w:p>
-              </w:tc>
-              <w:tc>
-                <w:tcPr>
-                  <w:tcW w:type="dxa" w:w="964"/>
-                  <w:tcBorders>
-                    <w:top w:val="single" w:sz="4" w:space="0" w:color="000000"/>
-                    <w:bottom w:val="single" w:sz="4" w:space="0" w:color="000000"/>
-                    <w:start w:val="single" w:sz="4" w:space="0" w:color="000000"/>
-                    <w:end w:val="single" w:sz="4" w:space="0" w:color="000000"/>
-                  </w:tcBorders>
-                  <w:vAlign w:val="center"/>
-                </w:tcPr>
-                <w:p>
-                  <w:pPr>
-                    <w:spacing w:before="0" w:after="0" w:line="200" w:lineRule="exact"/>
-                    <w:jc w:val="center"/>
-                  </w:pPr>
-                  <w:r/>
-                </w:p>
-              </w:tc>
-            </w:tr>
-            <w:tr>
-              <w:trPr>
-                <w:trHeight w:val="238" w:hRule="atLeast"/>
-              </w:trPr>
-              <w:tc>
-                <w:tcPr>
-                  <w:tcW w:type="dxa" w:w="510"/>
-                  <w:tcBorders>
-                    <w:top w:val="single" w:sz="4" w:space="0" w:color="000000"/>
-                    <w:bottom w:val="single" w:sz="4" w:space="0" w:color="000000"/>
-                    <w:start w:val="single" w:sz="4" w:space="0" w:color="000000"/>
-                    <w:end w:val="single" w:sz="4" w:space="0" w:color="000000"/>
-                  </w:tcBorders>
-                  <w:vAlign w:val="center"/>
-                </w:tcPr>
-                <w:p>
-                  <w:pPr>
-                    <w:spacing w:before="0" w:after="0" w:line="200" w:lineRule="exact"/>
-                    <w:jc w:val="center"/>
-                  </w:pPr>
-                  <w:r/>
-                  <w:r>
-                    <w:rPr>
-                      <w:rFonts w:ascii="Times New Roman" w:hAnsi="Times New Roman"/>
-                      <w:b w:val="0"/>
-                      <w:i w:val="0"/>
-                      <w:sz w:val="15"/>
-                    </w:rPr>
-                    <w:t>6</w:t>
-                  </w:r>
-                </w:p>
-              </w:tc>
-              <w:tc>
-                <w:tcPr>
-                  <w:tcW w:type="dxa" w:w="1587"/>
-                  <w:tcBorders>
-                    <w:top w:val="single" w:sz="4" w:space="0" w:color="000000"/>
-                    <w:bottom w:val="single" w:sz="4" w:space="0" w:color="000000"/>
-                    <w:start w:val="single" w:sz="4" w:space="0" w:color="000000"/>
-                    <w:end w:val="single" w:sz="4" w:space="0" w:color="000000"/>
-                  </w:tcBorders>
-                  <w:vAlign w:val="center"/>
-                </w:tcPr>
-                <w:p>
-                  <w:pPr>
-                    <w:spacing w:before="0" w:after="0" w:line="200" w:lineRule="exact"/>
-                    <w:jc w:val="center"/>
-                  </w:pPr>
-                  <w:r/>
-                </w:p>
-              </w:tc>
-              <w:tc>
-                <w:tcPr>
-                  <w:tcW w:type="dxa" w:w="850"/>
-                  <w:tcBorders>
-                    <w:top w:val="single" w:sz="4" w:space="0" w:color="000000"/>
-                    <w:bottom w:val="single" w:sz="4" w:space="0" w:color="000000"/>
-                    <w:start w:val="single" w:sz="4" w:space="0" w:color="000000"/>
-                    <w:end w:val="single" w:sz="4" w:space="0" w:color="000000"/>
-                  </w:tcBorders>
-                  <w:vAlign w:val="center"/>
-                </w:tcPr>
-                <w:p>
-                  <w:pPr>
-                    <w:spacing w:before="0" w:after="0" w:line="200" w:lineRule="exact"/>
-                    <w:jc w:val="center"/>
-                  </w:pPr>
-                  <w:r/>
-                </w:p>
-              </w:tc>
-              <w:tc>
-                <w:tcPr>
-                  <w:tcW w:type="dxa" w:w="964"/>
-                  <w:tcBorders>
-                    <w:top w:val="single" w:sz="4" w:space="0" w:color="000000"/>
-                    <w:bottom w:val="single" w:sz="4" w:space="0" w:color="000000"/>
-                    <w:start w:val="single" w:sz="4" w:space="0" w:color="000000"/>
-                    <w:end w:val="single" w:sz="4" w:space="0" w:color="000000"/>
-                  </w:tcBorders>
-                  <w:vAlign w:val="center"/>
-                </w:tcPr>
-                <w:p>
-                  <w:pPr>
-                    <w:spacing w:before="0" w:after="0" w:line="200" w:lineRule="exact"/>
-                    <w:jc w:val="center"/>
-                  </w:pPr>
-                  <w:r/>
-                </w:p>
-              </w:tc>
-              <w:tc>
-                <w:tcPr>
-                  <w:tcW w:type="dxa" w:w="170"/>
-                  <w:tcBorders>
-                    <w:top w:val="single" w:sz="4" w:space="0" w:color="000000"/>
-                    <w:bottom w:val="single" w:sz="4" w:space="0" w:color="000000"/>
-                    <w:start w:val="single" w:sz="4" w:space="0" w:color="000000"/>
-                    <w:end w:val="single" w:sz="4" w:space="0" w:color="000000"/>
-                  </w:tcBorders>
-                  <w:vAlign w:val="center"/>
-                  <w:tcBorders>
-                    <w:top w:val="none" w:sz="0" w:space="0" w:color="000000"/>
-                    <w:bottom w:val="none" w:sz="0" w:space="0" w:color="000000"/>
-                    <w:start w:val="single" w:sz="4" w:space="0" w:color="000000"/>
-                    <w:end w:val="single" w:sz="4" w:space="0" w:color="000000"/>
-                  </w:tcBorders>
-                </w:tcPr>
-                <w:p>
-                  <w:pPr>
-                    <w:spacing w:before="0" w:after="0" w:line="200" w:lineRule="exact"/>
-                    <w:jc w:val="center"/>
-                  </w:pPr>
-                  <w:r/>
-                </w:p>
-              </w:tc>
-              <w:tc>
-                <w:tcPr>
-                  <w:tcW w:type="dxa" w:w="510"/>
-                  <w:tcBorders>
-                    <w:top w:val="single" w:sz="4" w:space="0" w:color="000000"/>
-                    <w:bottom w:val="single" w:sz="4" w:space="0" w:color="000000"/>
-                    <w:start w:val="single" w:sz="4" w:space="0" w:color="000000"/>
-                    <w:end w:val="single" w:sz="4" w:space="0" w:color="000000"/>
-                  </w:tcBorders>
-                  <w:vAlign w:val="center"/>
-                </w:tcPr>
-                <w:p>
-                  <w:pPr>
-                    <w:spacing w:before="0" w:after="0" w:line="200" w:lineRule="exact"/>
-                    <w:jc w:val="center"/>
-                  </w:pPr>
-                  <w:r/>
-                  <w:r>
-                    <w:rPr>
-                      <w:rFonts w:ascii="Times New Roman" w:hAnsi="Times New Roman"/>
-                      <w:b w:val="0"/>
-                      <w:i w:val="0"/>
-                      <w:sz w:val="15"/>
-                    </w:rPr>
-                    <w:t>6</w:t>
-                  </w:r>
-                </w:p>
-              </w:tc>
-              <w:tc>
-                <w:tcPr>
-                  <w:tcW w:type="dxa" w:w="1587"/>
-                  <w:tcBorders>
-                    <w:top w:val="single" w:sz="4" w:space="0" w:color="000000"/>
-                    <w:bottom w:val="single" w:sz="4" w:space="0" w:color="000000"/>
-                    <w:start w:val="single" w:sz="4" w:space="0" w:color="000000"/>
-                    <w:end w:val="single" w:sz="4" w:space="0" w:color="000000"/>
-                  </w:tcBorders>
-                  <w:vAlign w:val="center"/>
-                </w:tcPr>
-                <w:p>
-                  <w:pPr>
-                    <w:spacing w:before="0" w:after="0" w:line="200" w:lineRule="exact"/>
-                    <w:jc w:val="center"/>
-                  </w:pPr>
-                  <w:r/>
-                </w:p>
-              </w:tc>
-              <w:tc>
-                <w:tcPr>
-                  <w:tcW w:type="dxa" w:w="850"/>
-                  <w:tcBorders>
-                    <w:top w:val="single" w:sz="4" w:space="0" w:color="000000"/>
-                    <w:bottom w:val="single" w:sz="4" w:space="0" w:color="000000"/>
-                    <w:start w:val="single" w:sz="4" w:space="0" w:color="000000"/>
-                    <w:end w:val="single" w:sz="4" w:space="0" w:color="000000"/>
-                  </w:tcBorders>
-                  <w:vAlign w:val="center"/>
-                </w:tcPr>
-                <w:p>
-                  <w:pPr>
-                    <w:spacing w:before="0" w:after="0" w:line="200" w:lineRule="exact"/>
-                    <w:jc w:val="center"/>
-                  </w:pPr>
-                  <w:r/>
-                </w:p>
-              </w:tc>
-              <w:tc>
-                <w:tcPr>
-                  <w:tcW w:type="dxa" w:w="964"/>
-                  <w:tcBorders>
-                    <w:top w:val="single" w:sz="4" w:space="0" w:color="000000"/>
-                    <w:bottom w:val="single" w:sz="4" w:space="0" w:color="000000"/>
-                    <w:start w:val="single" w:sz="4" w:space="0" w:color="000000"/>
-                    <w:end w:val="single" w:sz="4" w:space="0" w:color="000000"/>
-                  </w:tcBorders>
-                  <w:vAlign w:val="center"/>
-                </w:tcPr>
-                <w:p>
-                  <w:pPr>
-                    <w:spacing w:before="0" w:after="0" w:line="200" w:lineRule="exact"/>
-                    <w:jc w:val="center"/>
-                  </w:pPr>
-                  <w:r/>
-                </w:p>
-              </w:tc>
-            </w:tr>
-            <w:tr>
-              <w:trPr>
-                <w:trHeight w:val="238" w:hRule="atLeast"/>
-              </w:trPr>
-              <w:tc>
-                <w:tcPr>
-                  <w:tcW w:type="dxa" w:w="510"/>
-                  <w:tcBorders>
-                    <w:top w:val="single" w:sz="4" w:space="0" w:color="000000"/>
-                    <w:bottom w:val="single" w:sz="4" w:space="0" w:color="000000"/>
-                    <w:start w:val="single" w:sz="4" w:space="0" w:color="000000"/>
-                    <w:end w:val="single" w:sz="4" w:space="0" w:color="000000"/>
-                  </w:tcBorders>
-                  <w:vAlign w:val="center"/>
-                </w:tcPr>
-                <w:p>
-                  <w:pPr>
-                    <w:spacing w:before="0" w:after="0" w:line="200" w:lineRule="exact"/>
-                    <w:jc w:val="center"/>
-                  </w:pPr>
-                  <w:r/>
-                  <w:r>
-                    <w:rPr>
-                      <w:rFonts w:ascii="Times New Roman" w:hAnsi="Times New Roman"/>
-                      <w:b w:val="0"/>
-                      <w:i w:val="0"/>
-                      <w:sz w:val="15"/>
-                    </w:rPr>
-                    <w:t>7</w:t>
-                  </w:r>
-                </w:p>
-              </w:tc>
-              <w:tc>
-                <w:tcPr>
-                  <w:tcW w:type="dxa" w:w="1587"/>
-                  <w:tcBorders>
-                    <w:top w:val="single" w:sz="4" w:space="0" w:color="000000"/>
-                    <w:bottom w:val="single" w:sz="4" w:space="0" w:color="000000"/>
-                    <w:start w:val="single" w:sz="4" w:space="0" w:color="000000"/>
-                    <w:end w:val="single" w:sz="4" w:space="0" w:color="000000"/>
-                  </w:tcBorders>
-                  <w:vAlign w:val="center"/>
-                </w:tcPr>
-                <w:p>
-                  <w:pPr>
-                    <w:spacing w:before="0" w:after="0" w:line="200" w:lineRule="exact"/>
-                    <w:jc w:val="center"/>
-                  </w:pPr>
-                  <w:r/>
-                </w:p>
-              </w:tc>
-              <w:tc>
-                <w:tcPr>
-                  <w:tcW w:type="dxa" w:w="850"/>
-                  <w:tcBorders>
-                    <w:top w:val="single" w:sz="4" w:space="0" w:color="000000"/>
-                    <w:bottom w:val="single" w:sz="4" w:space="0" w:color="000000"/>
-                    <w:start w:val="single" w:sz="4" w:space="0" w:color="000000"/>
-                    <w:end w:val="single" w:sz="4" w:space="0" w:color="000000"/>
-                  </w:tcBorders>
-                  <w:vAlign w:val="center"/>
-                </w:tcPr>
-                <w:p>
-                  <w:pPr>
-                    <w:spacing w:before="0" w:after="0" w:line="200" w:lineRule="exact"/>
-                    <w:jc w:val="center"/>
-                  </w:pPr>
-                  <w:r/>
-                </w:p>
-              </w:tc>
-              <w:tc>
-                <w:tcPr>
-                  <w:tcW w:type="dxa" w:w="964"/>
-                  <w:tcBorders>
-                    <w:top w:val="single" w:sz="4" w:space="0" w:color="000000"/>
-                    <w:bottom w:val="single" w:sz="4" w:space="0" w:color="000000"/>
-                    <w:start w:val="single" w:sz="4" w:space="0" w:color="000000"/>
-                    <w:end w:val="single" w:sz="4" w:space="0" w:color="000000"/>
-                  </w:tcBorders>
-                  <w:vAlign w:val="center"/>
-                </w:tcPr>
-                <w:p>
-                  <w:pPr>
-                    <w:spacing w:before="0" w:after="0" w:line="200" w:lineRule="exact"/>
-                    <w:jc w:val="center"/>
-                  </w:pPr>
-                  <w:r/>
-                </w:p>
-              </w:tc>
-              <w:tc>
-                <w:tcPr>
-                  <w:tcW w:type="dxa" w:w="170"/>
-                  <w:tcBorders>
-                    <w:top w:val="single" w:sz="4" w:space="0" w:color="000000"/>
-                    <w:bottom w:val="single" w:sz="4" w:space="0" w:color="000000"/>
-                    <w:start w:val="single" w:sz="4" w:space="0" w:color="000000"/>
-                    <w:end w:val="single" w:sz="4" w:space="0" w:color="000000"/>
-                  </w:tcBorders>
-                  <w:vAlign w:val="center"/>
-                  <w:tcBorders>
-                    <w:top w:val="none" w:sz="0" w:space="0" w:color="000000"/>
-                    <w:bottom w:val="none" w:sz="0" w:space="0" w:color="000000"/>
-                    <w:start w:val="single" w:sz="4" w:space="0" w:color="000000"/>
-                    <w:end w:val="single" w:sz="4" w:space="0" w:color="000000"/>
-                  </w:tcBorders>
-                </w:tcPr>
-                <w:p>
-                  <w:pPr>
-                    <w:spacing w:before="0" w:after="0" w:line="200" w:lineRule="exact"/>
-                    <w:jc w:val="center"/>
-                  </w:pPr>
-                  <w:r/>
-                </w:p>
-              </w:tc>
-              <w:tc>
-                <w:tcPr>
-                  <w:tcW w:type="dxa" w:w="510"/>
-                  <w:tcBorders>
-                    <w:top w:val="single" w:sz="4" w:space="0" w:color="000000"/>
-                    <w:bottom w:val="single" w:sz="4" w:space="0" w:color="000000"/>
-                    <w:start w:val="single" w:sz="4" w:space="0" w:color="000000"/>
-                    <w:end w:val="single" w:sz="4" w:space="0" w:color="000000"/>
-                  </w:tcBorders>
-                  <w:vAlign w:val="center"/>
-                </w:tcPr>
-                <w:p>
-                  <w:pPr>
-                    <w:spacing w:before="0" w:after="0" w:line="200" w:lineRule="exact"/>
-                    <w:jc w:val="center"/>
-                  </w:pPr>
-                  <w:r/>
-                  <w:r>
-                    <w:rPr>
-                      <w:rFonts w:ascii="Times New Roman" w:hAnsi="Times New Roman"/>
-                      <w:b w:val="0"/>
-                      <w:i w:val="0"/>
-                      <w:sz w:val="15"/>
-                    </w:rPr>
-                    <w:t>7</w:t>
-                  </w:r>
-                </w:p>
-              </w:tc>
-              <w:tc>
-                <w:tcPr>
-                  <w:tcW w:type="dxa" w:w="1587"/>
-                  <w:tcBorders>
-                    <w:top w:val="single" w:sz="4" w:space="0" w:color="000000"/>
-                    <w:bottom w:val="single" w:sz="4" w:space="0" w:color="000000"/>
-                    <w:start w:val="single" w:sz="4" w:space="0" w:color="000000"/>
-                    <w:end w:val="single" w:sz="4" w:space="0" w:color="000000"/>
-                  </w:tcBorders>
-                  <w:vAlign w:val="center"/>
-                </w:tcPr>
-                <w:p>
-                  <w:pPr>
-                    <w:spacing w:before="0" w:after="0" w:line="200" w:lineRule="exact"/>
-                    <w:jc w:val="center"/>
-                  </w:pPr>
-                  <w:r/>
-                </w:p>
-              </w:tc>
-              <w:tc>
-                <w:tcPr>
-                  <w:tcW w:type="dxa" w:w="850"/>
-                  <w:tcBorders>
-                    <w:top w:val="single" w:sz="4" w:space="0" w:color="000000"/>
-                    <w:bottom w:val="single" w:sz="4" w:space="0" w:color="000000"/>
-                    <w:start w:val="single" w:sz="4" w:space="0" w:color="000000"/>
-                    <w:end w:val="single" w:sz="4" w:space="0" w:color="000000"/>
-                  </w:tcBorders>
-                  <w:vAlign w:val="center"/>
-                </w:tcPr>
-                <w:p>
-                  <w:pPr>
-                    <w:spacing w:before="0" w:after="0" w:line="200" w:lineRule="exact"/>
-                    <w:jc w:val="center"/>
-                  </w:pPr>
-                  <w:r/>
-                </w:p>
-              </w:tc>
-              <w:tc>
-                <w:tcPr>
-                  <w:tcW w:type="dxa" w:w="964"/>
-                  <w:tcBorders>
-                    <w:top w:val="single" w:sz="4" w:space="0" w:color="000000"/>
-                    <w:bottom w:val="single" w:sz="4" w:space="0" w:color="000000"/>
-                    <w:start w:val="single" w:sz="4" w:space="0" w:color="000000"/>
-                    <w:end w:val="single" w:sz="4" w:space="0" w:color="000000"/>
-                  </w:tcBorders>
-                  <w:vAlign w:val="center"/>
-                </w:tcPr>
-                <w:p>
-                  <w:pPr>
-                    <w:spacing w:before="0" w:after="0" w:line="200" w:lineRule="exact"/>
-                    <w:jc w:val="center"/>
-                  </w:pPr>
-                  <w:r/>
-                </w:p>
-              </w:tc>
-            </w:tr>
-            <w:tr>
-              <w:trPr>
-                <w:trHeight w:val="238" w:hRule="atLeast"/>
-              </w:trPr>
-              <w:tc>
-                <w:tcPr>
-                  <w:tcW w:type="dxa" w:w="510"/>
-                  <w:tcBorders>
-                    <w:top w:val="single" w:sz="4" w:space="0" w:color="000000"/>
-                    <w:bottom w:val="single" w:sz="4" w:space="0" w:color="000000"/>
-                    <w:start w:val="single" w:sz="4" w:space="0" w:color="000000"/>
-                    <w:end w:val="single" w:sz="4" w:space="0" w:color="000000"/>
-                  </w:tcBorders>
-                  <w:vAlign w:val="center"/>
-                </w:tcPr>
-                <w:p>
-                  <w:pPr>
-                    <w:spacing w:before="0" w:after="0" w:line="200" w:lineRule="exact"/>
-                    <w:jc w:val="center"/>
-                  </w:pPr>
-                  <w:r/>
-                  <w:r>
-                    <w:rPr>
-                      <w:rFonts w:ascii="Times New Roman" w:hAnsi="Times New Roman"/>
-                      <w:b w:val="0"/>
-                      <w:i w:val="0"/>
-                      <w:sz w:val="15"/>
-                    </w:rPr>
-                    <w:t>8</w:t>
-                  </w:r>
-                </w:p>
-              </w:tc>
-              <w:tc>
-                <w:tcPr>
-                  <w:tcW w:type="dxa" w:w="1587"/>
-                  <w:tcBorders>
-                    <w:top w:val="single" w:sz="4" w:space="0" w:color="000000"/>
-                    <w:bottom w:val="single" w:sz="4" w:space="0" w:color="000000"/>
-                    <w:start w:val="single" w:sz="4" w:space="0" w:color="000000"/>
-                    <w:end w:val="single" w:sz="4" w:space="0" w:color="000000"/>
-                  </w:tcBorders>
-                  <w:vAlign w:val="center"/>
-                </w:tcPr>
-                <w:p>
-                  <w:pPr>
-                    <w:spacing w:before="0" w:after="0" w:line="200" w:lineRule="exact"/>
-                    <w:jc w:val="center"/>
-                  </w:pPr>
-                  <w:r/>
-                </w:p>
-              </w:tc>
-              <w:tc>
-                <w:tcPr>
-                  <w:tcW w:type="dxa" w:w="850"/>
-                  <w:tcBorders>
-                    <w:top w:val="single" w:sz="4" w:space="0" w:color="000000"/>
-                    <w:bottom w:val="single" w:sz="4" w:space="0" w:color="000000"/>
-                    <w:start w:val="single" w:sz="4" w:space="0" w:color="000000"/>
-                    <w:end w:val="single" w:sz="4" w:space="0" w:color="000000"/>
-                  </w:tcBorders>
-                  <w:vAlign w:val="center"/>
-                </w:tcPr>
-                <w:p>
-                  <w:pPr>
-                    <w:spacing w:before="0" w:after="0" w:line="200" w:lineRule="exact"/>
-                    <w:jc w:val="center"/>
-                  </w:pPr>
-                  <w:r/>
-                </w:p>
-              </w:tc>
-              <w:tc>
-                <w:tcPr>
-                  <w:tcW w:type="dxa" w:w="964"/>
-                  <w:tcBorders>
-                    <w:top w:val="single" w:sz="4" w:space="0" w:color="000000"/>
-                    <w:bottom w:val="single" w:sz="4" w:space="0" w:color="000000"/>
-                    <w:start w:val="single" w:sz="4" w:space="0" w:color="000000"/>
-                    <w:end w:val="single" w:sz="4" w:space="0" w:color="000000"/>
-                  </w:tcBorders>
-                  <w:vAlign w:val="center"/>
-                </w:tcPr>
-                <w:p>
-                  <w:pPr>
-                    <w:spacing w:before="0" w:after="0" w:line="200" w:lineRule="exact"/>
-                    <w:jc w:val="center"/>
-                  </w:pPr>
-                  <w:r/>
-                </w:p>
-              </w:tc>
-              <w:tc>
-                <w:tcPr>
-                  <w:tcW w:type="dxa" w:w="170"/>
-                  <w:tcBorders>
-                    <w:top w:val="single" w:sz="4" w:space="0" w:color="000000"/>
-                    <w:bottom w:val="single" w:sz="4" w:space="0" w:color="000000"/>
-                    <w:start w:val="single" w:sz="4" w:space="0" w:color="000000"/>
-                    <w:end w:val="single" w:sz="4" w:space="0" w:color="000000"/>
-                  </w:tcBorders>
-                  <w:vAlign w:val="center"/>
-                  <w:tcBorders>
-                    <w:top w:val="none" w:sz="0" w:space="0" w:color="000000"/>
-                    <w:bottom w:val="none" w:sz="0" w:space="0" w:color="000000"/>
-                    <w:start w:val="single" w:sz="4" w:space="0" w:color="000000"/>
-                    <w:end w:val="single" w:sz="4" w:space="0" w:color="000000"/>
-                  </w:tcBorders>
-                </w:tcPr>
-                <w:p>
-                  <w:pPr>
-                    <w:spacing w:before="0" w:after="0" w:line="200" w:lineRule="exact"/>
-                    <w:jc w:val="center"/>
-                  </w:pPr>
-                  <w:r/>
-                </w:p>
-              </w:tc>
-              <w:tc>
-                <w:tcPr>
-                  <w:tcW w:type="dxa" w:w="510"/>
-                  <w:tcBorders>
-                    <w:top w:val="single" w:sz="4" w:space="0" w:color="000000"/>
-                    <w:bottom w:val="single" w:sz="4" w:space="0" w:color="000000"/>
-                    <w:start w:val="single" w:sz="4" w:space="0" w:color="000000"/>
-                    <w:end w:val="single" w:sz="4" w:space="0" w:color="000000"/>
-                  </w:tcBorders>
-                  <w:vAlign w:val="center"/>
-                </w:tcPr>
-                <w:p>
-                  <w:pPr>
-                    <w:spacing w:before="0" w:after="0" w:line="200" w:lineRule="exact"/>
-                    <w:jc w:val="center"/>
-                  </w:pPr>
-                  <w:r/>
-                  <w:r>
-                    <w:rPr>
-                      <w:rFonts w:ascii="Times New Roman" w:hAnsi="Times New Roman"/>
-                      <w:b w:val="0"/>
-                      <w:i w:val="0"/>
-                      <w:sz w:val="15"/>
-                    </w:rPr>
-                    <w:t>8</w:t>
-                  </w:r>
-                </w:p>
-              </w:tc>
-              <w:tc>
-                <w:tcPr>
-                  <w:tcW w:type="dxa" w:w="1587"/>
-                  <w:tcBorders>
-                    <w:top w:val="single" w:sz="4" w:space="0" w:color="000000"/>
-                    <w:bottom w:val="single" w:sz="4" w:space="0" w:color="000000"/>
-                    <w:start w:val="single" w:sz="4" w:space="0" w:color="000000"/>
-                    <w:end w:val="single" w:sz="4" w:space="0" w:color="000000"/>
-                  </w:tcBorders>
-                  <w:vAlign w:val="center"/>
-                </w:tcPr>
-                <w:p>
-                  <w:pPr>
-                    <w:spacing w:before="0" w:after="0" w:line="200" w:lineRule="exact"/>
-                    <w:jc w:val="center"/>
-                  </w:pPr>
-                  <w:r/>
-                </w:p>
-              </w:tc>
-              <w:tc>
-                <w:tcPr>
-                  <w:tcW w:type="dxa" w:w="850"/>
-                  <w:tcBorders>
-                    <w:top w:val="single" w:sz="4" w:space="0" w:color="000000"/>
-                    <w:bottom w:val="single" w:sz="4" w:space="0" w:color="000000"/>
-                    <w:start w:val="single" w:sz="4" w:space="0" w:color="000000"/>
-                    <w:end w:val="single" w:sz="4" w:space="0" w:color="000000"/>
-                  </w:tcBorders>
-                  <w:vAlign w:val="center"/>
-                </w:tcPr>
-                <w:p>
-                  <w:pPr>
-                    <w:spacing w:before="0" w:after="0" w:line="200" w:lineRule="exact"/>
-                    <w:jc w:val="center"/>
-                  </w:pPr>
-                  <w:r/>
-                </w:p>
-              </w:tc>
-              <w:tc>
-                <w:tcPr>
-                  <w:tcW w:type="dxa" w:w="964"/>
-                  <w:tcBorders>
-                    <w:top w:val="single" w:sz="4" w:space="0" w:color="000000"/>
-                    <w:bottom w:val="single" w:sz="4" w:space="0" w:color="000000"/>
-                    <w:start w:val="single" w:sz="4" w:space="0" w:color="000000"/>
-                    <w:end w:val="single" w:sz="4" w:space="0" w:color="000000"/>
-                  </w:tcBorders>
-                  <w:vAlign w:val="center"/>
-                </w:tcPr>
-                <w:p>
-                  <w:pPr>
-                    <w:spacing w:before="0" w:after="0" w:line="200" w:lineRule="exact"/>
-                    <w:jc w:val="center"/>
-                  </w:pPr>
-                  <w:r/>
-                </w:p>
-              </w:tc>
-            </w:tr>
-            <w:tr>
-              <w:trPr>
-                <w:trHeight w:val="238" w:hRule="atLeast"/>
-              </w:trPr>
-              <w:tc>
-                <w:tcPr>
-                  <w:tcW w:type="dxa" w:w="510"/>
-                  <w:tcBorders>
-                    <w:top w:val="single" w:sz="4" w:space="0" w:color="000000"/>
-                    <w:bottom w:val="single" w:sz="4" w:space="0" w:color="000000"/>
-                    <w:start w:val="single" w:sz="4" w:space="0" w:color="000000"/>
-                    <w:end w:val="single" w:sz="4" w:space="0" w:color="000000"/>
-                  </w:tcBorders>
-                  <w:vAlign w:val="center"/>
-                </w:tcPr>
-                <w:p>
-                  <w:pPr>
-                    <w:spacing w:before="0" w:after="0" w:line="200" w:lineRule="exact"/>
-                    <w:jc w:val="center"/>
-                  </w:pPr>
-                  <w:r/>
-                  <w:r>
-                    <w:rPr>
-                      <w:rFonts w:ascii="Times New Roman" w:hAnsi="Times New Roman"/>
-                      <w:b w:val="0"/>
-                      <w:i w:val="0"/>
-                      <w:sz w:val="15"/>
-                    </w:rPr>
-                    <w:t>9</w:t>
-                  </w:r>
-                </w:p>
-              </w:tc>
-              <w:tc>
-                <w:tcPr>
-                  <w:tcW w:type="dxa" w:w="1587"/>
-                  <w:tcBorders>
-                    <w:top w:val="single" w:sz="4" w:space="0" w:color="000000"/>
-                    <w:bottom w:val="single" w:sz="4" w:space="0" w:color="000000"/>
-                    <w:start w:val="single" w:sz="4" w:space="0" w:color="000000"/>
-                    <w:end w:val="single" w:sz="4" w:space="0" w:color="000000"/>
-                  </w:tcBorders>
-                  <w:vAlign w:val="center"/>
-                </w:tcPr>
-                <w:p>
-                  <w:pPr>
-                    <w:spacing w:before="0" w:after="0" w:line="200" w:lineRule="exact"/>
-                    <w:jc w:val="center"/>
-                  </w:pPr>
-                  <w:r/>
-                </w:p>
-              </w:tc>
-              <w:tc>
-                <w:tcPr>
-                  <w:tcW w:type="dxa" w:w="850"/>
-                  <w:tcBorders>
-                    <w:top w:val="single" w:sz="4" w:space="0" w:color="000000"/>
-                    <w:bottom w:val="single" w:sz="4" w:space="0" w:color="000000"/>
-                    <w:start w:val="single" w:sz="4" w:space="0" w:color="000000"/>
-                    <w:end w:val="single" w:sz="4" w:space="0" w:color="000000"/>
-                  </w:tcBorders>
-                  <w:vAlign w:val="center"/>
-                </w:tcPr>
-                <w:p>
-                  <w:pPr>
-                    <w:spacing w:before="0" w:after="0" w:line="200" w:lineRule="exact"/>
-                    <w:jc w:val="center"/>
-                  </w:pPr>
-                  <w:r/>
-                </w:p>
-              </w:tc>
-              <w:tc>
-                <w:tcPr>
-                  <w:tcW w:type="dxa" w:w="964"/>
-                  <w:tcBorders>
-                    <w:top w:val="single" w:sz="4" w:space="0" w:color="000000"/>
-                    <w:bottom w:val="single" w:sz="4" w:space="0" w:color="000000"/>
-                    <w:start w:val="single" w:sz="4" w:space="0" w:color="000000"/>
-                    <w:end w:val="single" w:sz="4" w:space="0" w:color="000000"/>
-                  </w:tcBorders>
-                  <w:vAlign w:val="center"/>
-                </w:tcPr>
-                <w:p>
-                  <w:pPr>
-                    <w:spacing w:before="0" w:after="0" w:line="200" w:lineRule="exact"/>
-                    <w:jc w:val="center"/>
-                  </w:pPr>
-                  <w:r/>
-                </w:p>
-              </w:tc>
-              <w:tc>
-                <w:tcPr>
-                  <w:tcW w:type="dxa" w:w="170"/>
-                  <w:tcBorders>
-                    <w:top w:val="single" w:sz="4" w:space="0" w:color="000000"/>
-                    <w:bottom w:val="single" w:sz="4" w:space="0" w:color="000000"/>
-                    <w:start w:val="single" w:sz="4" w:space="0" w:color="000000"/>
-                    <w:end w:val="single" w:sz="4" w:space="0" w:color="000000"/>
-                  </w:tcBorders>
-                  <w:vAlign w:val="center"/>
-                  <w:tcBorders>
-                    <w:top w:val="none" w:sz="0" w:space="0" w:color="000000"/>
-                    <w:bottom w:val="none" w:sz="0" w:space="0" w:color="000000"/>
-                    <w:start w:val="single" w:sz="4" w:space="0" w:color="000000"/>
-                    <w:end w:val="single" w:sz="4" w:space="0" w:color="000000"/>
-                  </w:tcBorders>
-                </w:tcPr>
-                <w:p>
-                  <w:pPr>
-                    <w:spacing w:before="0" w:after="0" w:line="200" w:lineRule="exact"/>
-                    <w:jc w:val="center"/>
-                  </w:pPr>
-                  <w:r/>
-                </w:p>
-              </w:tc>
-              <w:tc>
-                <w:tcPr>
-                  <w:tcW w:type="dxa" w:w="510"/>
-                  <w:tcBorders>
-                    <w:top w:val="single" w:sz="4" w:space="0" w:color="000000"/>
-                    <w:bottom w:val="single" w:sz="4" w:space="0" w:color="000000"/>
-                    <w:start w:val="single" w:sz="4" w:space="0" w:color="000000"/>
-                    <w:end w:val="single" w:sz="4" w:space="0" w:color="000000"/>
-                  </w:tcBorders>
-                  <w:vAlign w:val="center"/>
-                </w:tcPr>
-                <w:p>
-                  <w:pPr>
-                    <w:spacing w:before="0" w:after="0" w:line="200" w:lineRule="exact"/>
-                    <w:jc w:val="center"/>
-                  </w:pPr>
-                  <w:r/>
-                  <w:r>
-                    <w:rPr>
-                      <w:rFonts w:ascii="Times New Roman" w:hAnsi="Times New Roman"/>
-                      <w:b w:val="0"/>
-                      <w:i w:val="0"/>
-                      <w:sz w:val="15"/>
-                    </w:rPr>
-                    <w:t>9</w:t>
-                  </w:r>
-                </w:p>
-              </w:tc>
-              <w:tc>
-                <w:tcPr>
-                  <w:tcW w:type="dxa" w:w="1587"/>
-                  <w:tcBorders>
-                    <w:top w:val="single" w:sz="4" w:space="0" w:color="000000"/>
-                    <w:bottom w:val="single" w:sz="4" w:space="0" w:color="000000"/>
-                    <w:start w:val="single" w:sz="4" w:space="0" w:color="000000"/>
-                    <w:end w:val="single" w:sz="4" w:space="0" w:color="000000"/>
-                  </w:tcBorders>
-                  <w:vAlign w:val="center"/>
-                </w:tcPr>
-                <w:p>
-                  <w:pPr>
-                    <w:spacing w:before="0" w:after="0" w:line="200" w:lineRule="exact"/>
-                    <w:jc w:val="center"/>
-                  </w:pPr>
-                  <w:r/>
-                </w:p>
-              </w:tc>
-              <w:tc>
-                <w:tcPr>
-                  <w:tcW w:type="dxa" w:w="850"/>
-                  <w:tcBorders>
-                    <w:top w:val="single" w:sz="4" w:space="0" w:color="000000"/>
-                    <w:bottom w:val="single" w:sz="4" w:space="0" w:color="000000"/>
-                    <w:start w:val="single" w:sz="4" w:space="0" w:color="000000"/>
-                    <w:end w:val="single" w:sz="4" w:space="0" w:color="000000"/>
-                  </w:tcBorders>
-                  <w:vAlign w:val="center"/>
-                </w:tcPr>
-                <w:p>
-                  <w:pPr>
-                    <w:spacing w:before="0" w:after="0" w:line="200" w:lineRule="exact"/>
-                    <w:jc w:val="center"/>
-                  </w:pPr>
-                  <w:r/>
-                </w:p>
-              </w:tc>
-              <w:tc>
-                <w:tcPr>
-                  <w:tcW w:type="dxa" w:w="964"/>
-                  <w:tcBorders>
-                    <w:top w:val="single" w:sz="4" w:space="0" w:color="000000"/>
-                    <w:bottom w:val="single" w:sz="4" w:space="0" w:color="000000"/>
-                    <w:start w:val="single" w:sz="4" w:space="0" w:color="000000"/>
-                    <w:end w:val="single" w:sz="4" w:space="0" w:color="000000"/>
-                  </w:tcBorders>
-                  <w:vAlign w:val="center"/>
-                </w:tcPr>
-                <w:p>
-                  <w:pPr>
-                    <w:spacing w:before="0" w:after="0" w:line="200" w:lineRule="exact"/>
-                    <w:jc w:val="center"/>
-                  </w:pPr>
-                  <w:r/>
-                </w:p>
-              </w:tc>
-            </w:tr>
-            <w:tr>
-              <w:trPr>
-                <w:trHeight w:val="238" w:hRule="atLeast"/>
-              </w:trPr>
-              <w:tc>
-                <w:tcPr>
-                  <w:tcW w:type="dxa" w:w="510"/>
-                  <w:tcBorders>
-                    <w:top w:val="single" w:sz="4" w:space="0" w:color="000000"/>
-                    <w:bottom w:val="single" w:sz="4" w:space="0" w:color="000000"/>
-                    <w:start w:val="single" w:sz="4" w:space="0" w:color="000000"/>
-                    <w:end w:val="single" w:sz="4" w:space="0" w:color="000000"/>
-                  </w:tcBorders>
-                  <w:vAlign w:val="center"/>
-                </w:tcPr>
-                <w:p>
-                  <w:pPr>
-                    <w:spacing w:before="0" w:after="0" w:line="200" w:lineRule="exact"/>
-                    <w:jc w:val="center"/>
-                  </w:pPr>
-                  <w:r/>
-                  <w:r>
-                    <w:rPr>
-                      <w:rFonts w:ascii="Times New Roman" w:hAnsi="Times New Roman"/>
-                      <w:b w:val="0"/>
-                      <w:i w:val="0"/>
-                      <w:sz w:val="15"/>
-                    </w:rPr>
-                    <w:t>10</w:t>
-                  </w:r>
-                </w:p>
-              </w:tc>
-              <w:tc>
-                <w:tcPr>
-                  <w:tcW w:type="dxa" w:w="1587"/>
-                  <w:tcBorders>
-                    <w:top w:val="single" w:sz="4" w:space="0" w:color="000000"/>
-                    <w:bottom w:val="single" w:sz="4" w:space="0" w:color="000000"/>
-                    <w:start w:val="single" w:sz="4" w:space="0" w:color="000000"/>
-                    <w:end w:val="single" w:sz="4" w:space="0" w:color="000000"/>
-                  </w:tcBorders>
-                  <w:vAlign w:val="center"/>
-                </w:tcPr>
-                <w:p>
-                  <w:pPr>
-                    <w:spacing w:before="0" w:after="0" w:line="200" w:lineRule="exact"/>
-                    <w:jc w:val="center"/>
-                  </w:pPr>
-                  <w:r/>
-                </w:p>
-              </w:tc>
-              <w:tc>
-                <w:tcPr>
-                  <w:tcW w:type="dxa" w:w="850"/>
-                  <w:tcBorders>
-                    <w:top w:val="single" w:sz="4" w:space="0" w:color="000000"/>
-                    <w:bottom w:val="single" w:sz="4" w:space="0" w:color="000000"/>
-                    <w:start w:val="single" w:sz="4" w:space="0" w:color="000000"/>
-                    <w:end w:val="single" w:sz="4" w:space="0" w:color="000000"/>
-                  </w:tcBorders>
-                  <w:vAlign w:val="center"/>
-                </w:tcPr>
-                <w:p>
-                  <w:pPr>
-                    <w:spacing w:before="0" w:after="0" w:line="200" w:lineRule="exact"/>
-                    <w:jc w:val="center"/>
-                  </w:pPr>
-                  <w:r/>
-                </w:p>
-              </w:tc>
-              <w:tc>
-                <w:tcPr>
-                  <w:tcW w:type="dxa" w:w="964"/>
-                  <w:tcBorders>
-                    <w:top w:val="single" w:sz="4" w:space="0" w:color="000000"/>
-                    <w:bottom w:val="single" w:sz="4" w:space="0" w:color="000000"/>
-                    <w:start w:val="single" w:sz="4" w:space="0" w:color="000000"/>
-                    <w:end w:val="single" w:sz="4" w:space="0" w:color="000000"/>
-                  </w:tcBorders>
-                  <w:vAlign w:val="center"/>
-                </w:tcPr>
-                <w:p>
-                  <w:pPr>
-                    <w:spacing w:before="0" w:after="0" w:line="200" w:lineRule="exact"/>
-                    <w:jc w:val="center"/>
-                  </w:pPr>
-                  <w:r/>
-                </w:p>
-              </w:tc>
-              <w:tc>
-                <w:tcPr>
-                  <w:tcW w:type="dxa" w:w="170"/>
-                  <w:tcBorders>
-                    <w:top w:val="single" w:sz="4" w:space="0" w:color="000000"/>
-                    <w:bottom w:val="single" w:sz="4" w:space="0" w:color="000000"/>
-                    <w:start w:val="single" w:sz="4" w:space="0" w:color="000000"/>
-                    <w:end w:val="single" w:sz="4" w:space="0" w:color="000000"/>
-                  </w:tcBorders>
-                  <w:vAlign w:val="center"/>
-                  <w:tcBorders>
-                    <w:top w:val="none" w:sz="0" w:space="0" w:color="000000"/>
-                    <w:bottom w:val="none" w:sz="0" w:space="0" w:color="000000"/>
-                    <w:start w:val="single" w:sz="4" w:space="0" w:color="000000"/>
-                    <w:end w:val="single" w:sz="4" w:space="0" w:color="000000"/>
-                  </w:tcBorders>
-                </w:tcPr>
-                <w:p>
-                  <w:pPr>
-                    <w:spacing w:before="0" w:after="0" w:line="200" w:lineRule="exact"/>
-                    <w:jc w:val="center"/>
-                  </w:pPr>
-                  <w:r/>
-                </w:p>
-              </w:tc>
-              <w:tc>
-                <w:tcPr>
-                  <w:tcW w:type="dxa" w:w="510"/>
-                  <w:tcBorders>
-                    <w:top w:val="single" w:sz="4" w:space="0" w:color="000000"/>
-                    <w:bottom w:val="single" w:sz="4" w:space="0" w:color="000000"/>
-                    <w:start w:val="single" w:sz="4" w:space="0" w:color="000000"/>
-                    <w:end w:val="single" w:sz="4" w:space="0" w:color="000000"/>
-                  </w:tcBorders>
-                  <w:vAlign w:val="center"/>
-                </w:tcPr>
-                <w:p>
-                  <w:pPr>
-                    <w:spacing w:before="0" w:after="0" w:line="200" w:lineRule="exact"/>
-                    <w:jc w:val="center"/>
-                  </w:pPr>
-                  <w:r/>
-                  <w:r>
-                    <w:rPr>
-                      <w:rFonts w:ascii="Times New Roman" w:hAnsi="Times New Roman"/>
-                      <w:b w:val="0"/>
-                      <w:i w:val="0"/>
-                      <w:sz w:val="15"/>
-                    </w:rPr>
-                    <w:t>10</w:t>
-                  </w:r>
-                </w:p>
-              </w:tc>
-              <w:tc>
-                <w:tcPr>
-                  <w:tcW w:type="dxa" w:w="1587"/>
-                  <w:tcBorders>
-                    <w:top w:val="single" w:sz="4" w:space="0" w:color="000000"/>
-                    <w:bottom w:val="single" w:sz="4" w:space="0" w:color="000000"/>
-                    <w:start w:val="single" w:sz="4" w:space="0" w:color="000000"/>
-                    <w:end w:val="single" w:sz="4" w:space="0" w:color="000000"/>
-                  </w:tcBorders>
-                  <w:vAlign w:val="center"/>
-                </w:tcPr>
-                <w:p>
-                  <w:pPr>
-                    <w:spacing w:before="0" w:after="0" w:line="200" w:lineRule="exact"/>
-                    <w:jc w:val="center"/>
-                  </w:pPr>
-                  <w:r/>
-                </w:p>
-              </w:tc>
-              <w:tc>
-                <w:tcPr>
-                  <w:tcW w:type="dxa" w:w="850"/>
-                  <w:tcBorders>
-                    <w:top w:val="single" w:sz="4" w:space="0" w:color="000000"/>
-                    <w:bottom w:val="single" w:sz="4" w:space="0" w:color="000000"/>
-                    <w:start w:val="single" w:sz="4" w:space="0" w:color="000000"/>
-                    <w:end w:val="single" w:sz="4" w:space="0" w:color="000000"/>
-                  </w:tcBorders>
-                  <w:vAlign w:val="center"/>
-                </w:tcPr>
-                <w:p>
-                  <w:pPr>
-                    <w:spacing w:before="0" w:after="0" w:line="200" w:lineRule="exact"/>
-                    <w:jc w:val="center"/>
-                  </w:pPr>
-                  <w:r/>
-                </w:p>
-              </w:tc>
-              <w:tc>
-                <w:tcPr>
-                  <w:tcW w:type="dxa" w:w="964"/>
-                  <w:tcBorders>
-                    <w:top w:val="single" w:sz="4" w:space="0" w:color="000000"/>
-                    <w:bottom w:val="single" w:sz="4" w:space="0" w:color="000000"/>
-                    <w:start w:val="single" w:sz="4" w:space="0" w:color="000000"/>
-                    <w:end w:val="single" w:sz="4" w:space="0" w:color="000000"/>
-                  </w:tcBorders>
-                  <w:vAlign w:val="center"/>
-                </w:tcPr>
-                <w:p>
-                  <w:pPr>
-                    <w:spacing w:before="0" w:after="0" w:line="200" w:lineRule="exact"/>
-                    <w:jc w:val="center"/>
-                  </w:pPr>
-                  <w:r/>
-                </w:p>
-              </w:tc>
-            </w:tr>
-            <w:tr>
-              <w:trPr>
-                <w:trHeight w:val="238" w:hRule="atLeast"/>
-              </w:trPr>
-              <w:tc>
-                <w:tcPr>
-                  <w:tcW w:type="dxa" w:w="510"/>
-                  <w:tcBorders>
-                    <w:top w:val="single" w:sz="4" w:space="0" w:color="000000"/>
-                    <w:bottom w:val="single" w:sz="4" w:space="0" w:color="000000"/>
-                    <w:start w:val="single" w:sz="4" w:space="0" w:color="000000"/>
-                    <w:end w:val="single" w:sz="4" w:space="0" w:color="000000"/>
-                  </w:tcBorders>
-                  <w:vAlign w:val="center"/>
-                </w:tcPr>
-                <w:p>
-                  <w:pPr>
-                    <w:spacing w:before="0" w:after="0" w:line="200" w:lineRule="exact"/>
-                    <w:jc w:val="center"/>
-                  </w:pPr>
-                  <w:r/>
-                  <w:r>
-                    <w:rPr>
-                      <w:rFonts w:ascii="Times New Roman" w:hAnsi="Times New Roman"/>
-                      <w:b w:val="0"/>
-                      <w:i w:val="0"/>
-                      <w:sz w:val="15"/>
-                    </w:rPr>
-                    <w:t>11</w:t>
-                  </w:r>
-                </w:p>
-              </w:tc>
-              <w:tc>
-                <w:tcPr>
-                  <w:tcW w:type="dxa" w:w="1587"/>
-                  <w:tcBorders>
-                    <w:top w:val="single" w:sz="4" w:space="0" w:color="000000"/>
-                    <w:bottom w:val="single" w:sz="4" w:space="0" w:color="000000"/>
-                    <w:start w:val="single" w:sz="4" w:space="0" w:color="000000"/>
-                    <w:end w:val="single" w:sz="4" w:space="0" w:color="000000"/>
-                  </w:tcBorders>
-                  <w:vAlign w:val="center"/>
-                </w:tcPr>
-                <w:p>
-                  <w:pPr>
-                    <w:spacing w:before="0" w:after="0" w:line="200" w:lineRule="exact"/>
-                    <w:jc w:val="center"/>
-                  </w:pPr>
-                  <w:r/>
-                </w:p>
-              </w:tc>
-              <w:tc>
-                <w:tcPr>
-                  <w:tcW w:type="dxa" w:w="850"/>
-                  <w:tcBorders>
-                    <w:top w:val="single" w:sz="4" w:space="0" w:color="000000"/>
-                    <w:bottom w:val="single" w:sz="4" w:space="0" w:color="000000"/>
-                    <w:start w:val="single" w:sz="4" w:space="0" w:color="000000"/>
-                    <w:end w:val="single" w:sz="4" w:space="0" w:color="000000"/>
-                  </w:tcBorders>
-                  <w:vAlign w:val="center"/>
-                </w:tcPr>
-                <w:p>
-                  <w:pPr>
-                    <w:spacing w:before="0" w:after="0" w:line="200" w:lineRule="exact"/>
-                    <w:jc w:val="center"/>
-                  </w:pPr>
-                  <w:r/>
-                </w:p>
-              </w:tc>
-              <w:tc>
-                <w:tcPr>
-                  <w:tcW w:type="dxa" w:w="964"/>
-                  <w:tcBorders>
-                    <w:top w:val="single" w:sz="4" w:space="0" w:color="000000"/>
-                    <w:bottom w:val="single" w:sz="4" w:space="0" w:color="000000"/>
-                    <w:start w:val="single" w:sz="4" w:space="0" w:color="000000"/>
-                    <w:end w:val="single" w:sz="4" w:space="0" w:color="000000"/>
-                  </w:tcBorders>
-                  <w:vAlign w:val="center"/>
-                </w:tcPr>
-                <w:p>
-                  <w:pPr>
-                    <w:spacing w:before="0" w:after="0" w:line="200" w:lineRule="exact"/>
-                    <w:jc w:val="center"/>
-                  </w:pPr>
-                  <w:r/>
-                </w:p>
-              </w:tc>
-              <w:tc>
-                <w:tcPr>
-                  <w:tcW w:type="dxa" w:w="170"/>
-                  <w:tcBorders>
-                    <w:top w:val="single" w:sz="4" w:space="0" w:color="000000"/>
-                    <w:bottom w:val="single" w:sz="4" w:space="0" w:color="000000"/>
-                    <w:start w:val="single" w:sz="4" w:space="0" w:color="000000"/>
-                    <w:end w:val="single" w:sz="4" w:space="0" w:color="000000"/>
-                  </w:tcBorders>
-                  <w:vAlign w:val="center"/>
-                  <w:tcBorders>
-                    <w:top w:val="none" w:sz="0" w:space="0" w:color="000000"/>
-                    <w:bottom w:val="none" w:sz="0" w:space="0" w:color="000000"/>
-                    <w:start w:val="single" w:sz="4" w:space="0" w:color="000000"/>
-                    <w:end w:val="single" w:sz="4" w:space="0" w:color="000000"/>
-                  </w:tcBorders>
-                </w:tcPr>
-                <w:p>
-                  <w:pPr>
-                    <w:spacing w:before="0" w:after="0" w:line="200" w:lineRule="exact"/>
-                    <w:jc w:val="center"/>
-                  </w:pPr>
-                  <w:r/>
-                </w:p>
-              </w:tc>
-              <w:tc>
-                <w:tcPr>
-                  <w:tcW w:type="dxa" w:w="510"/>
-                  <w:tcBorders>
-                    <w:top w:val="single" w:sz="4" w:space="0" w:color="000000"/>
-                    <w:bottom w:val="single" w:sz="4" w:space="0" w:color="000000"/>
-                    <w:start w:val="single" w:sz="4" w:space="0" w:color="000000"/>
-                    <w:end w:val="single" w:sz="4" w:space="0" w:color="000000"/>
-                  </w:tcBorders>
-                  <w:vAlign w:val="center"/>
-                </w:tcPr>
-                <w:p>
-                  <w:pPr>
-                    <w:spacing w:before="0" w:after="0" w:line="200" w:lineRule="exact"/>
-                    <w:jc w:val="center"/>
-                  </w:pPr>
-                  <w:r/>
-                  <w:r>
-                    <w:rPr>
-                      <w:rFonts w:ascii="Times New Roman" w:hAnsi="Times New Roman"/>
-                      <w:b w:val="0"/>
-                      <w:i w:val="0"/>
-                      <w:sz w:val="15"/>
-                    </w:rPr>
-                    <w:t>11</w:t>
-                  </w:r>
-                </w:p>
-              </w:tc>
-              <w:tc>
-                <w:tcPr>
-                  <w:tcW w:type="dxa" w:w="1587"/>
-                  <w:tcBorders>
-                    <w:top w:val="single" w:sz="4" w:space="0" w:color="000000"/>
-                    <w:bottom w:val="single" w:sz="4" w:space="0" w:color="000000"/>
-                    <w:start w:val="single" w:sz="4" w:space="0" w:color="000000"/>
-                    <w:end w:val="single" w:sz="4" w:space="0" w:color="000000"/>
-                  </w:tcBorders>
-                  <w:vAlign w:val="center"/>
-                </w:tcPr>
-                <w:p>
-                  <w:pPr>
-                    <w:spacing w:before="0" w:after="0" w:line="200" w:lineRule="exact"/>
-                    <w:jc w:val="center"/>
-                  </w:pPr>
-                  <w:r/>
-                </w:p>
-              </w:tc>
-              <w:tc>
-                <w:tcPr>
-                  <w:tcW w:type="dxa" w:w="850"/>
-                  <w:tcBorders>
-                    <w:top w:val="single" w:sz="4" w:space="0" w:color="000000"/>
-                    <w:bottom w:val="single" w:sz="4" w:space="0" w:color="000000"/>
-                    <w:start w:val="single" w:sz="4" w:space="0" w:color="000000"/>
-                    <w:end w:val="single" w:sz="4" w:space="0" w:color="000000"/>
-                  </w:tcBorders>
-                  <w:vAlign w:val="center"/>
-                </w:tcPr>
-                <w:p>
-                  <w:pPr>
-                    <w:spacing w:before="0" w:after="0" w:line="200" w:lineRule="exact"/>
-                    <w:jc w:val="center"/>
-                  </w:pPr>
-                  <w:r/>
-                </w:p>
-              </w:tc>
-              <w:tc>
-                <w:tcPr>
-                  <w:tcW w:type="dxa" w:w="964"/>
-                  <w:tcBorders>
-                    <w:top w:val="single" w:sz="4" w:space="0" w:color="000000"/>
-                    <w:bottom w:val="single" w:sz="4" w:space="0" w:color="000000"/>
-                    <w:start w:val="single" w:sz="4" w:space="0" w:color="000000"/>
-                    <w:end w:val="single" w:sz="4" w:space="0" w:color="000000"/>
-                  </w:tcBorders>
-                  <w:vAlign w:val="center"/>
-                </w:tcPr>
-                <w:p>
-                  <w:pPr>
-                    <w:spacing w:before="0" w:after="0" w:line="200" w:lineRule="exact"/>
-                    <w:jc w:val="center"/>
-                  </w:pPr>
-                  <w:r/>
-                </w:p>
-              </w:tc>
-            </w:tr>
-            <w:tr>
-              <w:trPr>
-                <w:trHeight w:val="238" w:hRule="atLeast"/>
-              </w:trPr>
-              <w:tc>
-                <w:tcPr>
-                  <w:tcW w:type="dxa" w:w="510"/>
-                  <w:tcBorders>
-                    <w:top w:val="single" w:sz="4" w:space="0" w:color="000000"/>
-                    <w:bottom w:val="single" w:sz="4" w:space="0" w:color="000000"/>
-                    <w:start w:val="single" w:sz="4" w:space="0" w:color="000000"/>
-                    <w:end w:val="single" w:sz="4" w:space="0" w:color="000000"/>
-                  </w:tcBorders>
-                  <w:vAlign w:val="center"/>
-                </w:tcPr>
-                <w:p>
-                  <w:pPr>
-                    <w:spacing w:before="0" w:after="0" w:line="200" w:lineRule="exact"/>
-                    <w:jc w:val="center"/>
-                  </w:pPr>
-                  <w:r/>
-                  <w:r>
-                    <w:rPr>
-                      <w:rFonts w:ascii="Times New Roman" w:hAnsi="Times New Roman"/>
-                      <w:b w:val="0"/>
-                      <w:i w:val="0"/>
-                      <w:sz w:val="15"/>
-                    </w:rPr>
-                    <w:t>12</w:t>
-                  </w:r>
-                </w:p>
-              </w:tc>
-              <w:tc>
-                <w:tcPr>
-                  <w:tcW w:type="dxa" w:w="1587"/>
-                  <w:tcBorders>
-                    <w:top w:val="single" w:sz="4" w:space="0" w:color="000000"/>
-                    <w:bottom w:val="single" w:sz="4" w:space="0" w:color="000000"/>
-                    <w:start w:val="single" w:sz="4" w:space="0" w:color="000000"/>
-                    <w:end w:val="single" w:sz="4" w:space="0" w:color="000000"/>
-                  </w:tcBorders>
-                  <w:vAlign w:val="center"/>
-                </w:tcPr>
-                <w:p>
-                  <w:pPr>
-                    <w:spacing w:before="0" w:after="0" w:line="200" w:lineRule="exact"/>
-                    <w:jc w:val="center"/>
-                  </w:pPr>
-                  <w:r/>
-                </w:p>
-              </w:tc>
-              <w:tc>
-                <w:tcPr>
-                  <w:tcW w:type="dxa" w:w="850"/>
-                  <w:tcBorders>
-                    <w:top w:val="single" w:sz="4" w:space="0" w:color="000000"/>
-                    <w:bottom w:val="single" w:sz="4" w:space="0" w:color="000000"/>
-                    <w:start w:val="single" w:sz="4" w:space="0" w:color="000000"/>
-                    <w:end w:val="single" w:sz="4" w:space="0" w:color="000000"/>
-                  </w:tcBorders>
-                  <w:vAlign w:val="center"/>
-                </w:tcPr>
-                <w:p>
-                  <w:pPr>
-                    <w:spacing w:before="0" w:after="0" w:line="200" w:lineRule="exact"/>
-                    <w:jc w:val="center"/>
-                  </w:pPr>
-                  <w:r/>
-                </w:p>
-              </w:tc>
-              <w:tc>
-                <w:tcPr>
-                  <w:tcW w:type="dxa" w:w="964"/>
-                  <w:tcBorders>
-                    <w:top w:val="single" w:sz="4" w:space="0" w:color="000000"/>
-                    <w:bottom w:val="single" w:sz="4" w:space="0" w:color="000000"/>
-                    <w:start w:val="single" w:sz="4" w:space="0" w:color="000000"/>
-                    <w:end w:val="single" w:sz="4" w:space="0" w:color="000000"/>
-                  </w:tcBorders>
-                  <w:vAlign w:val="center"/>
-                </w:tcPr>
-                <w:p>
-                  <w:pPr>
-                    <w:spacing w:before="0" w:after="0" w:line="200" w:lineRule="exact"/>
-                    <w:jc w:val="center"/>
-                  </w:pPr>
-                  <w:r/>
-                </w:p>
-              </w:tc>
-              <w:tc>
-                <w:tcPr>
-                  <w:tcW w:type="dxa" w:w="170"/>
-                  <w:tcBorders>
-                    <w:top w:val="single" w:sz="4" w:space="0" w:color="000000"/>
-                    <w:bottom w:val="single" w:sz="4" w:space="0" w:color="000000"/>
-                    <w:start w:val="single" w:sz="4" w:space="0" w:color="000000"/>
-                    <w:end w:val="single" w:sz="4" w:space="0" w:color="000000"/>
-                  </w:tcBorders>
-                  <w:vAlign w:val="center"/>
-                  <w:tcBorders>
-                    <w:top w:val="none" w:sz="0" w:space="0" w:color="000000"/>
-                    <w:bottom w:val="none" w:sz="0" w:space="0" w:color="000000"/>
-                    <w:start w:val="single" w:sz="4" w:space="0" w:color="000000"/>
-                    <w:end w:val="single" w:sz="4" w:space="0" w:color="000000"/>
-                  </w:tcBorders>
-                </w:tcPr>
-                <w:p>
-                  <w:pPr>
-                    <w:spacing w:before="0" w:after="0" w:line="200" w:lineRule="exact"/>
-                    <w:jc w:val="center"/>
-                  </w:pPr>
-                  <w:r/>
-                </w:p>
-              </w:tc>
-              <w:tc>
-                <w:tcPr>
-                  <w:tcW w:type="dxa" w:w="510"/>
-                  <w:tcBorders>
-                    <w:top w:val="single" w:sz="4" w:space="0" w:color="000000"/>
-                    <w:bottom w:val="single" w:sz="4" w:space="0" w:color="000000"/>
-                    <w:start w:val="single" w:sz="4" w:space="0" w:color="000000"/>
-                    <w:end w:val="single" w:sz="4" w:space="0" w:color="000000"/>
-                  </w:tcBorders>
-                  <w:vAlign w:val="center"/>
-                </w:tcPr>
-                <w:p>
-                  <w:pPr>
-                    <w:spacing w:before="0" w:after="0" w:line="200" w:lineRule="exact"/>
-                    <w:jc w:val="center"/>
-                  </w:pPr>
-                  <w:r/>
-                  <w:r>
-                    <w:rPr>
-                      <w:rFonts w:ascii="Times New Roman" w:hAnsi="Times New Roman"/>
-                      <w:b w:val="0"/>
-                      <w:i w:val="0"/>
-                      <w:sz w:val="15"/>
-                    </w:rPr>
-                    <w:t>12</w:t>
-                  </w:r>
-                </w:p>
-              </w:tc>
-              <w:tc>
-                <w:tcPr>
-                  <w:tcW w:type="dxa" w:w="1587"/>
-                  <w:tcBorders>
-                    <w:top w:val="single" w:sz="4" w:space="0" w:color="000000"/>
-                    <w:bottom w:val="single" w:sz="4" w:space="0" w:color="000000"/>
-                    <w:start w:val="single" w:sz="4" w:space="0" w:color="000000"/>
-                    <w:end w:val="single" w:sz="4" w:space="0" w:color="000000"/>
-                  </w:tcBorders>
-                  <w:vAlign w:val="center"/>
-                </w:tcPr>
-                <w:p>
-                  <w:pPr>
-                    <w:spacing w:before="0" w:after="0" w:line="200" w:lineRule="exact"/>
-                    <w:jc w:val="center"/>
-                  </w:pPr>
-                  <w:r/>
-                </w:p>
-              </w:tc>
-              <w:tc>
-                <w:tcPr>
-                  <w:tcW w:type="dxa" w:w="850"/>
-                  <w:tcBorders>
-                    <w:top w:val="single" w:sz="4" w:space="0" w:color="000000"/>
-                    <w:bottom w:val="single" w:sz="4" w:space="0" w:color="000000"/>
-                    <w:start w:val="single" w:sz="4" w:space="0" w:color="000000"/>
-                    <w:end w:val="single" w:sz="4" w:space="0" w:color="000000"/>
-                  </w:tcBorders>
-                  <w:vAlign w:val="center"/>
-                </w:tcPr>
-                <w:p>
-                  <w:pPr>
-                    <w:spacing w:before="0" w:after="0" w:line="200" w:lineRule="exact"/>
-                    <w:jc w:val="center"/>
-                  </w:pPr>
-                  <w:r/>
-                </w:p>
-              </w:tc>
-              <w:tc>
-                <w:tcPr>
-                  <w:tcW w:type="dxa" w:w="964"/>
-                  <w:tcBorders>
-                    <w:top w:val="single" w:sz="4" w:space="0" w:color="000000"/>
-                    <w:bottom w:val="single" w:sz="4" w:space="0" w:color="000000"/>
-                    <w:start w:val="single" w:sz="4" w:space="0" w:color="000000"/>
-                    <w:end w:val="single" w:sz="4" w:space="0" w:color="000000"/>
-                  </w:tcBorders>
-                  <w:vAlign w:val="center"/>
-                </w:tcPr>
-                <w:p>
-                  <w:pPr>
-                    <w:spacing w:before="0" w:after="0" w:line="200" w:lineRule="exact"/>
-                    <w:jc w:val="center"/>
-                  </w:pPr>
-                  <w:r/>
-                </w:p>
-              </w:tc>
-            </w:tr>
-            <w:tr>
-              <w:trPr>
-                <w:trHeight w:val="238" w:hRule="atLeast"/>
-              </w:trPr>
-              <w:tc>
-                <w:tcPr>
-                  <w:tcW w:type="dxa" w:w="510"/>
-                  <w:tcBorders>
-                    <w:top w:val="single" w:sz="4" w:space="0" w:color="000000"/>
-                    <w:bottom w:val="single" w:sz="4" w:space="0" w:color="000000"/>
-                    <w:start w:val="single" w:sz="4" w:space="0" w:color="000000"/>
-                    <w:end w:val="single" w:sz="4" w:space="0" w:color="000000"/>
-                  </w:tcBorders>
-                  <w:vAlign w:val="center"/>
-                </w:tcPr>
-                <w:p>
-                  <w:pPr>
-                    <w:spacing w:before="0" w:after="0" w:line="200" w:lineRule="exact"/>
-                    <w:jc w:val="center"/>
-                  </w:pPr>
-                  <w:r/>
-                  <w:r>
-                    <w:rPr>
-                      <w:rFonts w:ascii="Times New Roman" w:hAnsi="Times New Roman"/>
-                      <w:b w:val="0"/>
-                      <w:i w:val="0"/>
-                      <w:sz w:val="15"/>
-                    </w:rPr>
-                    <w:t>13</w:t>
-                  </w:r>
-                </w:p>
-              </w:tc>
-              <w:tc>
-                <w:tcPr>
-                  <w:tcW w:type="dxa" w:w="1587"/>
-                  <w:tcBorders>
-                    <w:top w:val="single" w:sz="4" w:space="0" w:color="000000"/>
-                    <w:bottom w:val="single" w:sz="4" w:space="0" w:color="000000"/>
-                    <w:start w:val="single" w:sz="4" w:space="0" w:color="000000"/>
-                    <w:end w:val="single" w:sz="4" w:space="0" w:color="000000"/>
-                  </w:tcBorders>
-                  <w:vAlign w:val="center"/>
-                </w:tcPr>
-                <w:p>
-                  <w:pPr>
-                    <w:spacing w:before="0" w:after="0" w:line="200" w:lineRule="exact"/>
-                    <w:jc w:val="center"/>
-                  </w:pPr>
-                  <w:r/>
-                </w:p>
-              </w:tc>
-              <w:tc>
-                <w:tcPr>
-                  <w:tcW w:type="dxa" w:w="850"/>
-                  <w:tcBorders>
-                    <w:top w:val="single" w:sz="4" w:space="0" w:color="000000"/>
-                    <w:bottom w:val="single" w:sz="4" w:space="0" w:color="000000"/>
-                    <w:start w:val="single" w:sz="4" w:space="0" w:color="000000"/>
-                    <w:end w:val="single" w:sz="4" w:space="0" w:color="000000"/>
-                  </w:tcBorders>
-                  <w:vAlign w:val="center"/>
-                </w:tcPr>
-                <w:p>
-                  <w:pPr>
-                    <w:spacing w:before="0" w:after="0" w:line="200" w:lineRule="exact"/>
-                    <w:jc w:val="center"/>
-                  </w:pPr>
-                  <w:r/>
-                </w:p>
-              </w:tc>
-              <w:tc>
-                <w:tcPr>
-                  <w:tcW w:type="dxa" w:w="964"/>
-                  <w:tcBorders>
-                    <w:top w:val="single" w:sz="4" w:space="0" w:color="000000"/>
-                    <w:bottom w:val="single" w:sz="4" w:space="0" w:color="000000"/>
-                    <w:start w:val="single" w:sz="4" w:space="0" w:color="000000"/>
-                    <w:end w:val="single" w:sz="4" w:space="0" w:color="000000"/>
-                  </w:tcBorders>
-                  <w:vAlign w:val="center"/>
-                </w:tcPr>
-                <w:p>
-                  <w:pPr>
-                    <w:spacing w:before="0" w:after="0" w:line="200" w:lineRule="exact"/>
-                    <w:jc w:val="center"/>
-                  </w:pPr>
-                  <w:r/>
-                </w:p>
-              </w:tc>
-              <w:tc>
-                <w:tcPr>
-                  <w:tcW w:type="dxa" w:w="170"/>
-                  <w:tcBorders>
-                    <w:top w:val="single" w:sz="4" w:space="0" w:color="000000"/>
-                    <w:bottom w:val="single" w:sz="4" w:space="0" w:color="000000"/>
-                    <w:start w:val="single" w:sz="4" w:space="0" w:color="000000"/>
-                    <w:end w:val="single" w:sz="4" w:space="0" w:color="000000"/>
-                  </w:tcBorders>
-                  <w:vAlign w:val="center"/>
-                  <w:tcBorders>
-                    <w:top w:val="none" w:sz="0" w:space="0" w:color="000000"/>
-                    <w:bottom w:val="none" w:sz="0" w:space="0" w:color="000000"/>
-                    <w:start w:val="single" w:sz="4" w:space="0" w:color="000000"/>
-                    <w:end w:val="single" w:sz="4" w:space="0" w:color="000000"/>
-                  </w:tcBorders>
-                </w:tcPr>
-                <w:p>
-                  <w:pPr>
-                    <w:spacing w:before="0" w:after="0" w:line="200" w:lineRule="exact"/>
-                    <w:jc w:val="center"/>
-                  </w:pPr>
-                  <w:r/>
-                </w:p>
-              </w:tc>
-              <w:tc>
-                <w:tcPr>
-                  <w:tcW w:type="dxa" w:w="510"/>
-                  <w:tcBorders>
-                    <w:top w:val="single" w:sz="4" w:space="0" w:color="000000"/>
-                    <w:bottom w:val="single" w:sz="4" w:space="0" w:color="000000"/>
-                    <w:start w:val="single" w:sz="4" w:space="0" w:color="000000"/>
-                    <w:end w:val="single" w:sz="4" w:space="0" w:color="000000"/>
-                  </w:tcBorders>
-                  <w:vAlign w:val="center"/>
-                </w:tcPr>
-                <w:p>
-                  <w:pPr>
-                    <w:spacing w:before="0" w:after="0" w:line="200" w:lineRule="exact"/>
-                    <w:jc w:val="center"/>
-                  </w:pPr>
-                  <w:r/>
-                  <w:r>
-                    <w:rPr>
-                      <w:rFonts w:ascii="Times New Roman" w:hAnsi="Times New Roman"/>
-                      <w:b w:val="0"/>
-                      <w:i w:val="0"/>
-                      <w:sz w:val="15"/>
-                    </w:rPr>
-                    <w:t>13</w:t>
-                  </w:r>
-                </w:p>
-              </w:tc>
-              <w:tc>
-                <w:tcPr>
-                  <w:tcW w:type="dxa" w:w="1587"/>
-                  <w:tcBorders>
-                    <w:top w:val="single" w:sz="4" w:space="0" w:color="000000"/>
-                    <w:bottom w:val="single" w:sz="4" w:space="0" w:color="000000"/>
-                    <w:start w:val="single" w:sz="4" w:space="0" w:color="000000"/>
-                    <w:end w:val="single" w:sz="4" w:space="0" w:color="000000"/>
-                  </w:tcBorders>
-                  <w:vAlign w:val="center"/>
-                </w:tcPr>
-                <w:p>
-                  <w:pPr>
-                    <w:spacing w:before="0" w:after="0" w:line="200" w:lineRule="exact"/>
-                    <w:jc w:val="center"/>
-                  </w:pPr>
-                  <w:r/>
-                </w:p>
-              </w:tc>
-              <w:tc>
-                <w:tcPr>
-                  <w:tcW w:type="dxa" w:w="850"/>
-                  <w:tcBorders>
-                    <w:top w:val="single" w:sz="4" w:space="0" w:color="000000"/>
-                    <w:bottom w:val="single" w:sz="4" w:space="0" w:color="000000"/>
-                    <w:start w:val="single" w:sz="4" w:space="0" w:color="000000"/>
-                    <w:end w:val="single" w:sz="4" w:space="0" w:color="000000"/>
-                  </w:tcBorders>
-                  <w:vAlign w:val="center"/>
-                </w:tcPr>
-                <w:p>
-                  <w:pPr>
-                    <w:spacing w:before="0" w:after="0" w:line="200" w:lineRule="exact"/>
-                    <w:jc w:val="center"/>
-                  </w:pPr>
-                  <w:r/>
-                </w:p>
-              </w:tc>
-              <w:tc>
-                <w:tcPr>
-                  <w:tcW w:type="dxa" w:w="964"/>
-                  <w:tcBorders>
-                    <w:top w:val="single" w:sz="4" w:space="0" w:color="000000"/>
-                    <w:bottom w:val="single" w:sz="4" w:space="0" w:color="000000"/>
-                    <w:start w:val="single" w:sz="4" w:space="0" w:color="000000"/>
-                    <w:end w:val="single" w:sz="4" w:space="0" w:color="000000"/>
-                  </w:tcBorders>
-                  <w:vAlign w:val="center"/>
-                </w:tcPr>
-                <w:p>
-                  <w:pPr>
-                    <w:spacing w:before="0" w:after="0" w:line="200" w:lineRule="exact"/>
-                    <w:jc w:val="center"/>
-                  </w:pPr>
-                  <w:r/>
-                </w:p>
-              </w:tc>
-            </w:tr>
-            <w:tr>
-              <w:trPr>
-                <w:trHeight w:val="238" w:hRule="atLeast"/>
-              </w:trPr>
-              <w:tc>
-                <w:tcPr>
-                  <w:tcW w:type="dxa" w:w="510"/>
-                  <w:tcBorders>
-                    <w:top w:val="single" w:sz="4" w:space="0" w:color="000000"/>
-                    <w:bottom w:val="single" w:sz="4" w:space="0" w:color="000000"/>
-                    <w:start w:val="single" w:sz="4" w:space="0" w:color="000000"/>
-                    <w:end w:val="single" w:sz="4" w:space="0" w:color="000000"/>
-                  </w:tcBorders>
-                  <w:vAlign w:val="center"/>
-                </w:tcPr>
-                <w:p>
-                  <w:pPr>
-                    <w:spacing w:before="0" w:after="0" w:line="200" w:lineRule="exact"/>
-                    <w:jc w:val="center"/>
-                  </w:pPr>
-                  <w:r/>
-                  <w:r>
-                    <w:rPr>
-                      <w:rFonts w:ascii="Times New Roman" w:hAnsi="Times New Roman"/>
-                      <w:b w:val="0"/>
-                      <w:i w:val="0"/>
-                      <w:sz w:val="15"/>
-                    </w:rPr>
-                    <w:t>14</w:t>
-                  </w:r>
-                </w:p>
-              </w:tc>
-              <w:tc>
-                <w:tcPr>
-                  <w:tcW w:type="dxa" w:w="1587"/>
-                  <w:tcBorders>
-                    <w:top w:val="single" w:sz="4" w:space="0" w:color="000000"/>
-                    <w:bottom w:val="single" w:sz="4" w:space="0" w:color="000000"/>
-                    <w:start w:val="single" w:sz="4" w:space="0" w:color="000000"/>
-                    <w:end w:val="single" w:sz="4" w:space="0" w:color="000000"/>
-                  </w:tcBorders>
-                  <w:vAlign w:val="center"/>
-                </w:tcPr>
-                <w:p>
-                  <w:pPr>
-                    <w:spacing w:before="0" w:after="0" w:line="200" w:lineRule="exact"/>
-                    <w:jc w:val="center"/>
-                  </w:pPr>
-                  <w:r/>
-                </w:p>
-              </w:tc>
-              <w:tc>
-                <w:tcPr>
-                  <w:tcW w:type="dxa" w:w="850"/>
-                  <w:tcBorders>
-                    <w:top w:val="single" w:sz="4" w:space="0" w:color="000000"/>
-                    <w:bottom w:val="single" w:sz="4" w:space="0" w:color="000000"/>
-                    <w:start w:val="single" w:sz="4" w:space="0" w:color="000000"/>
-                    <w:end w:val="single" w:sz="4" w:space="0" w:color="000000"/>
-                  </w:tcBorders>
-                  <w:vAlign w:val="center"/>
-                </w:tcPr>
-                <w:p>
-                  <w:pPr>
-                    <w:spacing w:before="0" w:after="0" w:line="200" w:lineRule="exact"/>
-                    <w:jc w:val="center"/>
-                  </w:pPr>
-                  <w:r/>
-                </w:p>
-              </w:tc>
-              <w:tc>
-                <w:tcPr>
-                  <w:tcW w:type="dxa" w:w="964"/>
-                  <w:tcBorders>
-                    <w:top w:val="single" w:sz="4" w:space="0" w:color="000000"/>
-                    <w:bottom w:val="single" w:sz="4" w:space="0" w:color="000000"/>
-                    <w:start w:val="single" w:sz="4" w:space="0" w:color="000000"/>
-                    <w:end w:val="single" w:sz="4" w:space="0" w:color="000000"/>
-                  </w:tcBorders>
-                  <w:vAlign w:val="center"/>
-                </w:tcPr>
-                <w:p>
-                  <w:pPr>
-                    <w:spacing w:before="0" w:after="0" w:line="200" w:lineRule="exact"/>
-                    <w:jc w:val="center"/>
-                  </w:pPr>
-                  <w:r/>
-                </w:p>
-              </w:tc>
-              <w:tc>
-                <w:tcPr>
-                  <w:tcW w:type="dxa" w:w="170"/>
-                  <w:tcBorders>
-                    <w:top w:val="single" w:sz="4" w:space="0" w:color="000000"/>
-                    <w:bottom w:val="single" w:sz="4" w:space="0" w:color="000000"/>
-                    <w:start w:val="single" w:sz="4" w:space="0" w:color="000000"/>
-                    <w:end w:val="single" w:sz="4" w:space="0" w:color="000000"/>
-                  </w:tcBorders>
-                  <w:vAlign w:val="center"/>
-                  <w:tcBorders>
-                    <w:top w:val="none" w:sz="0" w:space="0" w:color="000000"/>
-                    <w:bottom w:val="none" w:sz="0" w:space="0" w:color="000000"/>
-                    <w:start w:val="single" w:sz="4" w:space="0" w:color="000000"/>
-                    <w:end w:val="single" w:sz="4" w:space="0" w:color="000000"/>
-                  </w:tcBorders>
-                </w:tcPr>
-                <w:p>
-                  <w:pPr>
-                    <w:spacing w:before="0" w:after="0" w:line="200" w:lineRule="exact"/>
-                    <w:jc w:val="center"/>
-                  </w:pPr>
-                  <w:r/>
-                </w:p>
-              </w:tc>
-              <w:tc>
-                <w:tcPr>
-                  <w:tcW w:type="dxa" w:w="510"/>
-                  <w:tcBorders>
-                    <w:top w:val="single" w:sz="4" w:space="0" w:color="000000"/>
-                    <w:bottom w:val="single" w:sz="4" w:space="0" w:color="000000"/>
-                    <w:start w:val="single" w:sz="4" w:space="0" w:color="000000"/>
-                    <w:end w:val="single" w:sz="4" w:space="0" w:color="000000"/>
-                  </w:tcBorders>
-                  <w:vAlign w:val="center"/>
-                </w:tcPr>
-                <w:p>
-                  <w:pPr>
-                    <w:spacing w:before="0" w:after="0" w:line="200" w:lineRule="exact"/>
-                    <w:jc w:val="center"/>
-                  </w:pPr>
-                  <w:r/>
-                  <w:r>
-                    <w:rPr>
-                      <w:rFonts w:ascii="Times New Roman" w:hAnsi="Times New Roman"/>
-                      <w:b w:val="0"/>
-                      <w:i w:val="0"/>
-                      <w:sz w:val="15"/>
-                    </w:rPr>
-                    <w:t>14</w:t>
-                  </w:r>
-                </w:p>
-              </w:tc>
-              <w:tc>
-                <w:tcPr>
-                  <w:tcW w:type="dxa" w:w="1587"/>
-                  <w:tcBorders>
-                    <w:top w:val="single" w:sz="4" w:space="0" w:color="000000"/>
-                    <w:bottom w:val="single" w:sz="4" w:space="0" w:color="000000"/>
-                    <w:start w:val="single" w:sz="4" w:space="0" w:color="000000"/>
-                    <w:end w:val="single" w:sz="4" w:space="0" w:color="000000"/>
-                  </w:tcBorders>
-                  <w:vAlign w:val="center"/>
-                </w:tcPr>
-                <w:p>
-                  <w:pPr>
-                    <w:spacing w:before="0" w:after="0" w:line="200" w:lineRule="exact"/>
-                    <w:jc w:val="center"/>
-                  </w:pPr>
-                  <w:r/>
-                </w:p>
-              </w:tc>
-              <w:tc>
-                <w:tcPr>
-                  <w:tcW w:type="dxa" w:w="850"/>
-                  <w:tcBorders>
-                    <w:top w:val="single" w:sz="4" w:space="0" w:color="000000"/>
-                    <w:bottom w:val="single" w:sz="4" w:space="0" w:color="000000"/>
-                    <w:start w:val="single" w:sz="4" w:space="0" w:color="000000"/>
-                    <w:end w:val="single" w:sz="4" w:space="0" w:color="000000"/>
-                  </w:tcBorders>
-                  <w:vAlign w:val="center"/>
-                </w:tcPr>
-                <w:p>
-                  <w:pPr>
-                    <w:spacing w:before="0" w:after="0" w:line="200" w:lineRule="exact"/>
-                    <w:jc w:val="center"/>
-                  </w:pPr>
-                  <w:r/>
-                </w:p>
-              </w:tc>
-              <w:tc>
-                <w:tcPr>
-                  <w:tcW w:type="dxa" w:w="964"/>
-                  <w:tcBorders>
-                    <w:top w:val="single" w:sz="4" w:space="0" w:color="000000"/>
-                    <w:bottom w:val="single" w:sz="4" w:space="0" w:color="000000"/>
-                    <w:start w:val="single" w:sz="4" w:space="0" w:color="000000"/>
-                    <w:end w:val="single" w:sz="4" w:space="0" w:color="000000"/>
-                  </w:tcBorders>
-                  <w:vAlign w:val="center"/>
-                </w:tcPr>
-                <w:p>
-                  <w:pPr>
-                    <w:spacing w:before="0" w:after="0" w:line="200" w:lineRule="exact"/>
-                    <w:jc w:val="center"/>
-                  </w:pPr>
-                  <w:r/>
-                </w:p>
-              </w:tc>
-            </w:tr>
-            <w:tr>
-              <w:trPr>
-                <w:trHeight w:val="238" w:hRule="atLeast"/>
-              </w:trPr>
-              <w:tc>
-                <w:tcPr>
-                  <w:tcW w:type="dxa" w:w="510"/>
-                  <w:tcBorders>
-                    <w:top w:val="single" w:sz="4" w:space="0" w:color="000000"/>
-                    <w:bottom w:val="single" w:sz="4" w:space="0" w:color="000000"/>
-                    <w:start w:val="single" w:sz="4" w:space="0" w:color="000000"/>
-                    <w:end w:val="single" w:sz="4" w:space="0" w:color="000000"/>
-                  </w:tcBorders>
-                  <w:vAlign w:val="center"/>
-                </w:tcPr>
-                <w:p>
-                  <w:pPr>
-                    <w:spacing w:before="0" w:after="0" w:line="200" w:lineRule="exact"/>
-                    <w:jc w:val="center"/>
-                  </w:pPr>
-                  <w:r/>
-                  <w:r>
-                    <w:rPr>
-                      <w:rFonts w:ascii="Times New Roman" w:hAnsi="Times New Roman"/>
-                      <w:b w:val="0"/>
-                      <w:i w:val="0"/>
-                      <w:sz w:val="15"/>
-                    </w:rPr>
-                    <w:t>15</w:t>
-                  </w:r>
-                </w:p>
-              </w:tc>
-              <w:tc>
-                <w:tcPr>
-                  <w:tcW w:type="dxa" w:w="1587"/>
-                  <w:tcBorders>
-                    <w:top w:val="single" w:sz="4" w:space="0" w:color="000000"/>
-                    <w:bottom w:val="single" w:sz="4" w:space="0" w:color="000000"/>
-                    <w:start w:val="single" w:sz="4" w:space="0" w:color="000000"/>
-                    <w:end w:val="single" w:sz="4" w:space="0" w:color="000000"/>
-                  </w:tcBorders>
-                  <w:vAlign w:val="center"/>
-                </w:tcPr>
-                <w:p>
-                  <w:pPr>
-                    <w:spacing w:before="0" w:after="0" w:line="200" w:lineRule="exact"/>
-                    <w:jc w:val="center"/>
-                  </w:pPr>
-                  <w:r/>
-                </w:p>
-              </w:tc>
-              <w:tc>
-                <w:tcPr>
-                  <w:tcW w:type="dxa" w:w="850"/>
-                  <w:tcBorders>
-                    <w:top w:val="single" w:sz="4" w:space="0" w:color="000000"/>
-                    <w:bottom w:val="single" w:sz="4" w:space="0" w:color="000000"/>
-                    <w:start w:val="single" w:sz="4" w:space="0" w:color="000000"/>
-                    <w:end w:val="single" w:sz="4" w:space="0" w:color="000000"/>
-                  </w:tcBorders>
-                  <w:vAlign w:val="center"/>
-                </w:tcPr>
-                <w:p>
-                  <w:pPr>
-                    <w:spacing w:before="0" w:after="0" w:line="200" w:lineRule="exact"/>
-                    <w:jc w:val="center"/>
-                  </w:pPr>
-                  <w:r/>
-                </w:p>
-              </w:tc>
-              <w:tc>
-                <w:tcPr>
-                  <w:tcW w:type="dxa" w:w="964"/>
-                  <w:tcBorders>
-                    <w:top w:val="single" w:sz="4" w:space="0" w:color="000000"/>
-                    <w:bottom w:val="single" w:sz="4" w:space="0" w:color="000000"/>
-                    <w:start w:val="single" w:sz="4" w:space="0" w:color="000000"/>
-                    <w:end w:val="single" w:sz="4" w:space="0" w:color="000000"/>
-                  </w:tcBorders>
-                  <w:vAlign w:val="center"/>
-                </w:tcPr>
-                <w:p>
-                  <w:pPr>
-                    <w:spacing w:before="0" w:after="0" w:line="200" w:lineRule="exact"/>
-                    <w:jc w:val="center"/>
-                  </w:pPr>
-                  <w:r/>
-                </w:p>
-              </w:tc>
-              <w:tc>
-                <w:tcPr>
-                  <w:tcW w:type="dxa" w:w="170"/>
-                  <w:tcBorders>
-                    <w:top w:val="single" w:sz="4" w:space="0" w:color="000000"/>
-                    <w:bottom w:val="single" w:sz="4" w:space="0" w:color="000000"/>
-                    <w:start w:val="single" w:sz="4" w:space="0" w:color="000000"/>
-                    <w:end w:val="single" w:sz="4" w:space="0" w:color="000000"/>
-                  </w:tcBorders>
-                  <w:vAlign w:val="center"/>
-                  <w:tcBorders>
-                    <w:top w:val="none" w:sz="0" w:space="0" w:color="000000"/>
-                    <w:bottom w:val="none" w:sz="0" w:space="0" w:color="000000"/>
-                    <w:start w:val="single" w:sz="4" w:space="0" w:color="000000"/>
-                    <w:end w:val="single" w:sz="4" w:space="0" w:color="000000"/>
-                  </w:tcBorders>
-                </w:tcPr>
-                <w:p>
-                  <w:pPr>
-                    <w:spacing w:before="0" w:after="0" w:line="200" w:lineRule="exact"/>
-                    <w:jc w:val="center"/>
-                  </w:pPr>
-                  <w:r/>
-                </w:p>
-              </w:tc>
-              <w:tc>
-                <w:tcPr>
-                  <w:tcW w:type="dxa" w:w="510"/>
-                  <w:tcBorders>
-                    <w:top w:val="single" w:sz="4" w:space="0" w:color="000000"/>
-                    <w:bottom w:val="single" w:sz="4" w:space="0" w:color="000000"/>
-                    <w:start w:val="single" w:sz="4" w:space="0" w:color="000000"/>
-                    <w:end w:val="single" w:sz="4" w:space="0" w:color="000000"/>
-                  </w:tcBorders>
-                  <w:vAlign w:val="center"/>
-                </w:tcPr>
-                <w:p>
-                  <w:pPr>
-                    <w:spacing w:before="0" w:after="0" w:line="200" w:lineRule="exact"/>
-                    <w:jc w:val="center"/>
-                  </w:pPr>
-                  <w:r/>
-                  <w:r>
-                    <w:rPr>
-                      <w:rFonts w:ascii="Times New Roman" w:hAnsi="Times New Roman"/>
-                      <w:b w:val="0"/>
-                      <w:i w:val="0"/>
-                      <w:sz w:val="15"/>
-                    </w:rPr>
-                    <w:t>15</w:t>
-                  </w:r>
-                </w:p>
-              </w:tc>
-              <w:tc>
-                <w:tcPr>
-                  <w:tcW w:type="dxa" w:w="1587"/>
-                  <w:tcBorders>
-                    <w:top w:val="single" w:sz="4" w:space="0" w:color="000000"/>
-                    <w:bottom w:val="single" w:sz="4" w:space="0" w:color="000000"/>
-                    <w:start w:val="single" w:sz="4" w:space="0" w:color="000000"/>
-                    <w:end w:val="single" w:sz="4" w:space="0" w:color="000000"/>
-                  </w:tcBorders>
-                  <w:vAlign w:val="center"/>
-                </w:tcPr>
-                <w:p>
-                  <w:pPr>
-                    <w:spacing w:before="0" w:after="0" w:line="200" w:lineRule="exact"/>
-                    <w:jc w:val="center"/>
-                  </w:pPr>
-                  <w:r/>
-                </w:p>
-              </w:tc>
-              <w:tc>
-                <w:tcPr>
-                  <w:tcW w:type="dxa" w:w="850"/>
-                  <w:tcBorders>
-                    <w:top w:val="single" w:sz="4" w:space="0" w:color="000000"/>
-                    <w:bottom w:val="single" w:sz="4" w:space="0" w:color="000000"/>
-                    <w:start w:val="single" w:sz="4" w:space="0" w:color="000000"/>
-                    <w:end w:val="single" w:sz="4" w:space="0" w:color="000000"/>
-                  </w:tcBorders>
-                  <w:vAlign w:val="center"/>
-                </w:tcPr>
-                <w:p>
-                  <w:pPr>
-                    <w:spacing w:before="0" w:after="0" w:line="200" w:lineRule="exact"/>
-                    <w:jc w:val="center"/>
-                  </w:pPr>
-                  <w:r/>
-                </w:p>
-              </w:tc>
-              <w:tc>
-                <w:tcPr>
-                  <w:tcW w:type="dxa" w:w="964"/>
-                  <w:tcBorders>
-                    <w:top w:val="single" w:sz="4" w:space="0" w:color="000000"/>
-                    <w:bottom w:val="single" w:sz="4" w:space="0" w:color="000000"/>
-                    <w:start w:val="single" w:sz="4" w:space="0" w:color="000000"/>
-                    <w:end w:val="single" w:sz="4" w:space="0" w:color="000000"/>
-                  </w:tcBorders>
-                  <w:vAlign w:val="center"/>
-                </w:tcPr>
-                <w:p>
-                  <w:pPr>
-                    <w:spacing w:before="0" w:after="0" w:line="200" w:lineRule="exact"/>
-                    <w:jc w:val="center"/>
-                  </w:pPr>
-                  <w:r/>
-                </w:p>
+                    <w:tblLook w:firstColumn="1" w:firstRow="1" w:lastColumn="0" w:lastRow="0" w:noHBand="0" w:noVBand="1" w:val="04A0"/>
+                  </w:tblPr>
+                  <w:tblGrid>
+                    <w:gridCol w:w="5310"/>
+                    <w:gridCol w:w="5310"/>
+                    <w:gridCol w:w="5310"/>
+                  </w:tblGrid>
+                  <w:tr>
+                    <w:trPr>
+                      <w:trHeight w:val="226" w:hRule="atLeast"/>
+                    </w:trPr>
+                    <w:tc>
+                      <w:tcPr>
+                        <w:tcW w:type="dxa" w:w="1020"/>
+                        <w:gridSpan w:val="3"/>
+                        <w:tcBorders>
+                          <w:top w:val="single" w:sz="4" w:space="0" w:color="000000"/>
+                          <w:bottom w:val="single" w:sz="4" w:space="0" w:color="000000"/>
+                          <w:start w:val="single" w:sz="4" w:space="0" w:color="000000"/>
+                          <w:end w:val="single" w:sz="4" w:space="0" w:color="000000"/>
+                        </w:tcBorders>
+                        <w:vAlign w:val="center"/>
+                      </w:tcPr>
+                      <w:p>
+                        <w:pPr>
+                          <w:spacing w:before="0" w:after="0" w:line="240" w:lineRule="exact"/>
+                          <w:jc w:val="center"/>
+                        </w:pPr>
+                        <w:r/>
+                        <w:r>
+                          <w:rPr>
+                            <w:rFonts w:ascii="Times New Roman" w:hAnsi="Times New Roman"/>
+                            <w:b/>
+                            <w:i w:val="0"/>
+                            <w:sz w:val="20"/>
+                          </w:rPr>
+                          <w:t>AN</w:t>
+                        </w:r>
+                      </w:p>
+                    </w:tc>
+                  </w:tr>
+                  <w:tr>
+                    <w:trPr>
+                      <w:trHeight w:val="283" w:hRule="atLeast"/>
+                    </w:trPr>
+                    <w:tc>
+                      <w:tcPr>
+                        <w:tcW w:type="dxa" w:w="567"/>
+                        <w:tcBorders>
+                          <w:top w:val="single" w:sz="4" w:space="0" w:color="000000"/>
+                          <w:bottom w:val="single" w:sz="4" w:space="0" w:color="000000"/>
+                          <w:start w:val="single" w:sz="4" w:space="0" w:color="000000"/>
+                          <w:end w:val="single" w:sz="4" w:space="0" w:color="000000"/>
+                        </w:tcBorders>
+                        <w:vAlign w:val="center"/>
+                      </w:tcPr>
+                      <w:p>
+                        <w:pPr>
+                          <w:spacing w:before="0" w:after="0" w:line="200" w:lineRule="exact"/>
+                          <w:jc w:val="center"/>
+                        </w:pPr>
+                        <w:r/>
+                        <w:r>
+                          <w:rPr>
+                            <w:rFonts w:ascii="Times New Roman" w:hAnsi="Times New Roman"/>
+                            <w:b/>
+                            <w:i w:val="0"/>
+                            <w:sz w:val="16"/>
+                          </w:rPr>
+                          <w:t>S.N.</w:t>
+                        </w:r>
+                      </w:p>
+                    </w:tc>
+                    <w:tc>
+                      <w:tcPr>
+                        <w:tcW w:type="dxa" w:w="2154"/>
+                        <w:tcBorders>
+                          <w:top w:val="single" w:sz="4" w:space="0" w:color="000000"/>
+                          <w:bottom w:val="single" w:sz="4" w:space="0" w:color="000000"/>
+                          <w:start w:val="single" w:sz="4" w:space="0" w:color="000000"/>
+                          <w:end w:val="single" w:sz="4" w:space="0" w:color="000000"/>
+                        </w:tcBorders>
+                        <w:vAlign w:val="center"/>
+                      </w:tcPr>
+                      <w:p>
+                        <w:pPr>
+                          <w:spacing w:before="0" w:after="0" w:line="200" w:lineRule="exact"/>
+                          <w:jc w:val="center"/>
+                        </w:pPr>
+                        <w:r/>
+                        <w:r>
+                          <w:rPr>
+                            <w:rFonts w:ascii="Times New Roman" w:hAnsi="Times New Roman"/>
+                            <w:b/>
+                            <w:i w:val="0"/>
+                            <w:sz w:val="16"/>
+                          </w:rPr>
+                          <w:t>Subject Code</w:t>
+                        </w:r>
+                      </w:p>
+                    </w:tc>
+                    <w:tc>
+                      <w:tcPr>
+                        <w:tcW w:type="dxa" w:w="1020"/>
+                        <w:tcBorders>
+                          <w:top w:val="single" w:sz="4" w:space="0" w:color="000000"/>
+                          <w:bottom w:val="single" w:sz="4" w:space="0" w:color="000000"/>
+                          <w:start w:val="single" w:sz="4" w:space="0" w:color="000000"/>
+                          <w:end w:val="single" w:sz="4" w:space="0" w:color="000000"/>
+                        </w:tcBorders>
+                        <w:vAlign w:val="center"/>
+                      </w:tcPr>
+                      <w:p>
+                        <w:pPr>
+                          <w:spacing w:before="0" w:after="0" w:line="200" w:lineRule="exact"/>
+                          <w:jc w:val="center"/>
+                        </w:pPr>
+                        <w:r/>
+                        <w:r>
+                          <w:rPr>
+                            <w:rFonts w:ascii="Times New Roman" w:hAnsi="Times New Roman"/>
+                            <w:b/>
+                            <w:i w:val="0"/>
+                            <w:sz w:val="16"/>
+                          </w:rPr>
+                          <w:t>No. of</w:t>
+                        </w:r>
+                      </w:p>
+                      <w:p>
+                        <w:pPr>
+                          <w:spacing w:before="0" w:after="0" w:line="200" w:lineRule="exact"/>
+                          <w:jc w:val="center"/>
+                        </w:pPr>
+                        <w:r>
+                          <w:rPr>
+                            <w:rFonts w:ascii="Times New Roman" w:hAnsi="Times New Roman"/>
+                            <w:b/>
+                            <w:i w:val="0"/>
+                            <w:sz w:val="16"/>
+                          </w:rPr>
+                          <w:t>Scripts</w:t>
+                        </w:r>
+                      </w:p>
+                    </w:tc>
+                  </w:tr>
+                  <w:tr>
+                    <w:trPr>
+                      <w:trHeight w:val="215" w:hRule="atLeast"/>
+                    </w:trPr>
+                    <w:tc>
+                      <w:tcPr>
+                        <w:tcW w:type="dxa" w:w="567"/>
+                        <w:tcBorders>
+                          <w:top w:val="single" w:sz="4" w:space="0" w:color="000000"/>
+                          <w:bottom w:val="single" w:sz="4" w:space="0" w:color="000000"/>
+                          <w:start w:val="single" w:sz="4" w:space="0" w:color="000000"/>
+                          <w:end w:val="single" w:sz="4" w:space="0" w:color="000000"/>
+                        </w:tcBorders>
+                        <w:vAlign w:val="center"/>
+                      </w:tcPr>
+                      <w:p>
+                        <w:pPr>
+                          <w:spacing w:before="0" w:after="0" w:line="200" w:lineRule="exact"/>
+                          <w:jc w:val="center"/>
+                        </w:pPr>
+                        <w:r/>
+                        <w:r>
+                          <w:rPr>
+                            <w:rFonts w:ascii="Times New Roman" w:hAnsi="Times New Roman"/>
+                            <w:b w:val="0"/>
+                            <w:i w:val="0"/>
+                            <w:sz w:val="16"/>
+                          </w:rPr>
+                          <w:t>1</w:t>
+                        </w:r>
+                      </w:p>
+                    </w:tc>
+                    <w:tc>
+                      <w:tcPr>
+                        <w:tcW w:type="dxa" w:w="2154"/>
+                        <w:tcBorders>
+                          <w:top w:val="single" w:sz="4" w:space="0" w:color="000000"/>
+                          <w:bottom w:val="single" w:sz="4" w:space="0" w:color="000000"/>
+                          <w:start w:val="single" w:sz="4" w:space="0" w:color="000000"/>
+                          <w:end w:val="single" w:sz="4" w:space="0" w:color="000000"/>
+                        </w:tcBorders>
+                        <w:vAlign w:val="center"/>
+                      </w:tcPr>
+                      <w:p>
+                        <w:pPr>
+                          <w:spacing w:before="0" w:after="0" w:line="200" w:lineRule="exact"/>
+                          <w:jc w:val="center"/>
+                        </w:pPr>
+                        <w:r/>
+                        <w:r>
+                          <w:rPr>
+                            <w:rFonts w:ascii="Times New Roman" w:hAnsi="Times New Roman"/>
+                            <w:b w:val="0"/>
+                            <w:i w:val="0"/>
+                            <w:sz w:val="16"/>
+                          </w:rPr>
+                        </w:r>
+                      </w:p>
+                    </w:tc>
+                    <w:tc>
+                      <w:tcPr>
+                        <w:tcW w:type="dxa" w:w="1020"/>
+                        <w:tcBorders>
+                          <w:top w:val="single" w:sz="4" w:space="0" w:color="000000"/>
+                          <w:bottom w:val="single" w:sz="4" w:space="0" w:color="000000"/>
+                          <w:start w:val="single" w:sz="4" w:space="0" w:color="000000"/>
+                          <w:end w:val="single" w:sz="4" w:space="0" w:color="000000"/>
+                        </w:tcBorders>
+                        <w:vAlign w:val="center"/>
+                      </w:tcPr>
+                      <w:p>
+                        <w:pPr>
+                          <w:spacing w:before="0" w:after="0" w:line="200" w:lineRule="exact"/>
+                          <w:jc w:val="center"/>
+                        </w:pPr>
+                        <w:r/>
+                        <w:r>
+                          <w:rPr>
+                            <w:rFonts w:ascii="Times New Roman" w:hAnsi="Times New Roman"/>
+                            <w:b w:val="0"/>
+                            <w:i w:val="0"/>
+                            <w:sz w:val="16"/>
+                          </w:rPr>
+                        </w:r>
+                      </w:p>
+                    </w:tc>
+                  </w:tr>
+                  <w:tr>
+                    <w:trPr>
+                      <w:trHeight w:val="215" w:hRule="atLeast"/>
+                    </w:trPr>
+                    <w:tc>
+                      <w:tcPr>
+                        <w:tcW w:type="dxa" w:w="567"/>
+                        <w:tcBorders>
+                          <w:top w:val="single" w:sz="4" w:space="0" w:color="000000"/>
+                          <w:bottom w:val="single" w:sz="4" w:space="0" w:color="000000"/>
+                          <w:start w:val="single" w:sz="4" w:space="0" w:color="000000"/>
+                          <w:end w:val="single" w:sz="4" w:space="0" w:color="000000"/>
+                        </w:tcBorders>
+                        <w:vAlign w:val="center"/>
+                      </w:tcPr>
+                      <w:p>
+                        <w:pPr>
+                          <w:spacing w:before="0" w:after="0" w:line="200" w:lineRule="exact"/>
+                          <w:jc w:val="center"/>
+                        </w:pPr>
+                        <w:r/>
+                        <w:r>
+                          <w:rPr>
+                            <w:rFonts w:ascii="Times New Roman" w:hAnsi="Times New Roman"/>
+                            <w:b w:val="0"/>
+                            <w:i w:val="0"/>
+                            <w:sz w:val="16"/>
+                          </w:rPr>
+                          <w:t>2</w:t>
+                        </w:r>
+                      </w:p>
+                    </w:tc>
+                    <w:tc>
+                      <w:tcPr>
+                        <w:tcW w:type="dxa" w:w="2154"/>
+                        <w:tcBorders>
+                          <w:top w:val="single" w:sz="4" w:space="0" w:color="000000"/>
+                          <w:bottom w:val="single" w:sz="4" w:space="0" w:color="000000"/>
+                          <w:start w:val="single" w:sz="4" w:space="0" w:color="000000"/>
+                          <w:end w:val="single" w:sz="4" w:space="0" w:color="000000"/>
+                        </w:tcBorders>
+                        <w:vAlign w:val="center"/>
+                      </w:tcPr>
+                      <w:p>
+                        <w:pPr>
+                          <w:spacing w:before="0" w:after="0" w:line="200" w:lineRule="exact"/>
+                          <w:jc w:val="center"/>
+                        </w:pPr>
+                        <w:r/>
+                        <w:r>
+                          <w:rPr>
+                            <w:rFonts w:ascii="Times New Roman" w:hAnsi="Times New Roman"/>
+                            <w:b w:val="0"/>
+                            <w:i w:val="0"/>
+                            <w:sz w:val="16"/>
+                          </w:rPr>
+                        </w:r>
+                      </w:p>
+                    </w:tc>
+                    <w:tc>
+                      <w:tcPr>
+                        <w:tcW w:type="dxa" w:w="1020"/>
+                        <w:tcBorders>
+                          <w:top w:val="single" w:sz="4" w:space="0" w:color="000000"/>
+                          <w:bottom w:val="single" w:sz="4" w:space="0" w:color="000000"/>
+                          <w:start w:val="single" w:sz="4" w:space="0" w:color="000000"/>
+                          <w:end w:val="single" w:sz="4" w:space="0" w:color="000000"/>
+                        </w:tcBorders>
+                        <w:vAlign w:val="center"/>
+                      </w:tcPr>
+                      <w:p>
+                        <w:pPr>
+                          <w:spacing w:before="0" w:after="0" w:line="200" w:lineRule="exact"/>
+                          <w:jc w:val="center"/>
+                        </w:pPr>
+                        <w:r/>
+                        <w:r>
+                          <w:rPr>
+                            <w:rFonts w:ascii="Times New Roman" w:hAnsi="Times New Roman"/>
+                            <w:b w:val="0"/>
+                            <w:i w:val="0"/>
+                            <w:sz w:val="16"/>
+                          </w:rPr>
+                        </w:r>
+                      </w:p>
+                    </w:tc>
+                  </w:tr>
+                  <w:tr>
+                    <w:trPr>
+                      <w:trHeight w:val="215" w:hRule="atLeast"/>
+                    </w:trPr>
+                    <w:tc>
+                      <w:tcPr>
+                        <w:tcW w:type="dxa" w:w="567"/>
+                        <w:tcBorders>
+                          <w:top w:val="single" w:sz="4" w:space="0" w:color="000000"/>
+                          <w:bottom w:val="single" w:sz="4" w:space="0" w:color="000000"/>
+                          <w:start w:val="single" w:sz="4" w:space="0" w:color="000000"/>
+                          <w:end w:val="single" w:sz="4" w:space="0" w:color="000000"/>
+                        </w:tcBorders>
+                        <w:vAlign w:val="center"/>
+                      </w:tcPr>
+                      <w:p>
+                        <w:pPr>
+                          <w:spacing w:before="0" w:after="0" w:line="200" w:lineRule="exact"/>
+                          <w:jc w:val="center"/>
+                        </w:pPr>
+                        <w:r/>
+                        <w:r>
+                          <w:rPr>
+                            <w:rFonts w:ascii="Times New Roman" w:hAnsi="Times New Roman"/>
+                            <w:b w:val="0"/>
+                            <w:i w:val="0"/>
+                            <w:sz w:val="16"/>
+                          </w:rPr>
+                          <w:t>3</w:t>
+                        </w:r>
+                      </w:p>
+                    </w:tc>
+                    <w:tc>
+                      <w:tcPr>
+                        <w:tcW w:type="dxa" w:w="2154"/>
+                        <w:tcBorders>
+                          <w:top w:val="single" w:sz="4" w:space="0" w:color="000000"/>
+                          <w:bottom w:val="single" w:sz="4" w:space="0" w:color="000000"/>
+                          <w:start w:val="single" w:sz="4" w:space="0" w:color="000000"/>
+                          <w:end w:val="single" w:sz="4" w:space="0" w:color="000000"/>
+                        </w:tcBorders>
+                        <w:vAlign w:val="center"/>
+                      </w:tcPr>
+                      <w:p>
+                        <w:pPr>
+                          <w:spacing w:before="0" w:after="0" w:line="200" w:lineRule="exact"/>
+                          <w:jc w:val="center"/>
+                        </w:pPr>
+                        <w:r/>
+                        <w:r>
+                          <w:rPr>
+                            <w:rFonts w:ascii="Times New Roman" w:hAnsi="Times New Roman"/>
+                            <w:b w:val="0"/>
+                            <w:i w:val="0"/>
+                            <w:sz w:val="16"/>
+                          </w:rPr>
+                        </w:r>
+                      </w:p>
+                    </w:tc>
+                    <w:tc>
+                      <w:tcPr>
+                        <w:tcW w:type="dxa" w:w="1020"/>
+                        <w:tcBorders>
+                          <w:top w:val="single" w:sz="4" w:space="0" w:color="000000"/>
+                          <w:bottom w:val="single" w:sz="4" w:space="0" w:color="000000"/>
+                          <w:start w:val="single" w:sz="4" w:space="0" w:color="000000"/>
+                          <w:end w:val="single" w:sz="4" w:space="0" w:color="000000"/>
+                        </w:tcBorders>
+                        <w:vAlign w:val="center"/>
+                      </w:tcPr>
+                      <w:p>
+                        <w:pPr>
+                          <w:spacing w:before="0" w:after="0" w:line="200" w:lineRule="exact"/>
+                          <w:jc w:val="center"/>
+                        </w:pPr>
+                        <w:r/>
+                        <w:r>
+                          <w:rPr>
+                            <w:rFonts w:ascii="Times New Roman" w:hAnsi="Times New Roman"/>
+                            <w:b w:val="0"/>
+                            <w:i w:val="0"/>
+                            <w:sz w:val="16"/>
+                          </w:rPr>
+                        </w:r>
+                      </w:p>
+                    </w:tc>
+                  </w:tr>
+                  <w:tr>
+                    <w:trPr>
+                      <w:trHeight w:val="215" w:hRule="atLeast"/>
+                    </w:trPr>
+                    <w:tc>
+                      <w:tcPr>
+                        <w:tcW w:type="dxa" w:w="567"/>
+                        <w:tcBorders>
+                          <w:top w:val="single" w:sz="4" w:space="0" w:color="000000"/>
+                          <w:bottom w:val="single" w:sz="4" w:space="0" w:color="000000"/>
+                          <w:start w:val="single" w:sz="4" w:space="0" w:color="000000"/>
+                          <w:end w:val="single" w:sz="4" w:space="0" w:color="000000"/>
+                        </w:tcBorders>
+                        <w:vAlign w:val="center"/>
+                      </w:tcPr>
+                      <w:p>
+                        <w:pPr>
+                          <w:spacing w:before="0" w:after="0" w:line="200" w:lineRule="exact"/>
+                          <w:jc w:val="center"/>
+                        </w:pPr>
+                        <w:r/>
+                        <w:r>
+                          <w:rPr>
+                            <w:rFonts w:ascii="Times New Roman" w:hAnsi="Times New Roman"/>
+                            <w:b w:val="0"/>
+                            <w:i w:val="0"/>
+                            <w:sz w:val="16"/>
+                          </w:rPr>
+                          <w:t>4</w:t>
+                        </w:r>
+                      </w:p>
+                    </w:tc>
+                    <w:tc>
+                      <w:tcPr>
+                        <w:tcW w:type="dxa" w:w="2154"/>
+                        <w:tcBorders>
+                          <w:top w:val="single" w:sz="4" w:space="0" w:color="000000"/>
+                          <w:bottom w:val="single" w:sz="4" w:space="0" w:color="000000"/>
+                          <w:start w:val="single" w:sz="4" w:space="0" w:color="000000"/>
+                          <w:end w:val="single" w:sz="4" w:space="0" w:color="000000"/>
+                        </w:tcBorders>
+                        <w:vAlign w:val="center"/>
+                      </w:tcPr>
+                      <w:p>
+                        <w:pPr>
+                          <w:spacing w:before="0" w:after="0" w:line="200" w:lineRule="exact"/>
+                          <w:jc w:val="center"/>
+                        </w:pPr>
+                        <w:r/>
+                        <w:r>
+                          <w:rPr>
+                            <w:rFonts w:ascii="Times New Roman" w:hAnsi="Times New Roman"/>
+                            <w:b w:val="0"/>
+                            <w:i w:val="0"/>
+                            <w:sz w:val="16"/>
+                          </w:rPr>
+                        </w:r>
+                      </w:p>
+                    </w:tc>
+                    <w:tc>
+                      <w:tcPr>
+                        <w:tcW w:type="dxa" w:w="1020"/>
+                        <w:tcBorders>
+                          <w:top w:val="single" w:sz="4" w:space="0" w:color="000000"/>
+                          <w:bottom w:val="single" w:sz="4" w:space="0" w:color="000000"/>
+                          <w:start w:val="single" w:sz="4" w:space="0" w:color="000000"/>
+                          <w:end w:val="single" w:sz="4" w:space="0" w:color="000000"/>
+                        </w:tcBorders>
+                        <w:vAlign w:val="center"/>
+                      </w:tcPr>
+                      <w:p>
+                        <w:pPr>
+                          <w:spacing w:before="0" w:after="0" w:line="200" w:lineRule="exact"/>
+                          <w:jc w:val="center"/>
+                        </w:pPr>
+                        <w:r/>
+                        <w:r>
+                          <w:rPr>
+                            <w:rFonts w:ascii="Times New Roman" w:hAnsi="Times New Roman"/>
+                            <w:b w:val="0"/>
+                            <w:i w:val="0"/>
+                            <w:sz w:val="16"/>
+                          </w:rPr>
+                        </w:r>
+                      </w:p>
+                    </w:tc>
+                  </w:tr>
+                  <w:tr>
+                    <w:trPr>
+                      <w:trHeight w:val="215" w:hRule="atLeast"/>
+                    </w:trPr>
+                    <w:tc>
+                      <w:tcPr>
+                        <w:tcW w:type="dxa" w:w="567"/>
+                        <w:tcBorders>
+                          <w:top w:val="single" w:sz="4" w:space="0" w:color="000000"/>
+                          <w:bottom w:val="single" w:sz="4" w:space="0" w:color="000000"/>
+                          <w:start w:val="single" w:sz="4" w:space="0" w:color="000000"/>
+                          <w:end w:val="single" w:sz="4" w:space="0" w:color="000000"/>
+                        </w:tcBorders>
+                        <w:vAlign w:val="center"/>
+                      </w:tcPr>
+                      <w:p>
+                        <w:pPr>
+                          <w:spacing w:before="0" w:after="0" w:line="200" w:lineRule="exact"/>
+                          <w:jc w:val="center"/>
+                        </w:pPr>
+                        <w:r/>
+                        <w:r>
+                          <w:rPr>
+                            <w:rFonts w:ascii="Times New Roman" w:hAnsi="Times New Roman"/>
+                            <w:b w:val="0"/>
+                            <w:i w:val="0"/>
+                            <w:sz w:val="16"/>
+                          </w:rPr>
+                          <w:t>5</w:t>
+                        </w:r>
+                      </w:p>
+                    </w:tc>
+                    <w:tc>
+                      <w:tcPr>
+                        <w:tcW w:type="dxa" w:w="2154"/>
+                        <w:tcBorders>
+                          <w:top w:val="single" w:sz="4" w:space="0" w:color="000000"/>
+                          <w:bottom w:val="single" w:sz="4" w:space="0" w:color="000000"/>
+                          <w:start w:val="single" w:sz="4" w:space="0" w:color="000000"/>
+                          <w:end w:val="single" w:sz="4" w:space="0" w:color="000000"/>
+                        </w:tcBorders>
+                        <w:vAlign w:val="center"/>
+                      </w:tcPr>
+                      <w:p>
+                        <w:pPr>
+                          <w:spacing w:before="0" w:after="0" w:line="200" w:lineRule="exact"/>
+                          <w:jc w:val="center"/>
+                        </w:pPr>
+                        <w:r/>
+                        <w:r>
+                          <w:rPr>
+                            <w:rFonts w:ascii="Times New Roman" w:hAnsi="Times New Roman"/>
+                            <w:b w:val="0"/>
+                            <w:i w:val="0"/>
+                            <w:sz w:val="16"/>
+                          </w:rPr>
+                        </w:r>
+                      </w:p>
+                    </w:tc>
+                    <w:tc>
+                      <w:tcPr>
+                        <w:tcW w:type="dxa" w:w="1020"/>
+                        <w:tcBorders>
+                          <w:top w:val="single" w:sz="4" w:space="0" w:color="000000"/>
+                          <w:bottom w:val="single" w:sz="4" w:space="0" w:color="000000"/>
+                          <w:start w:val="single" w:sz="4" w:space="0" w:color="000000"/>
+                          <w:end w:val="single" w:sz="4" w:space="0" w:color="000000"/>
+                        </w:tcBorders>
+                        <w:vAlign w:val="center"/>
+                      </w:tcPr>
+                      <w:p>
+                        <w:pPr>
+                          <w:spacing w:before="0" w:after="0" w:line="200" w:lineRule="exact"/>
+                          <w:jc w:val="center"/>
+                        </w:pPr>
+                        <w:r/>
+                        <w:r>
+                          <w:rPr>
+                            <w:rFonts w:ascii="Times New Roman" w:hAnsi="Times New Roman"/>
+                            <w:b w:val="0"/>
+                            <w:i w:val="0"/>
+                            <w:sz w:val="16"/>
+                          </w:rPr>
+                        </w:r>
+                      </w:p>
+                    </w:tc>
+                  </w:tr>
+                  <w:tr>
+                    <w:trPr>
+                      <w:trHeight w:val="215" w:hRule="atLeast"/>
+                    </w:trPr>
+                    <w:tc>
+                      <w:tcPr>
+                        <w:tcW w:type="dxa" w:w="567"/>
+                        <w:tcBorders>
+                          <w:top w:val="single" w:sz="4" w:space="0" w:color="000000"/>
+                          <w:bottom w:val="single" w:sz="4" w:space="0" w:color="000000"/>
+                          <w:start w:val="single" w:sz="4" w:space="0" w:color="000000"/>
+                          <w:end w:val="single" w:sz="4" w:space="0" w:color="000000"/>
+                        </w:tcBorders>
+                        <w:vAlign w:val="center"/>
+                      </w:tcPr>
+                      <w:p>
+                        <w:pPr>
+                          <w:spacing w:before="0" w:after="0" w:line="200" w:lineRule="exact"/>
+                          <w:jc w:val="center"/>
+                        </w:pPr>
+                        <w:r/>
+                        <w:r>
+                          <w:rPr>
+                            <w:rFonts w:ascii="Times New Roman" w:hAnsi="Times New Roman"/>
+                            <w:b w:val="0"/>
+                            <w:i w:val="0"/>
+                            <w:sz w:val="16"/>
+                          </w:rPr>
+                          <w:t>6</w:t>
+                        </w:r>
+                      </w:p>
+                    </w:tc>
+                    <w:tc>
+                      <w:tcPr>
+                        <w:tcW w:type="dxa" w:w="2154"/>
+                        <w:tcBorders>
+                          <w:top w:val="single" w:sz="4" w:space="0" w:color="000000"/>
+                          <w:bottom w:val="single" w:sz="4" w:space="0" w:color="000000"/>
+                          <w:start w:val="single" w:sz="4" w:space="0" w:color="000000"/>
+                          <w:end w:val="single" w:sz="4" w:space="0" w:color="000000"/>
+                        </w:tcBorders>
+                        <w:vAlign w:val="center"/>
+                      </w:tcPr>
+                      <w:p>
+                        <w:pPr>
+                          <w:spacing w:before="0" w:after="0" w:line="200" w:lineRule="exact"/>
+                          <w:jc w:val="center"/>
+                        </w:pPr>
+                        <w:r/>
+                        <w:r>
+                          <w:rPr>
+                            <w:rFonts w:ascii="Times New Roman" w:hAnsi="Times New Roman"/>
+                            <w:b w:val="0"/>
+                            <w:i w:val="0"/>
+                            <w:sz w:val="16"/>
+                          </w:rPr>
+                        </w:r>
+                      </w:p>
+                    </w:tc>
+                    <w:tc>
+                      <w:tcPr>
+                        <w:tcW w:type="dxa" w:w="1020"/>
+                        <w:tcBorders>
+                          <w:top w:val="single" w:sz="4" w:space="0" w:color="000000"/>
+                          <w:bottom w:val="single" w:sz="4" w:space="0" w:color="000000"/>
+                          <w:start w:val="single" w:sz="4" w:space="0" w:color="000000"/>
+                          <w:end w:val="single" w:sz="4" w:space="0" w:color="000000"/>
+                        </w:tcBorders>
+                        <w:vAlign w:val="center"/>
+                      </w:tcPr>
+                      <w:p>
+                        <w:pPr>
+                          <w:spacing w:before="0" w:after="0" w:line="200" w:lineRule="exact"/>
+                          <w:jc w:val="center"/>
+                        </w:pPr>
+                        <w:r/>
+                        <w:r>
+                          <w:rPr>
+                            <w:rFonts w:ascii="Times New Roman" w:hAnsi="Times New Roman"/>
+                            <w:b w:val="0"/>
+                            <w:i w:val="0"/>
+                            <w:sz w:val="16"/>
+                          </w:rPr>
+                        </w:r>
+                      </w:p>
+                    </w:tc>
+                  </w:tr>
+                  <w:tr>
+                    <w:trPr>
+                      <w:trHeight w:val="215" w:hRule="atLeast"/>
+                    </w:trPr>
+                    <w:tc>
+                      <w:tcPr>
+                        <w:tcW w:type="dxa" w:w="567"/>
+                        <w:tcBorders>
+                          <w:top w:val="single" w:sz="4" w:space="0" w:color="000000"/>
+                          <w:bottom w:val="single" w:sz="4" w:space="0" w:color="000000"/>
+                          <w:start w:val="single" w:sz="4" w:space="0" w:color="000000"/>
+                          <w:end w:val="single" w:sz="4" w:space="0" w:color="000000"/>
+                        </w:tcBorders>
+                        <w:vAlign w:val="center"/>
+                      </w:tcPr>
+                      <w:p>
+                        <w:pPr>
+                          <w:spacing w:before="0" w:after="0" w:line="200" w:lineRule="exact"/>
+                          <w:jc w:val="center"/>
+                        </w:pPr>
+                        <w:r/>
+                        <w:r>
+                          <w:rPr>
+                            <w:rFonts w:ascii="Times New Roman" w:hAnsi="Times New Roman"/>
+                            <w:b w:val="0"/>
+                            <w:i w:val="0"/>
+                            <w:sz w:val="16"/>
+                          </w:rPr>
+                          <w:t>7</w:t>
+                        </w:r>
+                      </w:p>
+                    </w:tc>
+                    <w:tc>
+                      <w:tcPr>
+                        <w:tcW w:type="dxa" w:w="2154"/>
+                        <w:tcBorders>
+                          <w:top w:val="single" w:sz="4" w:space="0" w:color="000000"/>
+                          <w:bottom w:val="single" w:sz="4" w:space="0" w:color="000000"/>
+                          <w:start w:val="single" w:sz="4" w:space="0" w:color="000000"/>
+                          <w:end w:val="single" w:sz="4" w:space="0" w:color="000000"/>
+                        </w:tcBorders>
+                        <w:vAlign w:val="center"/>
+                      </w:tcPr>
+                      <w:p>
+                        <w:pPr>
+                          <w:spacing w:before="0" w:after="0" w:line="200" w:lineRule="exact"/>
+                          <w:jc w:val="center"/>
+                        </w:pPr>
+                        <w:r/>
+                        <w:r>
+                          <w:rPr>
+                            <w:rFonts w:ascii="Times New Roman" w:hAnsi="Times New Roman"/>
+                            <w:b w:val="0"/>
+                            <w:i w:val="0"/>
+                            <w:sz w:val="16"/>
+                          </w:rPr>
+                        </w:r>
+                      </w:p>
+                    </w:tc>
+                    <w:tc>
+                      <w:tcPr>
+                        <w:tcW w:type="dxa" w:w="1020"/>
+                        <w:tcBorders>
+                          <w:top w:val="single" w:sz="4" w:space="0" w:color="000000"/>
+                          <w:bottom w:val="single" w:sz="4" w:space="0" w:color="000000"/>
+                          <w:start w:val="single" w:sz="4" w:space="0" w:color="000000"/>
+                          <w:end w:val="single" w:sz="4" w:space="0" w:color="000000"/>
+                        </w:tcBorders>
+                        <w:vAlign w:val="center"/>
+                      </w:tcPr>
+                      <w:p>
+                        <w:pPr>
+                          <w:spacing w:before="0" w:after="0" w:line="200" w:lineRule="exact"/>
+                          <w:jc w:val="center"/>
+                        </w:pPr>
+                        <w:r/>
+                        <w:r>
+                          <w:rPr>
+                            <w:rFonts w:ascii="Times New Roman" w:hAnsi="Times New Roman"/>
+                            <w:b w:val="0"/>
+                            <w:i w:val="0"/>
+                            <w:sz w:val="16"/>
+                          </w:rPr>
+                        </w:r>
+                      </w:p>
+                    </w:tc>
+                  </w:tr>
+                  <w:tr>
+                    <w:trPr>
+                      <w:trHeight w:val="215" w:hRule="atLeast"/>
+                    </w:trPr>
+                    <w:tc>
+                      <w:tcPr>
+                        <w:tcW w:type="dxa" w:w="567"/>
+                        <w:tcBorders>
+                          <w:top w:val="single" w:sz="4" w:space="0" w:color="000000"/>
+                          <w:bottom w:val="single" w:sz="4" w:space="0" w:color="000000"/>
+                          <w:start w:val="single" w:sz="4" w:space="0" w:color="000000"/>
+                          <w:end w:val="single" w:sz="4" w:space="0" w:color="000000"/>
+                        </w:tcBorders>
+                        <w:vAlign w:val="center"/>
+                      </w:tcPr>
+                      <w:p>
+                        <w:pPr>
+                          <w:spacing w:before="0" w:after="0" w:line="200" w:lineRule="exact"/>
+                          <w:jc w:val="center"/>
+                        </w:pPr>
+                        <w:r/>
+                        <w:r>
+                          <w:rPr>
+                            <w:rFonts w:ascii="Times New Roman" w:hAnsi="Times New Roman"/>
+                            <w:b w:val="0"/>
+                            <w:i w:val="0"/>
+                            <w:sz w:val="16"/>
+                          </w:rPr>
+                          <w:t>8</w:t>
+                        </w:r>
+                      </w:p>
+                    </w:tc>
+                    <w:tc>
+                      <w:tcPr>
+                        <w:tcW w:type="dxa" w:w="2154"/>
+                        <w:tcBorders>
+                          <w:top w:val="single" w:sz="4" w:space="0" w:color="000000"/>
+                          <w:bottom w:val="single" w:sz="4" w:space="0" w:color="000000"/>
+                          <w:start w:val="single" w:sz="4" w:space="0" w:color="000000"/>
+                          <w:end w:val="single" w:sz="4" w:space="0" w:color="000000"/>
+                        </w:tcBorders>
+                        <w:vAlign w:val="center"/>
+                      </w:tcPr>
+                      <w:p>
+                        <w:pPr>
+                          <w:spacing w:before="0" w:after="0" w:line="200" w:lineRule="exact"/>
+                          <w:jc w:val="center"/>
+                        </w:pPr>
+                        <w:r/>
+                        <w:r>
+                          <w:rPr>
+                            <w:rFonts w:ascii="Times New Roman" w:hAnsi="Times New Roman"/>
+                            <w:b w:val="0"/>
+                            <w:i w:val="0"/>
+                            <w:sz w:val="16"/>
+                          </w:rPr>
+                        </w:r>
+                      </w:p>
+                    </w:tc>
+                    <w:tc>
+                      <w:tcPr>
+                        <w:tcW w:type="dxa" w:w="1020"/>
+                        <w:tcBorders>
+                          <w:top w:val="single" w:sz="4" w:space="0" w:color="000000"/>
+                          <w:bottom w:val="single" w:sz="4" w:space="0" w:color="000000"/>
+                          <w:start w:val="single" w:sz="4" w:space="0" w:color="000000"/>
+                          <w:end w:val="single" w:sz="4" w:space="0" w:color="000000"/>
+                        </w:tcBorders>
+                        <w:vAlign w:val="center"/>
+                      </w:tcPr>
+                      <w:p>
+                        <w:pPr>
+                          <w:spacing w:before="0" w:after="0" w:line="200" w:lineRule="exact"/>
+                          <w:jc w:val="center"/>
+                        </w:pPr>
+                        <w:r/>
+                        <w:r>
+                          <w:rPr>
+                            <w:rFonts w:ascii="Times New Roman" w:hAnsi="Times New Roman"/>
+                            <w:b w:val="0"/>
+                            <w:i w:val="0"/>
+                            <w:sz w:val="16"/>
+                          </w:rPr>
+                        </w:r>
+                      </w:p>
+                    </w:tc>
+                  </w:tr>
+                  <w:tr>
+                    <w:trPr>
+                      <w:trHeight w:val="215" w:hRule="atLeast"/>
+                    </w:trPr>
+                    <w:tc>
+                      <w:tcPr>
+                        <w:tcW w:type="dxa" w:w="567"/>
+                        <w:tcBorders>
+                          <w:top w:val="single" w:sz="4" w:space="0" w:color="000000"/>
+                          <w:bottom w:val="single" w:sz="4" w:space="0" w:color="000000"/>
+                          <w:start w:val="single" w:sz="4" w:space="0" w:color="000000"/>
+                          <w:end w:val="single" w:sz="4" w:space="0" w:color="000000"/>
+                        </w:tcBorders>
+                        <w:vAlign w:val="center"/>
+                      </w:tcPr>
+                      <w:p>
+                        <w:pPr>
+                          <w:spacing w:before="0" w:after="0" w:line="200" w:lineRule="exact"/>
+                          <w:jc w:val="center"/>
+                        </w:pPr>
+                        <w:r/>
+                        <w:r>
+                          <w:rPr>
+                            <w:rFonts w:ascii="Times New Roman" w:hAnsi="Times New Roman"/>
+                            <w:b w:val="0"/>
+                            <w:i w:val="0"/>
+                            <w:sz w:val="16"/>
+                          </w:rPr>
+                          <w:t>9</w:t>
+                        </w:r>
+                      </w:p>
+                    </w:tc>
+                    <w:tc>
+                      <w:tcPr>
+                        <w:tcW w:type="dxa" w:w="2154"/>
+                        <w:tcBorders>
+                          <w:top w:val="single" w:sz="4" w:space="0" w:color="000000"/>
+                          <w:bottom w:val="single" w:sz="4" w:space="0" w:color="000000"/>
+                          <w:start w:val="single" w:sz="4" w:space="0" w:color="000000"/>
+                          <w:end w:val="single" w:sz="4" w:space="0" w:color="000000"/>
+                        </w:tcBorders>
+                        <w:vAlign w:val="center"/>
+                      </w:tcPr>
+                      <w:p>
+                        <w:pPr>
+                          <w:spacing w:before="0" w:after="0" w:line="200" w:lineRule="exact"/>
+                          <w:jc w:val="center"/>
+                        </w:pPr>
+                        <w:r/>
+                        <w:r>
+                          <w:rPr>
+                            <w:rFonts w:ascii="Times New Roman" w:hAnsi="Times New Roman"/>
+                            <w:b w:val="0"/>
+                            <w:i w:val="0"/>
+                            <w:sz w:val="16"/>
+                          </w:rPr>
+                        </w:r>
+                      </w:p>
+                    </w:tc>
+                    <w:tc>
+                      <w:tcPr>
+                        <w:tcW w:type="dxa" w:w="1020"/>
+                        <w:tcBorders>
+                          <w:top w:val="single" w:sz="4" w:space="0" w:color="000000"/>
+                          <w:bottom w:val="single" w:sz="4" w:space="0" w:color="000000"/>
+                          <w:start w:val="single" w:sz="4" w:space="0" w:color="000000"/>
+                          <w:end w:val="single" w:sz="4" w:space="0" w:color="000000"/>
+                        </w:tcBorders>
+                        <w:vAlign w:val="center"/>
+                      </w:tcPr>
+                      <w:p>
+                        <w:pPr>
+                          <w:spacing w:before="0" w:after="0" w:line="200" w:lineRule="exact"/>
+                          <w:jc w:val="center"/>
+                        </w:pPr>
+                        <w:r/>
+                        <w:r>
+                          <w:rPr>
+                            <w:rFonts w:ascii="Times New Roman" w:hAnsi="Times New Roman"/>
+                            <w:b w:val="0"/>
+                            <w:i w:val="0"/>
+                            <w:sz w:val="16"/>
+                          </w:rPr>
+                        </w:r>
+                      </w:p>
+                    </w:tc>
+                  </w:tr>
+                  <w:tr>
+                    <w:trPr>
+                      <w:trHeight w:val="215" w:hRule="atLeast"/>
+                    </w:trPr>
+                    <w:tc>
+                      <w:tcPr>
+                        <w:tcW w:type="dxa" w:w="567"/>
+                        <w:tcBorders>
+                          <w:top w:val="single" w:sz="4" w:space="0" w:color="000000"/>
+                          <w:bottom w:val="single" w:sz="4" w:space="0" w:color="000000"/>
+                          <w:start w:val="single" w:sz="4" w:space="0" w:color="000000"/>
+                          <w:end w:val="single" w:sz="4" w:space="0" w:color="000000"/>
+                        </w:tcBorders>
+                        <w:vAlign w:val="center"/>
+                      </w:tcPr>
+                      <w:p>
+                        <w:pPr>
+                          <w:spacing w:before="0" w:after="0" w:line="200" w:lineRule="exact"/>
+                          <w:jc w:val="center"/>
+                        </w:pPr>
+                        <w:r/>
+                        <w:r>
+                          <w:rPr>
+                            <w:rFonts w:ascii="Times New Roman" w:hAnsi="Times New Roman"/>
+                            <w:b w:val="0"/>
+                            <w:i w:val="0"/>
+                            <w:sz w:val="16"/>
+                          </w:rPr>
+                          <w:t>10</w:t>
+                        </w:r>
+                      </w:p>
+                    </w:tc>
+                    <w:tc>
+                      <w:tcPr>
+                        <w:tcW w:type="dxa" w:w="2154"/>
+                        <w:tcBorders>
+                          <w:top w:val="single" w:sz="4" w:space="0" w:color="000000"/>
+                          <w:bottom w:val="single" w:sz="4" w:space="0" w:color="000000"/>
+                          <w:start w:val="single" w:sz="4" w:space="0" w:color="000000"/>
+                          <w:end w:val="single" w:sz="4" w:space="0" w:color="000000"/>
+                        </w:tcBorders>
+                        <w:vAlign w:val="center"/>
+                      </w:tcPr>
+                      <w:p>
+                        <w:pPr>
+                          <w:spacing w:before="0" w:after="0" w:line="200" w:lineRule="exact"/>
+                          <w:jc w:val="center"/>
+                        </w:pPr>
+                        <w:r/>
+                        <w:r>
+                          <w:rPr>
+                            <w:rFonts w:ascii="Times New Roman" w:hAnsi="Times New Roman"/>
+                            <w:b w:val="0"/>
+                            <w:i w:val="0"/>
+                            <w:sz w:val="16"/>
+                          </w:rPr>
+                        </w:r>
+                      </w:p>
+                    </w:tc>
+                    <w:tc>
+                      <w:tcPr>
+                        <w:tcW w:type="dxa" w:w="1020"/>
+                        <w:tcBorders>
+                          <w:top w:val="single" w:sz="4" w:space="0" w:color="000000"/>
+                          <w:bottom w:val="single" w:sz="4" w:space="0" w:color="000000"/>
+                          <w:start w:val="single" w:sz="4" w:space="0" w:color="000000"/>
+                          <w:end w:val="single" w:sz="4" w:space="0" w:color="000000"/>
+                        </w:tcBorders>
+                        <w:vAlign w:val="center"/>
+                      </w:tcPr>
+                      <w:p>
+                        <w:pPr>
+                          <w:spacing w:before="0" w:after="0" w:line="200" w:lineRule="exact"/>
+                          <w:jc w:val="center"/>
+                        </w:pPr>
+                        <w:r/>
+                        <w:r>
+                          <w:rPr>
+                            <w:rFonts w:ascii="Times New Roman" w:hAnsi="Times New Roman"/>
+                            <w:b w:val="0"/>
+                            <w:i w:val="0"/>
+                            <w:sz w:val="16"/>
+                          </w:rPr>
+                        </w:r>
+                      </w:p>
+                    </w:tc>
+                  </w:tr>
+                  <w:tr>
+                    <w:trPr>
+                      <w:trHeight w:val="215" w:hRule="atLeast"/>
+                    </w:trPr>
+                    <w:tc>
+                      <w:tcPr>
+                        <w:tcW w:type="dxa" w:w="567"/>
+                        <w:tcBorders>
+                          <w:top w:val="single" w:sz="4" w:space="0" w:color="000000"/>
+                          <w:bottom w:val="single" w:sz="4" w:space="0" w:color="000000"/>
+                          <w:start w:val="single" w:sz="4" w:space="0" w:color="000000"/>
+                          <w:end w:val="single" w:sz="4" w:space="0" w:color="000000"/>
+                        </w:tcBorders>
+                        <w:vAlign w:val="center"/>
+                      </w:tcPr>
+                      <w:p>
+                        <w:pPr>
+                          <w:spacing w:before="0" w:after="0" w:line="200" w:lineRule="exact"/>
+                          <w:jc w:val="center"/>
+                        </w:pPr>
+                        <w:r/>
+                        <w:r>
+                          <w:rPr>
+                            <w:rFonts w:ascii="Times New Roman" w:hAnsi="Times New Roman"/>
+                            <w:b w:val="0"/>
+                            <w:i w:val="0"/>
+                            <w:sz w:val="16"/>
+                          </w:rPr>
+                          <w:t>11</w:t>
+                        </w:r>
+                      </w:p>
+                    </w:tc>
+                    <w:tc>
+                      <w:tcPr>
+                        <w:tcW w:type="dxa" w:w="2154"/>
+                        <w:tcBorders>
+                          <w:top w:val="single" w:sz="4" w:space="0" w:color="000000"/>
+                          <w:bottom w:val="single" w:sz="4" w:space="0" w:color="000000"/>
+                          <w:start w:val="single" w:sz="4" w:space="0" w:color="000000"/>
+                          <w:end w:val="single" w:sz="4" w:space="0" w:color="000000"/>
+                        </w:tcBorders>
+                        <w:vAlign w:val="center"/>
+                      </w:tcPr>
+                      <w:p>
+                        <w:pPr>
+                          <w:spacing w:before="0" w:after="0" w:line="200" w:lineRule="exact"/>
+                          <w:jc w:val="center"/>
+                        </w:pPr>
+                        <w:r/>
+                        <w:r>
+                          <w:rPr>
+                            <w:rFonts w:ascii="Times New Roman" w:hAnsi="Times New Roman"/>
+                            <w:b w:val="0"/>
+                            <w:i w:val="0"/>
+                            <w:sz w:val="16"/>
+                          </w:rPr>
+                        </w:r>
+                      </w:p>
+                    </w:tc>
+                    <w:tc>
+                      <w:tcPr>
+                        <w:tcW w:type="dxa" w:w="1020"/>
+                        <w:tcBorders>
+                          <w:top w:val="single" w:sz="4" w:space="0" w:color="000000"/>
+                          <w:bottom w:val="single" w:sz="4" w:space="0" w:color="000000"/>
+                          <w:start w:val="single" w:sz="4" w:space="0" w:color="000000"/>
+                          <w:end w:val="single" w:sz="4" w:space="0" w:color="000000"/>
+                        </w:tcBorders>
+                        <w:vAlign w:val="center"/>
+                      </w:tcPr>
+                      <w:p>
+                        <w:pPr>
+                          <w:spacing w:before="0" w:after="0" w:line="200" w:lineRule="exact"/>
+                          <w:jc w:val="center"/>
+                        </w:pPr>
+                        <w:r/>
+                        <w:r>
+                          <w:rPr>
+                            <w:rFonts w:ascii="Times New Roman" w:hAnsi="Times New Roman"/>
+                            <w:b w:val="0"/>
+                            <w:i w:val="0"/>
+                            <w:sz w:val="16"/>
+                          </w:rPr>
+                        </w:r>
+                      </w:p>
+                    </w:tc>
+                  </w:tr>
+                  <w:tr>
+                    <w:trPr>
+                      <w:trHeight w:val="215" w:hRule="atLeast"/>
+                    </w:trPr>
+                    <w:tc>
+                      <w:tcPr>
+                        <w:tcW w:type="dxa" w:w="567"/>
+                        <w:tcBorders>
+                          <w:top w:val="single" w:sz="4" w:space="0" w:color="000000"/>
+                          <w:bottom w:val="single" w:sz="4" w:space="0" w:color="000000"/>
+                          <w:start w:val="single" w:sz="4" w:space="0" w:color="000000"/>
+                          <w:end w:val="single" w:sz="4" w:space="0" w:color="000000"/>
+                        </w:tcBorders>
+                        <w:vAlign w:val="center"/>
+                      </w:tcPr>
+                      <w:p>
+                        <w:pPr>
+                          <w:spacing w:before="0" w:after="0" w:line="200" w:lineRule="exact"/>
+                          <w:jc w:val="center"/>
+                        </w:pPr>
+                        <w:r/>
+                        <w:r>
+                          <w:rPr>
+                            <w:rFonts w:ascii="Times New Roman" w:hAnsi="Times New Roman"/>
+                            <w:b w:val="0"/>
+                            <w:i w:val="0"/>
+                            <w:sz w:val="16"/>
+                          </w:rPr>
+                          <w:t>12</w:t>
+                        </w:r>
+                      </w:p>
+                    </w:tc>
+                    <w:tc>
+                      <w:tcPr>
+                        <w:tcW w:type="dxa" w:w="2154"/>
+                        <w:tcBorders>
+                          <w:top w:val="single" w:sz="4" w:space="0" w:color="000000"/>
+                          <w:bottom w:val="single" w:sz="4" w:space="0" w:color="000000"/>
+                          <w:start w:val="single" w:sz="4" w:space="0" w:color="000000"/>
+                          <w:end w:val="single" w:sz="4" w:space="0" w:color="000000"/>
+                        </w:tcBorders>
+                        <w:vAlign w:val="center"/>
+                      </w:tcPr>
+                      <w:p>
+                        <w:pPr>
+                          <w:spacing w:before="0" w:after="0" w:line="200" w:lineRule="exact"/>
+                          <w:jc w:val="center"/>
+                        </w:pPr>
+                        <w:r/>
+                        <w:r>
+                          <w:rPr>
+                            <w:rFonts w:ascii="Times New Roman" w:hAnsi="Times New Roman"/>
+                            <w:b w:val="0"/>
+                            <w:i w:val="0"/>
+                            <w:sz w:val="16"/>
+                          </w:rPr>
+                        </w:r>
+                      </w:p>
+                    </w:tc>
+                    <w:tc>
+                      <w:tcPr>
+                        <w:tcW w:type="dxa" w:w="1020"/>
+                        <w:tcBorders>
+                          <w:top w:val="single" w:sz="4" w:space="0" w:color="000000"/>
+                          <w:bottom w:val="single" w:sz="4" w:space="0" w:color="000000"/>
+                          <w:start w:val="single" w:sz="4" w:space="0" w:color="000000"/>
+                          <w:end w:val="single" w:sz="4" w:space="0" w:color="000000"/>
+                        </w:tcBorders>
+                        <w:vAlign w:val="center"/>
+                      </w:tcPr>
+                      <w:p>
+                        <w:pPr>
+                          <w:spacing w:before="0" w:after="0" w:line="200" w:lineRule="exact"/>
+                          <w:jc w:val="center"/>
+                        </w:pPr>
+                        <w:r/>
+                        <w:r>
+                          <w:rPr>
+                            <w:rFonts w:ascii="Times New Roman" w:hAnsi="Times New Roman"/>
+                            <w:b w:val="0"/>
+                            <w:i w:val="0"/>
+                            <w:sz w:val="16"/>
+                          </w:rPr>
+                        </w:r>
+                      </w:p>
+                    </w:tc>
+                  </w:tr>
+                  <w:tr>
+                    <w:trPr>
+                      <w:trHeight w:val="215" w:hRule="atLeast"/>
+                    </w:trPr>
+                    <w:tc>
+                      <w:tcPr>
+                        <w:tcW w:type="dxa" w:w="567"/>
+                        <w:tcBorders>
+                          <w:top w:val="single" w:sz="4" w:space="0" w:color="000000"/>
+                          <w:bottom w:val="single" w:sz="4" w:space="0" w:color="000000"/>
+                          <w:start w:val="single" w:sz="4" w:space="0" w:color="000000"/>
+                          <w:end w:val="single" w:sz="4" w:space="0" w:color="000000"/>
+                        </w:tcBorders>
+                        <w:vAlign w:val="center"/>
+                      </w:tcPr>
+                      <w:p>
+                        <w:pPr>
+                          <w:spacing w:before="0" w:after="0" w:line="200" w:lineRule="exact"/>
+                          <w:jc w:val="center"/>
+                        </w:pPr>
+                        <w:r/>
+                        <w:r>
+                          <w:rPr>
+                            <w:rFonts w:ascii="Times New Roman" w:hAnsi="Times New Roman"/>
+                            <w:b w:val="0"/>
+                            <w:i w:val="0"/>
+                            <w:sz w:val="16"/>
+                          </w:rPr>
+                          <w:t>13</w:t>
+                        </w:r>
+                      </w:p>
+                    </w:tc>
+                    <w:tc>
+                      <w:tcPr>
+                        <w:tcW w:type="dxa" w:w="2154"/>
+                        <w:tcBorders>
+                          <w:top w:val="single" w:sz="4" w:space="0" w:color="000000"/>
+                          <w:bottom w:val="single" w:sz="4" w:space="0" w:color="000000"/>
+                          <w:start w:val="single" w:sz="4" w:space="0" w:color="000000"/>
+                          <w:end w:val="single" w:sz="4" w:space="0" w:color="000000"/>
+                        </w:tcBorders>
+                        <w:vAlign w:val="center"/>
+                      </w:tcPr>
+                      <w:p>
+                        <w:pPr>
+                          <w:spacing w:before="0" w:after="0" w:line="200" w:lineRule="exact"/>
+                          <w:jc w:val="center"/>
+                        </w:pPr>
+                        <w:r/>
+                        <w:r>
+                          <w:rPr>
+                            <w:rFonts w:ascii="Times New Roman" w:hAnsi="Times New Roman"/>
+                            <w:b w:val="0"/>
+                            <w:i w:val="0"/>
+                            <w:sz w:val="16"/>
+                          </w:rPr>
+                        </w:r>
+                      </w:p>
+                    </w:tc>
+                    <w:tc>
+                      <w:tcPr>
+                        <w:tcW w:type="dxa" w:w="1020"/>
+                        <w:tcBorders>
+                          <w:top w:val="single" w:sz="4" w:space="0" w:color="000000"/>
+                          <w:bottom w:val="single" w:sz="4" w:space="0" w:color="000000"/>
+                          <w:start w:val="single" w:sz="4" w:space="0" w:color="000000"/>
+                          <w:end w:val="single" w:sz="4" w:space="0" w:color="000000"/>
+                        </w:tcBorders>
+                        <w:vAlign w:val="center"/>
+                      </w:tcPr>
+                      <w:p>
+                        <w:pPr>
+                          <w:spacing w:before="0" w:after="0" w:line="200" w:lineRule="exact"/>
+                          <w:jc w:val="center"/>
+                        </w:pPr>
+                        <w:r/>
+                        <w:r>
+                          <w:rPr>
+                            <w:rFonts w:ascii="Times New Roman" w:hAnsi="Times New Roman"/>
+                            <w:b w:val="0"/>
+                            <w:i w:val="0"/>
+                            <w:sz w:val="16"/>
+                          </w:rPr>
+                        </w:r>
+                      </w:p>
+                    </w:tc>
+                  </w:tr>
+                  <w:tr>
+                    <w:trPr>
+                      <w:trHeight w:val="215" w:hRule="atLeast"/>
+                    </w:trPr>
+                    <w:tc>
+                      <w:tcPr>
+                        <w:tcW w:type="dxa" w:w="567"/>
+                        <w:tcBorders>
+                          <w:top w:val="single" w:sz="4" w:space="0" w:color="000000"/>
+                          <w:bottom w:val="single" w:sz="4" w:space="0" w:color="000000"/>
+                          <w:start w:val="single" w:sz="4" w:space="0" w:color="000000"/>
+                          <w:end w:val="single" w:sz="4" w:space="0" w:color="000000"/>
+                        </w:tcBorders>
+                        <w:vAlign w:val="center"/>
+                      </w:tcPr>
+                      <w:p>
+                        <w:pPr>
+                          <w:spacing w:before="0" w:after="0" w:line="200" w:lineRule="exact"/>
+                          <w:jc w:val="center"/>
+                        </w:pPr>
+                        <w:r/>
+                        <w:r>
+                          <w:rPr>
+                            <w:rFonts w:ascii="Times New Roman" w:hAnsi="Times New Roman"/>
+                            <w:b w:val="0"/>
+                            <w:i w:val="0"/>
+                            <w:sz w:val="16"/>
+                          </w:rPr>
+                          <w:t>14</w:t>
+                        </w:r>
+                      </w:p>
+                    </w:tc>
+                    <w:tc>
+                      <w:tcPr>
+                        <w:tcW w:type="dxa" w:w="2154"/>
+                        <w:tcBorders>
+                          <w:top w:val="single" w:sz="4" w:space="0" w:color="000000"/>
+                          <w:bottom w:val="single" w:sz="4" w:space="0" w:color="000000"/>
+                          <w:start w:val="single" w:sz="4" w:space="0" w:color="000000"/>
+                          <w:end w:val="single" w:sz="4" w:space="0" w:color="000000"/>
+                        </w:tcBorders>
+                        <w:vAlign w:val="center"/>
+                      </w:tcPr>
+                      <w:p>
+                        <w:pPr>
+                          <w:spacing w:before="0" w:after="0" w:line="200" w:lineRule="exact"/>
+                          <w:jc w:val="center"/>
+                        </w:pPr>
+                        <w:r/>
+                        <w:r>
+                          <w:rPr>
+                            <w:rFonts w:ascii="Times New Roman" w:hAnsi="Times New Roman"/>
+                            <w:b w:val="0"/>
+                            <w:i w:val="0"/>
+                            <w:sz w:val="16"/>
+                          </w:rPr>
+                        </w:r>
+                      </w:p>
+                    </w:tc>
+                    <w:tc>
+                      <w:tcPr>
+                        <w:tcW w:type="dxa" w:w="1020"/>
+                        <w:tcBorders>
+                          <w:top w:val="single" w:sz="4" w:space="0" w:color="000000"/>
+                          <w:bottom w:val="single" w:sz="4" w:space="0" w:color="000000"/>
+                          <w:start w:val="single" w:sz="4" w:space="0" w:color="000000"/>
+                          <w:end w:val="single" w:sz="4" w:space="0" w:color="000000"/>
+                        </w:tcBorders>
+                        <w:vAlign w:val="center"/>
+                      </w:tcPr>
+                      <w:p>
+                        <w:pPr>
+                          <w:spacing w:before="0" w:after="0" w:line="200" w:lineRule="exact"/>
+                          <w:jc w:val="center"/>
+                        </w:pPr>
+                        <w:r/>
+                        <w:r>
+                          <w:rPr>
+                            <w:rFonts w:ascii="Times New Roman" w:hAnsi="Times New Roman"/>
+                            <w:b w:val="0"/>
+                            <w:i w:val="0"/>
+                            <w:sz w:val="16"/>
+                          </w:rPr>
+                        </w:r>
+                      </w:p>
+                    </w:tc>
+                  </w:tr>
+                  <w:tr>
+                    <w:trPr>
+                      <w:trHeight w:val="215" w:hRule="atLeast"/>
+                    </w:trPr>
+                    <w:tc>
+                      <w:tcPr>
+                        <w:tcW w:type="dxa" w:w="567"/>
+                        <w:tcBorders>
+                          <w:top w:val="single" w:sz="4" w:space="0" w:color="000000"/>
+                          <w:bottom w:val="single" w:sz="4" w:space="0" w:color="000000"/>
+                          <w:start w:val="single" w:sz="4" w:space="0" w:color="000000"/>
+                          <w:end w:val="single" w:sz="4" w:space="0" w:color="000000"/>
+                        </w:tcBorders>
+                        <w:vAlign w:val="center"/>
+                      </w:tcPr>
+                      <w:p>
+                        <w:pPr>
+                          <w:spacing w:before="0" w:after="0" w:line="200" w:lineRule="exact"/>
+                          <w:jc w:val="center"/>
+                        </w:pPr>
+                        <w:r/>
+                        <w:r>
+                          <w:rPr>
+                            <w:rFonts w:ascii="Times New Roman" w:hAnsi="Times New Roman"/>
+                            <w:b w:val="0"/>
+                            <w:i w:val="0"/>
+                            <w:sz w:val="16"/>
+                          </w:rPr>
+                          <w:t>15</w:t>
+                        </w:r>
+                      </w:p>
+                    </w:tc>
+                    <w:tc>
+                      <w:tcPr>
+                        <w:tcW w:type="dxa" w:w="2154"/>
+                        <w:tcBorders>
+                          <w:top w:val="single" w:sz="4" w:space="0" w:color="000000"/>
+                          <w:bottom w:val="single" w:sz="4" w:space="0" w:color="000000"/>
+                          <w:start w:val="single" w:sz="4" w:space="0" w:color="000000"/>
+                          <w:end w:val="single" w:sz="4" w:space="0" w:color="000000"/>
+                        </w:tcBorders>
+                        <w:vAlign w:val="center"/>
+                      </w:tcPr>
+                      <w:p>
+                        <w:pPr>
+                          <w:spacing w:before="0" w:after="0" w:line="200" w:lineRule="exact"/>
+                          <w:jc w:val="center"/>
+                        </w:pPr>
+                        <w:r/>
+                        <w:r>
+                          <w:rPr>
+                            <w:rFonts w:ascii="Times New Roman" w:hAnsi="Times New Roman"/>
+                            <w:b w:val="0"/>
+                            <w:i w:val="0"/>
+                            <w:sz w:val="16"/>
+                          </w:rPr>
+                        </w:r>
+                      </w:p>
+                    </w:tc>
+                    <w:tc>
+                      <w:tcPr>
+                        <w:tcW w:type="dxa" w:w="1020"/>
+                        <w:tcBorders>
+                          <w:top w:val="single" w:sz="4" w:space="0" w:color="000000"/>
+                          <w:bottom w:val="single" w:sz="4" w:space="0" w:color="000000"/>
+                          <w:start w:val="single" w:sz="4" w:space="0" w:color="000000"/>
+                          <w:end w:val="single" w:sz="4" w:space="0" w:color="000000"/>
+                        </w:tcBorders>
+                        <w:vAlign w:val="center"/>
+                      </w:tcPr>
+                      <w:p>
+                        <w:pPr>
+                          <w:spacing w:before="0" w:after="0" w:line="200" w:lineRule="exact"/>
+                          <w:jc w:val="center"/>
+                        </w:pPr>
+                        <w:r/>
+                        <w:r>
+                          <w:rPr>
+                            <w:rFonts w:ascii="Times New Roman" w:hAnsi="Times New Roman"/>
+                            <w:b w:val="0"/>
+                            <w:i w:val="0"/>
+                            <w:sz w:val="16"/>
+                          </w:rPr>
+                        </w:r>
+                      </w:p>
+                    </w:tc>
+                  </w:tr>
+                </w:tbl>
               </w:tc>
             </w:tr>
           </w:tbl>
         </w:tc>
         <w:tc>
           <w:tcPr>
-            <w:tcW w:type="dxa" w:w="7257"/>
+            <w:tcW w:type="dxa" w:w="7540"/>
             <w:tcBorders>
-              <w:top w:val="none" w:sz="0" w:space="0" w:color="000000"/>
-              <w:bottom w:val="none" w:sz="0" w:space="0" w:color="000000"/>
-              <w:start w:val="none" w:sz="0" w:space="0" w:color="000000"/>
-              <w:end w:val="none" w:sz="0" w:space="0" w:color="000000"/>
+              <w:top w:val="single" w:sz="4" w:space="0" w:color="000000"/>
+              <w:bottom w:val="single" w:sz="4" w:space="0" w:color="000000"/>
+              <w:start w:val="single" w:sz="4" w:space="0" w:color="000000"/>
+              <w:end w:val="single" w:sz="4" w:space="0" w:color="000000"/>
             </w:tcBorders>
           </w:tcPr>
           <w:p>
             <w:pPr>
-              <w:spacing w:before="0" w:after="60"/>
+              <w:spacing w:before="60" w:after="80"/>
               <w:jc w:val="center"/>
             </w:pPr>
             <w:r>
               <w:rPr>
                 <w:rFonts w:ascii="Times New Roman" w:hAnsi="Times New Roman"/>
                 <w:b/>
-                <w:sz w:val="19"/>
+                <w:sz w:val="24"/>
                 <w:u w:val="single"/>
               </w:rPr>
               <w:t>Detail of Claim Amount</w:t>
@@ -3986,17 +3596,16 @@
               <w:tblLook w:firstColumn="1" w:firstRow="1" w:lastColumn="0" w:lastRow="0" w:noHBand="0" w:noVBand="1" w:val="04A0"/>
             </w:tblPr>
             <w:tblGrid>
-              <w:gridCol w:w="5235"/>
-              <w:gridCol w:w="5235"/>
-              <w:gridCol w:w="5235"/>
+              <w:gridCol w:w="7965"/>
+              <w:gridCol w:w="7965"/>
             </w:tblGrid>
             <w:tr>
               <w:trPr>
-                <w:trHeight w:val="425" w:hRule="atLeast"/>
+                <w:trHeight w:val="510" w:hRule="atLeast"/>
               </w:trPr>
               <w:tc>
                 <w:tcPr>
-                  <w:tcW w:type="dxa" w:w="2948"/>
+                  <w:tcW w:type="dxa" w:w="3402"/>
                   <w:tcBorders>
                     <w:top w:val="single" w:sz="4" w:space="0" w:color="000000"/>
                     <w:bottom w:val="single" w:sz="4" w:space="0" w:color="000000"/>
@@ -4007,7 +3616,7 @@
                 </w:tcPr>
                 <w:p>
                   <w:pPr>
-                    <w:spacing w:before="0" w:after="0" w:line="200" w:lineRule="exact"/>
+                    <w:spacing w:before="0" w:after="0" w:line="220" w:lineRule="exact"/>
                     <w:jc w:val="left"/>
                   </w:pPr>
                   <w:r/>
@@ -4016,14 +3625,14 @@
                       <w:rFonts w:ascii="Times New Roman" w:hAnsi="Times New Roman"/>
                       <w:b/>
                       <w:i w:val="0"/>
-                      <w:sz w:val="16"/>
+                      <w:sz w:val="18"/>
                     </w:rPr>
                     <w:t>Script Amount (Rs.)</w:t>
                   </w:r>
                 </w:p>
                 <w:p>
                   <w:pPr>
-                    <w:spacing w:before="0" w:after="0" w:line="200" w:lineRule="exact"/>
+                    <w:spacing w:before="0" w:after="0" w:line="220" w:lineRule="exact"/>
                     <w:jc w:val="left"/>
                   </w:pPr>
                   <w:r>
@@ -4031,7 +3640,7 @@
                       <w:rFonts w:ascii="Times New Roman" w:hAnsi="Times New Roman"/>
                       <w:b/>
                       <w:i w:val="0"/>
-                      <w:sz w:val="16"/>
+                      <w:sz w:val="18"/>
                     </w:rPr>
                     <w:t>(8 Scripts)</w:t>
                   </w:r>
@@ -4039,7 +3648,7 @@
               </w:tc>
               <w:tc>
                 <w:tcPr>
-                  <w:tcW w:type="dxa" w:w="2948"/>
+                  <w:tcW w:type="dxa" w:w="3685"/>
                   <w:tcBorders>
                     <w:top w:val="single" w:sz="4" w:space="0" w:color="000000"/>
                     <w:bottom w:val="single" w:sz="4" w:space="0" w:color="000000"/>
@@ -4050,8 +3659,8 @@
                 </w:tcPr>
                 <w:p>
                   <w:pPr>
-                    <w:spacing w:before="0" w:after="0" w:line="200" w:lineRule="exact"/>
-                    <w:jc w:val="center"/>
+                    <w:spacing w:before="0" w:after="0" w:line="210" w:lineRule="exact"/>
+                    <w:jc w:val="left"/>
                   </w:pPr>
                   <w:r/>
                   <w:r>
@@ -4059,30 +3668,35 @@
                       <w:rFonts w:ascii="Times New Roman" w:hAnsi="Times New Roman"/>
                       <w:b w:val="0"/>
                       <w:i w:val="0"/>
-                      <w:sz w:val="15"/>
+                      <w:sz w:val="17"/>
                     </w:rPr>
                     <w:t>UG and PG : 30/script</w:t>
                   </w:r>
                 </w:p>
                 <w:p>
                   <w:pPr>
-                    <w:spacing w:before="0" w:after="0" w:line="200" w:lineRule="exact"/>
-                    <w:jc w:val="center"/>
+                    <w:spacing w:before="0" w:after="0" w:line="210" w:lineRule="exact"/>
+                    <w:jc w:val="left"/>
                   </w:pPr>
                   <w:r>
                     <w:rPr>
                       <w:rFonts w:ascii="Times New Roman" w:hAnsi="Times New Roman"/>
                       <w:b w:val="0"/>
                       <w:i w:val="0"/>
-                      <w:sz w:val="15"/>
+                      <w:sz w:val="17"/>
                     </w:rPr>
                     <w:t>(Min. Rs.100/- per subject)</w:t>
                   </w:r>
                 </w:p>
               </w:tc>
+            </w:tr>
+            <w:tr>
+              <w:trPr>
+                <w:trHeight w:val="510" w:hRule="atLeast"/>
+              </w:trPr>
               <w:tc>
                 <w:tcPr>
-                  <w:tcW w:type="dxa" w:w="1247"/>
+                  <w:tcW w:type="dxa" w:w="3402"/>
                   <w:tcBorders>
                     <w:top w:val="single" w:sz="4" w:space="0" w:color="000000"/>
                     <w:bottom w:val="single" w:sz="4" w:space="0" w:color="000000"/>
@@ -4093,29 +3707,39 @@
                 </w:tcPr>
                 <w:p>
                   <w:pPr>
-                    <w:spacing w:before="0" w:after="0" w:line="200" w:lineRule="exact"/>
-                    <w:jc w:val="right"/>
+                    <w:spacing w:before="0" w:after="0" w:line="220" w:lineRule="exact"/>
+                    <w:jc w:val="left"/>
                   </w:pPr>
                   <w:r/>
                   <w:r>
                     <w:rPr>
                       <w:rFonts w:ascii="Times New Roman" w:hAnsi="Times New Roman"/>
-                      <w:b w:val="0"/>
+                      <w:b/>
                       <w:i w:val="0"/>
-                      <w:sz w:val="17"/>
+                      <w:sz w:val="18"/>
                     </w:rPr>
-                    <w:t>240</w:t>
+                    <w:t>Travelling Allowance (Rs.)</w:t>
+                  </w:r>
+                </w:p>
+                <w:p>
+                  <w:pPr>
+                    <w:spacing w:before="0" w:after="0" w:line="220" w:lineRule="exact"/>
+                    <w:jc w:val="left"/>
+                  </w:pPr>
+                  <w:r>
+                    <w:rPr>
+                      <w:rFonts w:ascii="Times New Roman" w:hAnsi="Times New Roman"/>
+                      <w:b/>
+                      <w:i w:val="0"/>
+                      <w:sz w:val="18"/>
+                    </w:rPr>
+                    <w:t>(0 Km)</w:t>
                   </w:r>
                 </w:p>
               </w:tc>
-            </w:tr>
-            <w:tr>
-              <w:trPr>
-                <w:trHeight w:val="425" w:hRule="atLeast"/>
-              </w:trPr>
               <w:tc>
                 <w:tcPr>
-                  <w:tcW w:type="dxa" w:w="2948"/>
+                  <w:tcW w:type="dxa" w:w="3685"/>
                   <w:tcBorders>
                     <w:top w:val="single" w:sz="4" w:space="0" w:color="000000"/>
                     <w:bottom w:val="single" w:sz="4" w:space="0" w:color="000000"/>
@@ -4126,39 +3750,44 @@
                 </w:tcPr>
                 <w:p>
                   <w:pPr>
-                    <w:spacing w:before="0" w:after="0" w:line="200" w:lineRule="exact"/>
+                    <w:spacing w:before="0" w:after="0" w:line="210" w:lineRule="exact"/>
                     <w:jc w:val="left"/>
                   </w:pPr>
                   <w:r/>
                   <w:r>
                     <w:rPr>
                       <w:rFonts w:ascii="Times New Roman" w:hAnsi="Times New Roman"/>
-                      <w:b/>
+                      <w:b w:val="0"/>
                       <w:i w:val="0"/>
-                      <w:sz w:val="16"/>
+                      <w:sz w:val="17"/>
                     </w:rPr>
-                    <w:t>Travelling Allowance (Rs.)</w:t>
+                    <w:t>Rs. 8/Km (To and Fro)</w:t>
                   </w:r>
                 </w:p>
                 <w:p>
                   <w:pPr>
-                    <w:spacing w:before="0" w:after="0" w:line="200" w:lineRule="exact"/>
+                    <w:spacing w:before="0" w:after="0" w:line="210" w:lineRule="exact"/>
                     <w:jc w:val="left"/>
                   </w:pPr>
                   <w:r>
                     <w:rPr>
                       <w:rFonts w:ascii="Times New Roman" w:hAnsi="Times New Roman"/>
-                      <w:b/>
+                      <w:b w:val="0"/>
                       <w:i w:val="0"/>
-                      <w:sz w:val="16"/>
+                      <w:sz w:val="17"/>
                     </w:rPr>
-                    <w:t>(0 Km)</w:t>
+                    <w:t>Rs. 150 (Up to 35 Km)</w:t>
                   </w:r>
                 </w:p>
               </w:tc>
+            </w:tr>
+            <w:tr>
+              <w:trPr>
+                <w:trHeight w:val="510" w:hRule="atLeast"/>
+              </w:trPr>
               <w:tc>
                 <w:tcPr>
-                  <w:tcW w:type="dxa" w:w="2948"/>
+                  <w:tcW w:type="dxa" w:w="3402"/>
                   <w:tcBorders>
                     <w:top w:val="single" w:sz="4" w:space="0" w:color="000000"/>
                     <w:bottom w:val="single" w:sz="4" w:space="0" w:color="000000"/>
@@ -4169,39 +3798,39 @@
                 </w:tcPr>
                 <w:p>
                   <w:pPr>
-                    <w:spacing w:before="0" w:after="0" w:line="200" w:lineRule="exact"/>
-                    <w:jc w:val="center"/>
+                    <w:spacing w:before="0" w:after="0" w:line="210" w:lineRule="exact"/>
+                    <w:jc w:val="left"/>
                   </w:pPr>
                   <w:r/>
                   <w:r>
                     <w:rPr>
                       <w:rFonts w:ascii="Times New Roman" w:hAnsi="Times New Roman"/>
-                      <w:b w:val="0"/>
+                      <w:b/>
                       <w:i w:val="0"/>
-                      <w:sz w:val="15"/>
+                      <w:sz w:val="17"/>
                     </w:rPr>
-                    <w:t>Rs. 8/Km (To and Fro)</w:t>
+                    <w:t>Dearness Allowance (Rs.)</w:t>
                   </w:r>
                 </w:p>
                 <w:p>
                   <w:pPr>
-                    <w:spacing w:before="0" w:after="0" w:line="200" w:lineRule="exact"/>
-                    <w:jc w:val="center"/>
+                    <w:spacing w:before="0" w:after="0" w:line="210" w:lineRule="exact"/>
+                    <w:jc w:val="left"/>
                   </w:pPr>
                   <w:r>
                     <w:rPr>
                       <w:rFonts w:ascii="Times New Roman" w:hAnsi="Times New Roman"/>
-                      <w:b w:val="0"/>
+                      <w:b/>
                       <w:i w:val="0"/>
-                      <w:sz w:val="15"/>
+                      <w:sz w:val="17"/>
                     </w:rPr>
-                    <w:t>Rs. 150 (Up to 35 Km)</w:t>
+                    <w:t>(Session Only AN: Int./Ext. : INT.)</w:t>
                   </w:r>
                 </w:p>
               </w:tc>
               <w:tc>
                 <w:tcPr>
-                  <w:tcW w:type="dxa" w:w="1247"/>
+                  <w:tcW w:type="dxa" w:w="3685"/>
                   <w:tcBorders>
                     <w:top w:val="single" w:sz="4" w:space="0" w:color="000000"/>
                     <w:bottom w:val="single" w:sz="4" w:space="0" w:color="000000"/>
@@ -4212,8 +3841,8 @@
                 </w:tcPr>
                 <w:p>
                   <w:pPr>
-                    <w:spacing w:before="0" w:after="0" w:line="200" w:lineRule="exact"/>
-                    <w:jc w:val="right"/>
+                    <w:spacing w:before="0" w:after="0" w:line="210" w:lineRule="exact"/>
+                    <w:jc w:val="left"/>
                   </w:pPr>
                   <w:r/>
                   <w:r>
@@ -4223,18 +3852,33 @@
                       <w:i w:val="0"/>
                       <w:sz w:val="17"/>
                     </w:rPr>
-                    <w:t>0</w:t>
+                    <w:t>Rs.300/Day</w:t>
+                  </w:r>
+                </w:p>
+                <w:p>
+                  <w:pPr>
+                    <w:spacing w:before="0" w:after="0" w:line="210" w:lineRule="exact"/>
+                    <w:jc w:val="left"/>
+                  </w:pPr>
+                  <w:r>
+                    <w:rPr>
+                      <w:rFonts w:ascii="Times New Roman" w:hAnsi="Times New Roman"/>
+                      <w:b w:val="0"/>
+                      <w:i w:val="0"/>
+                      <w:sz w:val="17"/>
+                    </w:rPr>
+                    <w:t>Rs. 250/Session</w:t>
                   </w:r>
                 </w:p>
               </w:tc>
             </w:tr>
             <w:tr>
               <w:trPr>
-                <w:trHeight w:val="425" w:hRule="atLeast"/>
+                <w:trHeight w:val="510" w:hRule="atLeast"/>
               </w:trPr>
               <w:tc>
                 <w:tcPr>
-                  <w:tcW w:type="dxa" w:w="2948"/>
+                  <w:tcW w:type="dxa" w:w="3402"/>
                   <w:tcBorders>
                     <w:top w:val="single" w:sz="4" w:space="0" w:color="000000"/>
                     <w:bottom w:val="single" w:sz="4" w:space="0" w:color="000000"/>
@@ -4245,7 +3889,7 @@
                 </w:tcPr>
                 <w:p>
                   <w:pPr>
-                    <w:spacing w:before="0" w:after="0" w:line="200" w:lineRule="exact"/>
+                    <w:spacing w:before="0" w:after="0" w:line="260" w:lineRule="exact"/>
                     <w:jc w:val="left"/>
                   </w:pPr>
                   <w:r/>
@@ -4254,30 +3898,15 @@
                       <w:rFonts w:ascii="Times New Roman" w:hAnsi="Times New Roman"/>
                       <w:b/>
                       <w:i w:val="0"/>
-                      <w:sz w:val="15"/>
+                      <w:sz w:val="22"/>
                     </w:rPr>
-                    <w:t>Dearness Allowance (Rs.)</w:t>
-                  </w:r>
-                </w:p>
-                <w:p>
-                  <w:pPr>
-                    <w:spacing w:before="0" w:after="0" w:line="200" w:lineRule="exact"/>
-                    <w:jc w:val="left"/>
-                  </w:pPr>
-                  <w:r>
-                    <w:rPr>
-                      <w:rFonts w:ascii="Times New Roman" w:hAnsi="Times New Roman"/>
-                      <w:b/>
-                      <w:i w:val="0"/>
-                      <w:sz w:val="15"/>
-                    </w:rPr>
-                    <w:t>(Session: Only AN; Int./Ext. : INT.)</w:t>
+                    <w:t>Total Amount (Rs.)</w:t>
                   </w:r>
                 </w:p>
               </w:tc>
               <w:tc>
                 <w:tcPr>
-                  <w:tcW w:type="dxa" w:w="2948"/>
+                  <w:tcW w:type="dxa" w:w="3685"/>
                   <w:tcBorders>
                     <w:top w:val="single" w:sz="4" w:space="0" w:color="000000"/>
                     <w:bottom w:val="single" w:sz="4" w:space="0" w:color="000000"/>
@@ -4288,7 +3917,7 @@
                 </w:tcPr>
                 <w:p>
                   <w:pPr>
-                    <w:spacing w:before="0" w:after="0" w:line="200" w:lineRule="exact"/>
+                    <w:spacing w:before="0" w:after="0" w:line="220" w:lineRule="exact"/>
                     <w:jc w:val="center"/>
                   </w:pPr>
                   <w:r/>
@@ -4297,115 +3926,8 @@
                       <w:rFonts w:ascii="Times New Roman" w:hAnsi="Times New Roman"/>
                       <w:b w:val="0"/>
                       <w:i w:val="0"/>
-                      <w:sz w:val="15"/>
-                    </w:rPr>
-                    <w:t>Rs.300/Day</w:t>
-                  </w:r>
-                </w:p>
-                <w:p>
-                  <w:pPr>
-                    <w:spacing w:before="0" w:after="0" w:line="200" w:lineRule="exact"/>
-                    <w:jc w:val="center"/>
-                  </w:pPr>
-                  <w:r>
-                    <w:rPr>
-                      <w:rFonts w:ascii="Times New Roman" w:hAnsi="Times New Roman"/>
-                      <w:b w:val="0"/>
-                      <w:i w:val="0"/>
-                      <w:sz w:val="15"/>
-                    </w:rPr>
-                    <w:t>Rs. 250/Session</w:t>
-                  </w:r>
-                </w:p>
-              </w:tc>
-              <w:tc>
-                <w:tcPr>
-                  <w:tcW w:type="dxa" w:w="1247"/>
-                  <w:tcBorders>
-                    <w:top w:val="single" w:sz="4" w:space="0" w:color="000000"/>
-                    <w:bottom w:val="single" w:sz="4" w:space="0" w:color="000000"/>
-                    <w:start w:val="single" w:sz="4" w:space="0" w:color="000000"/>
-                    <w:end w:val="single" w:sz="4" w:space="0" w:color="000000"/>
-                  </w:tcBorders>
-                  <w:vAlign w:val="center"/>
-                </w:tcPr>
-                <w:p>
-                  <w:pPr>
-                    <w:spacing w:before="0" w:after="0" w:line="200" w:lineRule="exact"/>
-                    <w:jc w:val="right"/>
-                  </w:pPr>
-                  <w:r/>
-                  <w:r>
-                    <w:rPr>
-                      <w:rFonts w:ascii="Times New Roman" w:hAnsi="Times New Roman"/>
-                      <w:b w:val="0"/>
-                      <w:i w:val="0"/>
-                      <w:sz w:val="17"/>
-                    </w:rPr>
-                    <w:t>250</w:t>
-                  </w:r>
-                </w:p>
-              </w:tc>
-            </w:tr>
-            <w:tr>
-              <w:trPr>
-                <w:trHeight w:val="425" w:hRule="atLeast"/>
-              </w:trPr>
-              <w:tc>
-                <w:tcPr>
-                  <w:tcW w:type="dxa" w:w="2948"/>
-                  <w:tcBorders>
-                    <w:top w:val="single" w:sz="4" w:space="0" w:color="000000"/>
-                    <w:bottom w:val="single" w:sz="4" w:space="0" w:color="000000"/>
-                    <w:start w:val="single" w:sz="4" w:space="0" w:color="000000"/>
-                    <w:end w:val="single" w:sz="4" w:space="0" w:color="000000"/>
-                  </w:tcBorders>
-                  <w:vAlign w:val="center"/>
-                  <w:shd w:fill="FAFAFA"/>
-                </w:tcPr>
-                <w:p>
-                  <w:pPr>
-                    <w:spacing w:before="0" w:after="0" w:line="200" w:lineRule="exact"/>
-                    <w:jc w:val="left"/>
-                  </w:pPr>
-                  <w:r/>
-                  <w:r>
-                    <w:rPr>
-                      <w:rFonts w:ascii="Times New Roman" w:hAnsi="Times New Roman"/>
-                      <w:b/>
-                      <w:i w:val="0"/>
                       <w:sz w:val="18"/>
                     </w:rPr>
-                    <w:t>Total Amount (Rs.)</w:t>
-                  </w:r>
-                </w:p>
-              </w:tc>
-              <w:tc>
-                <w:tcPr>
-                  <w:tcW w:type="dxa" w:w="1247"/>
-                  <w:gridSpan w:val="2"/>
-                  <w:tcBorders>
-                    <w:top w:val="single" w:sz="4" w:space="0" w:color="000000"/>
-                    <w:bottom w:val="single" w:sz="4" w:space="0" w:color="000000"/>
-                    <w:start w:val="single" w:sz="4" w:space="0" w:color="000000"/>
-                    <w:end w:val="single" w:sz="4" w:space="0" w:color="000000"/>
-                  </w:tcBorders>
-                  <w:vAlign w:val="center"/>
-                </w:tcPr>
-                <w:p>
-                  <w:pPr>
-                    <w:spacing w:before="0" w:after="0" w:line="200" w:lineRule="exact"/>
-                    <w:jc w:val="left"/>
-                  </w:pPr>
-                  <w:r/>
-                  <w:r>
-                    <w:rPr>
-                      <w:rFonts w:ascii="Times New Roman" w:hAnsi="Times New Roman"/>
-                      <w:b/>
-                      <w:i w:val="0"/>
-                      <w:sz w:val="16"/>
-                    </w:rPr>
-                    <w:t>Received Rs. 490/- (Rupees Four Hundred Ninety Only)</w:t>
                   </w:r>
                 </w:p>
               </w:tc>
@@ -4413,21 +3935,76 @@
           </w:tbl>
           <w:p>
             <w:pPr>
-              <w:spacing w:before="280" w:after="20"/>
+              <w:spacing w:before="60" w:after="0"/>
+              <w:jc w:val="left"/>
+            </w:pPr>
+            <w:r>
+              <w:rPr>
+                <w:rFonts w:ascii="Times New Roman" w:hAnsi="Times New Roman"/>
+                <w:b w:val="0"/>
+                <w:sz w:val="18"/>
+              </w:rPr>
+              <w:t>Received Rs. 380/- (Rupees Three Hundred Eighty Only Only)</w:t>
+            </w:r>
+          </w:p>
+        </w:tc>
+      </w:tr>
+      <w:tr>
+        <w:tc>
+          <w:tcPr>
+            <w:tcW w:type="dxa" w:w="8220"/>
+            <w:tcBorders>
+              <w:top w:val="single" w:sz="4" w:space="0" w:color="000000"/>
+              <w:bottom w:val="single" w:sz="4" w:space="0" w:color="000000"/>
+              <w:start w:val="single" w:sz="4" w:space="0" w:color="000000"/>
+              <w:end w:val="single" w:sz="4" w:space="0" w:color="000000"/>
+            </w:tcBorders>
+            <w:vAlign w:val="center"/>
+          </w:tcPr>
+          <w:p>
+            <w:pPr>
+              <w:spacing w:before="0" w:after="0" w:line="160" w:lineRule="exact"/>
+              <w:jc w:val="center"/>
+            </w:pPr>
+            <w:r/>
+            <w:r>
+              <w:rPr>
+                <w:rFonts w:ascii="Times New Roman" w:hAnsi="Times New Roman"/>
+                <w:b w:val="0"/>
+                <w:i w:val="0"/>
+                <w:sz w:val="12"/>
+              </w:rPr>
+            </w:r>
+          </w:p>
+        </w:tc>
+        <w:tc>
+          <w:tcPr>
+            <w:tcW w:type="dxa" w:w="7540"/>
+            <w:tcBorders>
+              <w:top w:val="single" w:sz="4" w:space="0" w:color="000000"/>
+              <w:bottom w:val="single" w:sz="4" w:space="0" w:color="000000"/>
+              <w:start w:val="single" w:sz="4" w:space="0" w:color="000000"/>
+              <w:end w:val="single" w:sz="4" w:space="0" w:color="000000"/>
+            </w:tcBorders>
+            <w:vAlign w:val="bottom"/>
+          </w:tcPr>
+          <w:p>
+            <w:pPr>
+              <w:spacing w:before="240" w:after="20"/>
               <w:jc w:val="center"/>
             </w:pPr>
             <w:r>
               <w:rPr>
                 <w:rFonts w:ascii="Times New Roman" w:hAnsi="Times New Roman"/>
                 <w:b/>
-                <w:sz w:val="18"/>
+                <w:sz w:val="20"/>
               </w:rPr>
               <w:t>Signature of the Examiner</w:t>
             </w:r>
           </w:p>
           <w:p>
             <w:pPr>
-              <w:spacing w:before="0" w:after="120"/>
+              <w:spacing w:before="0" w:after="40"/>
               <w:jc w:val="center"/>
             </w:pPr>
             <w:r>
@@ -4442,11 +4019,6 @@
         </w:tc>
       </w:tr>
     </w:tbl>
-    <w:p>
-      <w:pPr>
-        <w:spacing w:before="80" w:after="0"/>
-      </w:pPr>
-    </w:p>
     <w:tbl>
       <w:tblPr>
         <w:tblW w:type="auto" w:w="0"/>
@@ -4454,9 +4026,9 @@
         <w:tblLook w:firstColumn="1" w:firstRow="1" w:lastColumn="0" w:lastRow="0" w:noHBand="0" w:noVBand="1" w:val="04A0"/>
       </w:tblPr>
       <w:tblGrid>
-        <w:gridCol w:w="5235"/>
-        <w:gridCol w:w="5235"/>
-        <w:gridCol w:w="5235"/>
+        <w:gridCol w:w="5310"/>
+        <w:gridCol w:w="5310"/>
+        <w:gridCol w:w="5310"/>
       </w:tblGrid>
       <w:tr>
         <w:trPr>
@@ -4464,36 +4036,7 @@
         </w:trPr>
         <w:tc>
           <w:tcPr>
-            <w:tcW w:type="dxa" w:w="2381"/>
-            <w:tcBorders>
-              <w:top w:val="single" w:sz="4" w:space="0" w:color="000000"/>
-              <w:bottom w:val="single" w:sz="4" w:space="0" w:color="000000"/>
-              <w:start w:val="single" w:sz="4" w:space="0" w:color="000000"/>
-              <w:end w:val="single" w:sz="4" w:space="0" w:color="000000"/>
-            </w:tcBorders>
-            <w:vAlign w:val="center"/>
-            <w:shd w:fill="FAFAFA"/>
-          </w:tcPr>
-          <w:p>
-            <w:pPr>
-              <w:spacing w:before="0" w:after="0" w:line="200" w:lineRule="exact"/>
-              <w:jc w:val="left"/>
-            </w:pPr>
-            <w:r/>
-            <w:r>
-              <w:rPr>
-                <w:rFonts w:ascii="Times New Roman" w:hAnsi="Times New Roman"/>
-                <w:b/>
-                <w:i w:val="0"/>
-                <w:sz w:val="17"/>
-              </w:rPr>
-              <w:t>ACCOUNT NUMBER :</w:t>
-            </w:r>
-          </w:p>
-        </w:tc>
-        <w:tc>
-          <w:tcPr>
-            <w:tcW w:type="dxa" w:w="7654"/>
+            <w:tcW w:type="dxa" w:w="2551"/>
             <w:tcBorders>
               <w:top w:val="single" w:sz="4" w:space="0" w:color="000000"/>
               <w:bottom w:val="single" w:sz="4" w:space="0" w:color="000000"/>
@@ -4504,15 +4047,51 @@
           </w:tcPr>
           <w:p>
             <w:pPr>
-              <w:spacing w:before="0" w:after="0" w:line="200" w:lineRule="exact"/>
+              <w:spacing w:before="0" w:after="0" w:line="240" w:lineRule="exact"/>
               <w:jc w:val="left"/>
             </w:pPr>
             <w:r/>
+            <w:r>
+              <w:rPr>
+                <w:rFonts w:ascii="Times New Roman" w:hAnsi="Times New Roman"/>
+                <w:b/>
+                <w:i w:val="0"/>
+                <w:sz w:val="20"/>
+              </w:rPr>
+              <w:t>ACCOUNT NUMBER :</w:t>
+            </w:r>
           </w:p>
         </w:tc>
         <w:tc>
           <w:tcPr>
-            <w:tcW w:type="dxa" w:w="5556"/>
+            <w:tcW w:type="dxa" w:w="6973"/>
+            <w:tcBorders>
+              <w:top w:val="single" w:sz="4" w:space="0" w:color="000000"/>
+              <w:bottom w:val="single" w:sz="4" w:space="0" w:color="000000"/>
+              <w:start w:val="single" w:sz="4" w:space="0" w:color="000000"/>
+              <w:end w:val="single" w:sz="4" w:space="0" w:color="000000"/>
+            </w:tcBorders>
+            <w:vAlign w:val="center"/>
+          </w:tcPr>
+          <w:p>
+            <w:pPr>
+              <w:spacing w:before="0" w:after="0" w:line="240" w:lineRule="exact"/>
+              <w:jc w:val="left"/>
+            </w:pPr>
+            <w:r/>
+            <w:r>
+              <w:rPr>
+                <w:rFonts w:ascii="Times New Roman" w:hAnsi="Times New Roman"/>
+                <w:b w:val="0"/>
+                <w:i w:val="0"/>
+                <w:sz w:val="20"/>
+              </w:rPr>
+            </w:r>
+          </w:p>
+        </w:tc>
+        <w:tc>
+          <w:tcPr>
+            <w:tcW w:type="dxa" w:w="6236"/>
             <w:tcBorders>
               <w:top w:val="single" w:sz="4" w:space="0" w:color="000000"/>
               <w:bottom w:val="single" w:sz="4" w:space="0" w:color="000000"/>
@@ -4524,44 +4103,14 @@
           </w:tcPr>
           <w:p>
             <w:pPr>
-              <w:spacing w:before="0" w:after="0" w:line="200" w:lineRule="exact"/>
-              <w:jc w:val="center"/>
-            </w:pPr>
-            <w:r/>
-            <w:r>
-              <w:rPr>
-                <w:rFonts w:ascii="Times New Roman" w:hAnsi="Times New Roman"/>
-                <w:b/>
-                <w:i w:val="0"/>
-                <w:sz w:val="18"/>
-              </w:rPr>
-            </w:r>
-          </w:p>
-          <w:p>
-            <w:pPr>
-              <w:spacing w:before="0" w:after="0" w:line="200" w:lineRule="exact"/>
+              <w:spacing w:before="0" w:after="80"/>
               <w:jc w:val="center"/>
             </w:pPr>
             <w:r>
               <w:rPr>
                 <w:rFonts w:ascii="Times New Roman" w:hAnsi="Times New Roman"/>
                 <w:b/>
-                <w:i w:val="0"/>
-                <w:sz w:val="18"/>
-              </w:rPr>
-            </w:r>
-          </w:p>
-          <w:p>
-            <w:pPr>
-              <w:spacing w:before="0" w:after="0" w:line="200" w:lineRule="exact"/>
-              <w:jc w:val="center"/>
-            </w:pPr>
-            <w:r>
-              <w:rPr>
-                <w:rFonts w:ascii="Times New Roman" w:hAnsi="Times New Roman"/>
-                <w:b/>
-                <w:i w:val="0"/>
-                <w:sz w:val="18"/>
+                <w:sz w:val="20"/>
               </w:rPr>
               <w:t>Signature of the Chief Examiner</w:t>
             </w:r>
@@ -4574,36 +4123,7 @@
         </w:trPr>
         <w:tc>
           <w:tcPr>
-            <w:tcW w:type="dxa" w:w="2381"/>
-            <w:tcBorders>
-              <w:top w:val="single" w:sz="4" w:space="0" w:color="000000"/>
-              <w:bottom w:val="single" w:sz="4" w:space="0" w:color="000000"/>
-              <w:start w:val="single" w:sz="4" w:space="0" w:color="000000"/>
-              <w:end w:val="single" w:sz="4" w:space="0" w:color="000000"/>
-            </w:tcBorders>
-            <w:vAlign w:val="center"/>
-            <w:shd w:fill="FAFAFA"/>
-          </w:tcPr>
-          <w:p>
-            <w:pPr>
-              <w:spacing w:before="0" w:after="0" w:line="200" w:lineRule="exact"/>
-              <w:jc w:val="left"/>
-            </w:pPr>
-            <w:r/>
-            <w:r>
-              <w:rPr>
-                <w:rFonts w:ascii="Times New Roman" w:hAnsi="Times New Roman"/>
-                <w:b/>
-                <w:i w:val="0"/>
-                <w:sz w:val="17"/>
-              </w:rPr>
-              <w:t>IFSC CODE :</w:t>
-            </w:r>
-          </w:p>
-        </w:tc>
-        <w:tc>
-          <w:tcPr>
-            <w:tcW w:type="dxa" w:w="7654"/>
+            <w:tcW w:type="dxa" w:w="2551"/>
             <w:tcBorders>
               <w:top w:val="single" w:sz="4" w:space="0" w:color="000000"/>
               <w:bottom w:val="single" w:sz="4" w:space="0" w:color="000000"/>
@@ -4614,15 +4134,51 @@
           </w:tcPr>
           <w:p>
             <w:pPr>
-              <w:spacing w:before="0" w:after="0" w:line="200" w:lineRule="exact"/>
+              <w:spacing w:before="0" w:after="0" w:line="240" w:lineRule="exact"/>
               <w:jc w:val="left"/>
             </w:pPr>
             <w:r/>
+            <w:r>
+              <w:rPr>
+                <w:rFonts w:ascii="Times New Roman" w:hAnsi="Times New Roman"/>
+                <w:b/>
+                <w:i w:val="0"/>
+                <w:sz w:val="20"/>
+              </w:rPr>
+              <w:t>IFSC CODE :</w:t>
+            </w:r>
           </w:p>
         </w:tc>
         <w:tc>
           <w:tcPr>
-            <w:tcW w:type="dxa" w:w="5235"/>
+            <w:tcW w:type="dxa" w:w="6973"/>
+            <w:tcBorders>
+              <w:top w:val="single" w:sz="4" w:space="0" w:color="000000"/>
+              <w:bottom w:val="single" w:sz="4" w:space="0" w:color="000000"/>
+              <w:start w:val="single" w:sz="4" w:space="0" w:color="000000"/>
+              <w:end w:val="single" w:sz="4" w:space="0" w:color="000000"/>
+            </w:tcBorders>
+            <w:vAlign w:val="center"/>
+          </w:tcPr>
+          <w:p>
+            <w:pPr>
+              <w:spacing w:before="0" w:after="0" w:line="240" w:lineRule="exact"/>
+              <w:jc w:val="left"/>
+            </w:pPr>
+            <w:r/>
+            <w:r>
+              <w:rPr>
+                <w:rFonts w:ascii="Times New Roman" w:hAnsi="Times New Roman"/>
+                <w:b w:val="0"/>
+                <w:i w:val="0"/>
+                <w:sz w:val="20"/>
+              </w:rPr>
+            </w:r>
+          </w:p>
+        </w:tc>
+        <w:tc>
+          <w:tcPr>
+            <w:tcW w:type="dxa" w:w="5310"/>
             <w:tcBorders>
               <w:top w:val="single" w:sz="4" w:space="0" w:color="000000"/>
               <w:bottom w:val="single" w:sz="4" w:space="0" w:color="000000"/>
@@ -4640,36 +4196,7 @@
         </w:trPr>
         <w:tc>
           <w:tcPr>
-            <w:tcW w:type="dxa" w:w="2381"/>
-            <w:tcBorders>
-              <w:top w:val="single" w:sz="4" w:space="0" w:color="000000"/>
-              <w:bottom w:val="single" w:sz="4" w:space="0" w:color="000000"/>
-              <w:start w:val="single" w:sz="4" w:space="0" w:color="000000"/>
-              <w:end w:val="single" w:sz="4" w:space="0" w:color="000000"/>
-            </w:tcBorders>
-            <w:vAlign w:val="center"/>
-            <w:shd w:fill="FAFAFA"/>
-          </w:tcPr>
-          <w:p>
-            <w:pPr>
-              <w:spacing w:before="0" w:after="0" w:line="200" w:lineRule="exact"/>
-              <w:jc w:val="left"/>
-            </w:pPr>
-            <w:r/>
-            <w:r>
-              <w:rPr>
-                <w:rFonts w:ascii="Times New Roman" w:hAnsi="Times New Roman"/>
-                <w:b/>
-                <w:i w:val="0"/>
-                <w:sz w:val="17"/>
-              </w:rPr>
-              <w:t>BANK NAME :</w:t>
-            </w:r>
-          </w:p>
-        </w:tc>
-        <w:tc>
-          <w:tcPr>
-            <w:tcW w:type="dxa" w:w="7654"/>
+            <w:tcW w:type="dxa" w:w="2551"/>
             <w:tcBorders>
               <w:top w:val="single" w:sz="4" w:space="0" w:color="000000"/>
               <w:bottom w:val="single" w:sz="4" w:space="0" w:color="000000"/>
@@ -4680,15 +4207,51 @@
           </w:tcPr>
           <w:p>
             <w:pPr>
-              <w:spacing w:before="0" w:after="0" w:line="200" w:lineRule="exact"/>
+              <w:spacing w:before="0" w:after="0" w:line="240" w:lineRule="exact"/>
               <w:jc w:val="left"/>
             </w:pPr>
             <w:r/>
+            <w:r>
+              <w:rPr>
+                <w:rFonts w:ascii="Times New Roman" w:hAnsi="Times New Roman"/>
+                <w:b/>
+                <w:i w:val="0"/>
+                <w:sz w:val="20"/>
+              </w:rPr>
+              <w:t>BANK NAME :</w:t>
+            </w:r>
           </w:p>
         </w:tc>
         <w:tc>
           <w:tcPr>
-            <w:tcW w:type="dxa" w:w="5235"/>
+            <w:tcW w:type="dxa" w:w="6973"/>
+            <w:tcBorders>
+              <w:top w:val="single" w:sz="4" w:space="0" w:color="000000"/>
+              <w:bottom w:val="single" w:sz="4" w:space="0" w:color="000000"/>
+              <w:start w:val="single" w:sz="4" w:space="0" w:color="000000"/>
+              <w:end w:val="single" w:sz="4" w:space="0" w:color="000000"/>
+            </w:tcBorders>
+            <w:vAlign w:val="center"/>
+          </w:tcPr>
+          <w:p>
+            <w:pPr>
+              <w:spacing w:before="0" w:after="0" w:line="240" w:lineRule="exact"/>
+              <w:jc w:val="left"/>
+            </w:pPr>
+            <w:r/>
+            <w:r>
+              <w:rPr>
+                <w:rFonts w:ascii="Times New Roman" w:hAnsi="Times New Roman"/>
+                <w:b w:val="0"/>
+                <w:i w:val="0"/>
+                <w:sz w:val="20"/>
+              </w:rPr>
+            </w:r>
+          </w:p>
+        </w:tc>
+        <w:tc>
+          <w:tcPr>
+            <w:tcW w:type="dxa" w:w="5310"/>
             <w:tcBorders>
               <w:top w:val="single" w:sz="4" w:space="0" w:color="000000"/>
               <w:bottom w:val="single" w:sz="4" w:space="0" w:color="000000"/>
@@ -4706,36 +4269,7 @@
         </w:trPr>
         <w:tc>
           <w:tcPr>
-            <w:tcW w:type="dxa" w:w="2381"/>
-            <w:tcBorders>
-              <w:top w:val="single" w:sz="4" w:space="0" w:color="000000"/>
-              <w:bottom w:val="single" w:sz="4" w:space="0" w:color="000000"/>
-              <w:start w:val="single" w:sz="4" w:space="0" w:color="000000"/>
-              <w:end w:val="single" w:sz="4" w:space="0" w:color="000000"/>
-            </w:tcBorders>
-            <w:vAlign w:val="center"/>
-            <w:shd w:fill="FAFAFA"/>
-          </w:tcPr>
-          <w:p>
-            <w:pPr>
-              <w:spacing w:before="0" w:after="0" w:line="200" w:lineRule="exact"/>
-              <w:jc w:val="left"/>
-            </w:pPr>
-            <w:r/>
-            <w:r>
-              <w:rPr>
-                <w:rFonts w:ascii="Times New Roman" w:hAnsi="Times New Roman"/>
-                <w:b/>
-                <w:i w:val="0"/>
-                <w:sz w:val="17"/>
-              </w:rPr>
-              <w:t>BRANCH :</w:t>
-            </w:r>
-          </w:p>
-        </w:tc>
-        <w:tc>
-          <w:tcPr>
-            <w:tcW w:type="dxa" w:w="7654"/>
+            <w:tcW w:type="dxa" w:w="2551"/>
             <w:tcBorders>
               <w:top w:val="single" w:sz="4" w:space="0" w:color="000000"/>
               <w:bottom w:val="single" w:sz="4" w:space="0" w:color="000000"/>
@@ -4746,15 +4280,51 @@
           </w:tcPr>
           <w:p>
             <w:pPr>
-              <w:spacing w:before="0" w:after="0" w:line="200" w:lineRule="exact"/>
+              <w:spacing w:before="0" w:after="0" w:line="240" w:lineRule="exact"/>
               <w:jc w:val="left"/>
             </w:pPr>
             <w:r/>
+            <w:r>
+              <w:rPr>
+                <w:rFonts w:ascii="Times New Roman" w:hAnsi="Times New Roman"/>
+                <w:b/>
+                <w:i w:val="0"/>
+                <w:sz w:val="20"/>
+              </w:rPr>
+              <w:t>BRANCH :</w:t>
+            </w:r>
           </w:p>
         </w:tc>
         <w:tc>
           <w:tcPr>
-            <w:tcW w:type="dxa" w:w="5235"/>
+            <w:tcW w:type="dxa" w:w="6973"/>
+            <w:tcBorders>
+              <w:top w:val="single" w:sz="4" w:space="0" w:color="000000"/>
+              <w:bottom w:val="single" w:sz="4" w:space="0" w:color="000000"/>
+              <w:start w:val="single" w:sz="4" w:space="0" w:color="000000"/>
+              <w:end w:val="single" w:sz="4" w:space="0" w:color="000000"/>
+            </w:tcBorders>
+            <w:vAlign w:val="center"/>
+          </w:tcPr>
+          <w:p>
+            <w:pPr>
+              <w:spacing w:before="0" w:after="0" w:line="240" w:lineRule="exact"/>
+              <w:jc w:val="left"/>
+            </w:pPr>
+            <w:r/>
+            <w:r>
+              <w:rPr>
+                <w:rFonts w:ascii="Times New Roman" w:hAnsi="Times New Roman"/>
+                <w:b w:val="0"/>
+                <w:i w:val="0"/>
+                <w:sz w:val="20"/>
+              </w:rPr>
+            </w:r>
+          </w:p>
+        </w:tc>
+        <w:tc>
+          <w:tcPr>
+            <w:tcW w:type="dxa" w:w="5310"/>
             <w:tcBorders>
               <w:top w:val="single" w:sz="4" w:space="0" w:color="000000"/>
               <w:bottom w:val="single" w:sz="4" w:space="0" w:color="000000"/>
@@ -4769,7 +4339,7 @@
     </w:tbl>
     <w:sectPr>
       <w:pgSz w:w="16838" w:h="11906" w:orient="landscape"/>
-      <w:pgMar w:top="454" w:right="567" w:bottom="454" w:left="567" w:header="720" w:footer="720" w:gutter="0"/>
+      <w:pgMar w:top="340" w:right="454" w:bottom="283" w:left="454" w:header="720" w:footer="720" w:gutter="0"/>
       <w:cols w:space="720"/>
       <w:docGrid w:linePitch="360"/>
     </w:sectPr>
